--- a/5_semester/Инфокоммуникационные/ИСИС-1.docx
+++ b/5_semester/Инфокоммуникационные/ИСИС-1.docx
@@ -1,6 +1,6 @@
 
 <file path=word/document.xml><?xml version="1.0" encoding="utf-8"?>
-<w:document xmlns:wpc="http://schemas.microsoft.com/office/word/2010/wordprocessingCanvas" xmlns:cx="http://schemas.microsoft.com/office/drawing/2014/chartex" xmlns:cx1="http://schemas.microsoft.com/office/drawing/2015/9/8/chartex" xmlns:cx2="http://schemas.microsoft.com/office/drawing/2015/10/21/chartex" xmlns:cx3="http://schemas.microsoft.com/office/drawing/2016/5/9/chartex" xmlns:cx4="http://schemas.microsoft.com/office/drawing/2016/5/10/chartex" xmlns:cx5="http://schemas.microsoft.com/office/drawing/2016/5/11/chartex" xmlns:cx6="http://schemas.microsoft.com/office/drawing/2016/5/12/chartex" xmlns:cx7="http://schemas.microsoft.com/office/drawing/2016/5/13/chartex" xmlns:cx8="http://schemas.microsoft.com/office/drawing/2016/5/14/chartex" xmlns:mc="http://schemas.openxmlformats.org/markup-compatibility/2006" xmlns:aink="http://schemas.microsoft.com/office/drawing/2016/ink" xmlns:am3d="http://schemas.microsoft.com/office/drawing/2017/model3d" xmlns:o="urn:schemas-microsoft-com:office:office" xmlns:r="http://schemas.openxmlformats.org/officeDocument/2006/relationships" xmlns:m="http://schemas.openxmlformats.org/officeDocument/2006/math" xmlns:v="urn:schemas-microsoft-com:vml" xmlns:wp14="http://schemas.microsoft.com/office/word/2010/wordprocessingDrawing" xmlns:wp="http://schemas.openxmlformats.org/drawingml/2006/wordprocessingDrawing" xmlns:w10="urn:schemas-microsoft-com:office:word" xmlns:w="http://schemas.openxmlformats.org/wordprocessingml/2006/main" xmlns:w14="http://schemas.microsoft.com/office/word/2010/wordml" xmlns:w15="http://schemas.microsoft.com/office/word/2012/wordml" xmlns:w16cid="http://schemas.microsoft.com/office/word/2016/wordml/cid" xmlns:w16se="http://schemas.microsoft.com/office/word/2015/wordml/symex" xmlns:wpg="http://schemas.microsoft.com/office/word/2010/wordprocessingGroup" xmlns:wpi="http://schemas.microsoft.com/office/word/2010/wordprocessingInk" xmlns:wne="http://schemas.microsoft.com/office/word/2006/wordml" xmlns:wps="http://schemas.microsoft.com/office/word/2010/wordprocessingShape" mc:Ignorable="w14 w15 w16se w16cid wp14">
+<w:document xmlns:wpc="http://schemas.microsoft.com/office/word/2010/wordprocessingCanvas" xmlns:cx="http://schemas.microsoft.com/office/drawing/2014/chartex" xmlns:cx1="http://schemas.microsoft.com/office/drawing/2015/9/8/chartex" xmlns:cx2="http://schemas.microsoft.com/office/drawing/2015/10/21/chartex" xmlns:cx3="http://schemas.microsoft.com/office/drawing/2016/5/9/chartex" xmlns:cx4="http://schemas.microsoft.com/office/drawing/2016/5/10/chartex" xmlns:cx5="http://schemas.microsoft.com/office/drawing/2016/5/11/chartex" xmlns:cx6="http://schemas.microsoft.com/office/drawing/2016/5/12/chartex" xmlns:cx7="http://schemas.microsoft.com/office/drawing/2016/5/13/chartex" xmlns:cx8="http://schemas.microsoft.com/office/drawing/2016/5/14/chartex" xmlns:mc="http://schemas.openxmlformats.org/markup-compatibility/2006" xmlns:aink="http://schemas.microsoft.com/office/drawing/2016/ink" xmlns:am3d="http://schemas.microsoft.com/office/drawing/2017/model3d" xmlns:o="urn:schemas-microsoft-com:office:office" xmlns:oel="http://schemas.microsoft.com/office/2019/extlst" xmlns:r="http://schemas.openxmlformats.org/officeDocument/2006/relationships" xmlns:m="http://schemas.openxmlformats.org/officeDocument/2006/math" xmlns:v="urn:schemas-microsoft-com:vml" xmlns:wp14="http://schemas.microsoft.com/office/word/2010/wordprocessingDrawing" xmlns:wp="http://schemas.openxmlformats.org/drawingml/2006/wordprocessingDrawing" xmlns:w10="urn:schemas-microsoft-com:office:word" xmlns:w="http://schemas.openxmlformats.org/wordprocessingml/2006/main" xmlns:w14="http://schemas.microsoft.com/office/word/2010/wordml" xmlns:w15="http://schemas.microsoft.com/office/word/2012/wordml" xmlns:w16cex="http://schemas.microsoft.com/office/word/2018/wordml/cex" xmlns:w16cid="http://schemas.microsoft.com/office/word/2016/wordml/cid" xmlns:w16="http://schemas.microsoft.com/office/word/2018/wordml" xmlns:w16sdtdh="http://schemas.microsoft.com/office/word/2020/wordml/sdtdatahash" xmlns:w16se="http://schemas.microsoft.com/office/word/2015/wordml/symex" xmlns:wpg="http://schemas.microsoft.com/office/word/2010/wordprocessingGroup" xmlns:wpi="http://schemas.microsoft.com/office/word/2010/wordprocessingInk" xmlns:wne="http://schemas.microsoft.com/office/word/2006/wordml" xmlns:wps="http://schemas.microsoft.com/office/word/2010/wordprocessingShape" mc:Ignorable="w14 w15 w16se w16cid w16 w16cex w16sdtdh wp14">
   <w:body>
     <w:p>
       <w:pPr>
@@ -1588,7 +1588,7 @@
               <w:rPr>
                 <w:webHidden/>
               </w:rPr>
-              <w:t>4</w:t>
+              <w:t>5</w:t>
             </w:r>
             <w:r>
               <w:rPr>
@@ -1672,7 +1672,7 @@
               <w:rPr>
                 <w:webHidden/>
               </w:rPr>
-              <w:t>5</w:t>
+              <w:t>6</w:t>
             </w:r>
             <w:r>
               <w:rPr>
@@ -1756,7 +1756,7 @@
               <w:rPr>
                 <w:webHidden/>
               </w:rPr>
-              <w:t>8</w:t>
+              <w:t>9</w:t>
             </w:r>
             <w:r>
               <w:rPr>
@@ -1840,7 +1840,7 @@
               <w:rPr>
                 <w:webHidden/>
               </w:rPr>
-              <w:t>11</w:t>
+              <w:t>12</w:t>
             </w:r>
             <w:r>
               <w:rPr>
@@ -1909,7 +1909,7 @@
               <w:rPr>
                 <w:webHidden/>
               </w:rPr>
-              <w:t>14</w:t>
+              <w:t>15</w:t>
             </w:r>
             <w:r>
               <w:rPr>
@@ -1954,8 +1954,6 @@
         </w:rPr>
         <w:br w:type="page"/>
       </w:r>
-      <w:bookmarkStart w:id="3" w:name="_GoBack"/>
-      <w:bookmarkEnd w:id="3"/>
     </w:p>
     <w:p>
       <w:pPr>
@@ -1969,7 +1967,7 @@
           <w:szCs w:val="28"/>
         </w:rPr>
       </w:pPr>
-      <w:bookmarkStart w:id="4" w:name="_Toc212747966"/>
+      <w:bookmarkStart w:id="3" w:name="_Toc212747966"/>
       <w:r>
         <w:rPr>
           <w:b/>
@@ -1990,7 +1988,7 @@
         </w:rPr>
         <w:t>Цель работы</w:t>
       </w:r>
-      <w:bookmarkEnd w:id="4"/>
+      <w:bookmarkEnd w:id="3"/>
     </w:p>
     <w:p>
       <w:pPr>
@@ -2046,8 +2044,8 @@
           <w:szCs w:val="28"/>
         </w:rPr>
       </w:pPr>
+      <w:bookmarkStart w:id="4" w:name="_Toc212747967"/>
       <w:bookmarkStart w:id="5" w:name="_Toc145966786"/>
-      <w:bookmarkStart w:id="6" w:name="_Toc212747967"/>
       <w:r>
         <w:rPr>
           <w:b/>
@@ -2076,7 +2074,7 @@
         </w:rPr>
         <w:t xml:space="preserve"> и исходные данные</w:t>
       </w:r>
-      <w:bookmarkEnd w:id="6"/>
+      <w:bookmarkEnd w:id="4"/>
     </w:p>
     <w:p>
       <w:pPr>
@@ -2593,6 +2591,483 @@
     <w:p>
       <w:pPr>
         <w:spacing w:line="360" w:lineRule="auto"/>
+        <w:jc w:val="both"/>
+        <w:rPr>
+          <w:sz w:val="28"/>
+          <w:szCs w:val="28"/>
+        </w:rPr>
+      </w:pPr>
+      <w:r>
+        <w:rPr>
+          <w:sz w:val="28"/>
+          <w:szCs w:val="28"/>
+        </w:rPr>
+        <w:t xml:space="preserve">На рисунках 1-3 изображен результат </w:t>
+      </w:r>
+      <w:r>
+        <w:rPr>
+          <w:sz w:val="28"/>
+          <w:szCs w:val="28"/>
+          <w:lang w:val="en-GB"/>
+        </w:rPr>
+        <w:t>ping</w:t>
+      </w:r>
+      <w:r>
+        <w:rPr>
+          <w:sz w:val="28"/>
+          <w:szCs w:val="28"/>
+        </w:rPr>
+        <w:t xml:space="preserve"> -</w:t>
+      </w:r>
+      <w:r>
+        <w:rPr>
+          <w:sz w:val="28"/>
+          <w:szCs w:val="28"/>
+          <w:lang w:val="en-GB"/>
+        </w:rPr>
+        <w:t>n</w:t>
+      </w:r>
+      <w:r>
+        <w:rPr>
+          <w:sz w:val="28"/>
+          <w:szCs w:val="28"/>
+        </w:rPr>
+        <w:t xml:space="preserve"> 5.</w:t>
+      </w:r>
+    </w:p>
+    <w:p>
+      <w:pPr>
+        <w:spacing w:line="360" w:lineRule="auto"/>
+        <w:jc w:val="center"/>
+        <w:rPr>
+          <w:sz w:val="28"/>
+          <w:szCs w:val="28"/>
+          <w:lang w:val="en-GB"/>
+        </w:rPr>
+      </w:pPr>
+      <w:r>
+        <w:rPr>
+          <w:sz w:val="28"/>
+          <w:szCs w:val="28"/>
+          <w:lang w:val="en-GB"/>
+        </w:rPr>
+        <w:lastRenderedPageBreak/>
+        <w:drawing>
+          <wp:inline distT="0" distB="0" distL="0" distR="0" wp14:anchorId="400E5FA3" wp14:editId="48AF237E">
+            <wp:extent cx="5156886" cy="2261372"/>
+            <wp:effectExtent l="0" t="0" r="0" b="0"/>
+            <wp:docPr id="1363528103" name="Рисунок 1"/>
+            <wp:cNvGraphicFramePr>
+              <a:graphicFrameLocks xmlns:a="http://schemas.openxmlformats.org/drawingml/2006/main" noChangeAspect="1"/>
+            </wp:cNvGraphicFramePr>
+            <a:graphic xmlns:a="http://schemas.openxmlformats.org/drawingml/2006/main">
+              <a:graphicData uri="http://schemas.openxmlformats.org/drawingml/2006/picture">
+                <pic:pic xmlns:pic="http://schemas.openxmlformats.org/drawingml/2006/picture">
+                  <pic:nvPicPr>
+                    <pic:cNvPr id="1363528103" name=""/>
+                    <pic:cNvPicPr/>
+                  </pic:nvPicPr>
+                  <pic:blipFill>
+                    <a:blip r:embed="rId11"/>
+                    <a:stretch>
+                      <a:fillRect/>
+                    </a:stretch>
+                  </pic:blipFill>
+                  <pic:spPr>
+                    <a:xfrm>
+                      <a:off x="0" y="0"/>
+                      <a:ext cx="5169776" cy="2267024"/>
+                    </a:xfrm>
+                    <a:prstGeom prst="rect">
+                      <a:avLst/>
+                    </a:prstGeom>
+                  </pic:spPr>
+                </pic:pic>
+              </a:graphicData>
+            </a:graphic>
+          </wp:inline>
+        </w:drawing>
+      </w:r>
+    </w:p>
+    <w:p>
+      <w:pPr>
+        <w:spacing w:line="360" w:lineRule="auto"/>
+        <w:ind w:firstLine="709"/>
+        <w:jc w:val="center"/>
+        <w:rPr>
+          <w:sz w:val="28"/>
+          <w:szCs w:val="28"/>
+          <w:lang w:val="en-GB"/>
+        </w:rPr>
+      </w:pPr>
+      <w:r>
+        <w:rPr>
+          <w:sz w:val="28"/>
+          <w:szCs w:val="28"/>
+        </w:rPr>
+        <w:t xml:space="preserve">Рисунок 1 – </w:t>
+      </w:r>
+      <w:r>
+        <w:rPr>
+          <w:sz w:val="28"/>
+          <w:szCs w:val="28"/>
+        </w:rPr>
+        <w:t xml:space="preserve">Вывод </w:t>
+      </w:r>
+      <w:r>
+        <w:rPr>
+          <w:sz w:val="28"/>
+          <w:szCs w:val="28"/>
+          <w:lang w:val="en-GB"/>
+        </w:rPr>
+        <w:t>ping</w:t>
+      </w:r>
+      <w:r>
+        <w:rPr>
+          <w:sz w:val="28"/>
+          <w:szCs w:val="28"/>
+        </w:rPr>
+        <w:t xml:space="preserve"> </w:t>
+      </w:r>
+      <w:r>
+        <w:rPr>
+          <w:sz w:val="28"/>
+          <w:szCs w:val="28"/>
+        </w:rPr>
+        <w:t xml:space="preserve">5 пакетов </w:t>
+      </w:r>
+      <w:r>
+        <w:rPr>
+          <w:sz w:val="28"/>
+          <w:szCs w:val="28"/>
+          <w:lang w:val="en-GB"/>
+        </w:rPr>
+        <w:t>Yandex</w:t>
+      </w:r>
+      <w:r>
+        <w:rPr>
+          <w:sz w:val="28"/>
+          <w:szCs w:val="28"/>
+        </w:rPr>
+        <w:t>.</w:t>
+      </w:r>
+      <w:proofErr w:type="spellStart"/>
+      <w:r>
+        <w:rPr>
+          <w:sz w:val="28"/>
+          <w:szCs w:val="28"/>
+          <w:lang w:val="en-GB"/>
+        </w:rPr>
+        <w:t>ru</w:t>
+      </w:r>
+      <w:proofErr w:type="spellEnd"/>
+    </w:p>
+    <w:p>
+      <w:pPr>
+        <w:spacing w:line="360" w:lineRule="auto"/>
+        <w:ind w:firstLine="709"/>
+        <w:jc w:val="center"/>
+        <w:rPr>
+          <w:sz w:val="28"/>
+          <w:szCs w:val="28"/>
+          <w:lang w:val="en-GB"/>
+        </w:rPr>
+      </w:pPr>
+    </w:p>
+    <w:p>
+      <w:pPr>
+        <w:spacing w:line="360" w:lineRule="auto"/>
+        <w:ind w:firstLine="709"/>
+        <w:jc w:val="center"/>
+        <w:rPr>
+          <w:sz w:val="28"/>
+          <w:szCs w:val="28"/>
+          <w:lang w:val="en-GB"/>
+        </w:rPr>
+      </w:pPr>
+      <w:r>
+        <w:rPr>
+          <w:sz w:val="28"/>
+          <w:szCs w:val="28"/>
+        </w:rPr>
+        <w:drawing>
+          <wp:inline distT="0" distB="0" distL="0" distR="0" wp14:anchorId="59CF15F9" wp14:editId="16045EB8">
+            <wp:extent cx="5140166" cy="1587380"/>
+            <wp:effectExtent l="0" t="0" r="3810" b="635"/>
+            <wp:docPr id="1130013752" name="Рисунок 1"/>
+            <wp:cNvGraphicFramePr>
+              <a:graphicFrameLocks xmlns:a="http://schemas.openxmlformats.org/drawingml/2006/main" noChangeAspect="1"/>
+            </wp:cNvGraphicFramePr>
+            <a:graphic xmlns:a="http://schemas.openxmlformats.org/drawingml/2006/main">
+              <a:graphicData uri="http://schemas.openxmlformats.org/drawingml/2006/picture">
+                <pic:pic xmlns:pic="http://schemas.openxmlformats.org/drawingml/2006/picture">
+                  <pic:nvPicPr>
+                    <pic:cNvPr id="1130013752" name=""/>
+                    <pic:cNvPicPr/>
+                  </pic:nvPicPr>
+                  <pic:blipFill>
+                    <a:blip r:embed="rId12"/>
+                    <a:stretch>
+                      <a:fillRect/>
+                    </a:stretch>
+                  </pic:blipFill>
+                  <pic:spPr>
+                    <a:xfrm>
+                      <a:off x="0" y="0"/>
+                      <a:ext cx="5246917" cy="1620347"/>
+                    </a:xfrm>
+                    <a:prstGeom prst="rect">
+                      <a:avLst/>
+                    </a:prstGeom>
+                  </pic:spPr>
+                </pic:pic>
+              </a:graphicData>
+            </a:graphic>
+          </wp:inline>
+        </w:drawing>
+      </w:r>
+    </w:p>
+    <w:p>
+      <w:pPr>
+        <w:spacing w:line="360" w:lineRule="auto"/>
+        <w:ind w:firstLine="709"/>
+        <w:jc w:val="center"/>
+        <w:rPr>
+          <w:sz w:val="28"/>
+          <w:szCs w:val="28"/>
+        </w:rPr>
+      </w:pPr>
+      <w:r>
+        <w:rPr>
+          <w:sz w:val="28"/>
+          <w:szCs w:val="28"/>
+        </w:rPr>
+        <w:t xml:space="preserve">Рисунок </w:t>
+      </w:r>
+      <w:r>
+        <w:rPr>
+          <w:sz w:val="28"/>
+          <w:szCs w:val="28"/>
+        </w:rPr>
+        <w:t>2</w:t>
+      </w:r>
+      <w:r>
+        <w:rPr>
+          <w:sz w:val="28"/>
+          <w:szCs w:val="28"/>
+        </w:rPr>
+        <w:t xml:space="preserve"> – </w:t>
+      </w:r>
+      <w:r>
+        <w:rPr>
+          <w:sz w:val="28"/>
+          <w:szCs w:val="28"/>
+        </w:rPr>
+        <w:t xml:space="preserve">Вывод </w:t>
+      </w:r>
+      <w:r>
+        <w:rPr>
+          <w:sz w:val="28"/>
+          <w:szCs w:val="28"/>
+          <w:lang w:val="en-GB"/>
+        </w:rPr>
+        <w:t>ping</w:t>
+      </w:r>
+      <w:r>
+        <w:rPr>
+          <w:sz w:val="28"/>
+          <w:szCs w:val="28"/>
+        </w:rPr>
+        <w:t xml:space="preserve"> </w:t>
+      </w:r>
+      <w:r>
+        <w:rPr>
+          <w:sz w:val="28"/>
+          <w:szCs w:val="28"/>
+        </w:rPr>
+        <w:t xml:space="preserve">5 пакетов </w:t>
+      </w:r>
+      <w:proofErr w:type="spellStart"/>
+      <w:r>
+        <w:rPr>
+          <w:sz w:val="28"/>
+          <w:szCs w:val="28"/>
+          <w:lang w:val="en-GB"/>
+        </w:rPr>
+        <w:t>gismeteo</w:t>
+      </w:r>
+      <w:proofErr w:type="spellEnd"/>
+      <w:r>
+        <w:rPr>
+          <w:sz w:val="28"/>
+          <w:szCs w:val="28"/>
+        </w:rPr>
+        <w:t>.</w:t>
+      </w:r>
+      <w:proofErr w:type="spellStart"/>
+      <w:r>
+        <w:rPr>
+          <w:sz w:val="28"/>
+          <w:szCs w:val="28"/>
+          <w:lang w:val="en-GB"/>
+        </w:rPr>
+        <w:t>ru</w:t>
+      </w:r>
+      <w:proofErr w:type="spellEnd"/>
+    </w:p>
+    <w:p>
+      <w:pPr>
+        <w:spacing w:line="360" w:lineRule="auto"/>
+        <w:ind w:firstLine="709"/>
+        <w:jc w:val="center"/>
+        <w:rPr>
+          <w:sz w:val="28"/>
+          <w:szCs w:val="28"/>
+        </w:rPr>
+      </w:pPr>
+    </w:p>
+    <w:p>
+      <w:pPr>
+        <w:spacing w:line="360" w:lineRule="auto"/>
+        <w:ind w:firstLine="709"/>
+        <w:jc w:val="center"/>
+        <w:rPr>
+          <w:sz w:val="28"/>
+          <w:szCs w:val="28"/>
+          <w:lang w:val="en-GB"/>
+        </w:rPr>
+      </w:pPr>
+      <w:r>
+        <w:rPr>
+          <w:sz w:val="28"/>
+          <w:szCs w:val="28"/>
+        </w:rPr>
+        <w:drawing>
+          <wp:inline distT="0" distB="0" distL="0" distR="0" wp14:anchorId="5BC7DAE0" wp14:editId="1EE96A53">
+            <wp:extent cx="5020101" cy="1707532"/>
+            <wp:effectExtent l="0" t="0" r="0" b="0"/>
+            <wp:docPr id="347749797" name="Рисунок 1"/>
+            <wp:cNvGraphicFramePr>
+              <a:graphicFrameLocks xmlns:a="http://schemas.openxmlformats.org/drawingml/2006/main" noChangeAspect="1"/>
+            </wp:cNvGraphicFramePr>
+            <a:graphic xmlns:a="http://schemas.openxmlformats.org/drawingml/2006/main">
+              <a:graphicData uri="http://schemas.openxmlformats.org/drawingml/2006/picture">
+                <pic:pic xmlns:pic="http://schemas.openxmlformats.org/drawingml/2006/picture">
+                  <pic:nvPicPr>
+                    <pic:cNvPr id="347749797" name=""/>
+                    <pic:cNvPicPr/>
+                  </pic:nvPicPr>
+                  <pic:blipFill>
+                    <a:blip r:embed="rId13"/>
+                    <a:stretch>
+                      <a:fillRect/>
+                    </a:stretch>
+                  </pic:blipFill>
+                  <pic:spPr>
+                    <a:xfrm>
+                      <a:off x="0" y="0"/>
+                      <a:ext cx="5068032" cy="1723835"/>
+                    </a:xfrm>
+                    <a:prstGeom prst="rect">
+                      <a:avLst/>
+                    </a:prstGeom>
+                  </pic:spPr>
+                </pic:pic>
+              </a:graphicData>
+            </a:graphic>
+          </wp:inline>
+        </w:drawing>
+      </w:r>
+    </w:p>
+    <w:p>
+      <w:pPr>
+        <w:spacing w:line="360" w:lineRule="auto"/>
+        <w:ind w:firstLine="709"/>
+        <w:jc w:val="center"/>
+        <w:rPr>
+          <w:sz w:val="28"/>
+          <w:szCs w:val="28"/>
+        </w:rPr>
+      </w:pPr>
+      <w:r>
+        <w:rPr>
+          <w:sz w:val="28"/>
+          <w:szCs w:val="28"/>
+        </w:rPr>
+        <w:t xml:space="preserve">Рисунок </w:t>
+      </w:r>
+      <w:r>
+        <w:rPr>
+          <w:sz w:val="28"/>
+          <w:szCs w:val="28"/>
+        </w:rPr>
+        <w:t>3</w:t>
+      </w:r>
+      <w:r>
+        <w:rPr>
+          <w:sz w:val="28"/>
+          <w:szCs w:val="28"/>
+        </w:rPr>
+        <w:t xml:space="preserve"> – </w:t>
+      </w:r>
+      <w:r>
+        <w:rPr>
+          <w:sz w:val="28"/>
+          <w:szCs w:val="28"/>
+        </w:rPr>
+        <w:t xml:space="preserve">Вывод </w:t>
+      </w:r>
+      <w:r>
+        <w:rPr>
+          <w:sz w:val="28"/>
+          <w:szCs w:val="28"/>
+          <w:lang w:val="en-GB"/>
+        </w:rPr>
+        <w:t>ping</w:t>
+      </w:r>
+      <w:r>
+        <w:rPr>
+          <w:sz w:val="28"/>
+          <w:szCs w:val="28"/>
+        </w:rPr>
+        <w:t xml:space="preserve"> </w:t>
+      </w:r>
+      <w:r>
+        <w:rPr>
+          <w:sz w:val="28"/>
+          <w:szCs w:val="28"/>
+        </w:rPr>
+        <w:t xml:space="preserve">5 пакетов </w:t>
+      </w:r>
+      <w:proofErr w:type="spellStart"/>
+      <w:r>
+        <w:rPr>
+          <w:sz w:val="28"/>
+          <w:szCs w:val="28"/>
+          <w:lang w:val="en-GB"/>
+        </w:rPr>
+        <w:t>uefa</w:t>
+      </w:r>
+      <w:proofErr w:type="spellEnd"/>
+      <w:r>
+        <w:rPr>
+          <w:sz w:val="28"/>
+          <w:szCs w:val="28"/>
+        </w:rPr>
+        <w:t>.</w:t>
+      </w:r>
+      <w:r>
+        <w:rPr>
+          <w:sz w:val="28"/>
+          <w:szCs w:val="28"/>
+          <w:lang w:val="en-GB"/>
+        </w:rPr>
+        <w:t>com</w:t>
+      </w:r>
+    </w:p>
+    <w:p>
+      <w:pPr>
+        <w:spacing w:line="360" w:lineRule="auto"/>
         <w:ind w:firstLine="709"/>
         <w:outlineLvl w:val="0"/>
         <w:rPr>
@@ -2609,7 +3084,7 @@
         </w:rPr>
         <w:br w:type="page"/>
       </w:r>
-      <w:bookmarkStart w:id="7" w:name="_Toc212747968"/>
+      <w:bookmarkStart w:id="6" w:name="_Toc212747968"/>
       <w:r>
         <w:rPr>
           <w:b/>
@@ -2648,7 +3123,7 @@
         </w:rPr>
         <w:t>ping</w:t>
       </w:r>
-      <w:bookmarkEnd w:id="7"/>
+      <w:bookmarkEnd w:id="6"/>
     </w:p>
     <w:bookmarkEnd w:id="5"/>
     <w:p>
@@ -2738,7 +3213,22 @@
           <w:sz w:val="28"/>
           <w:szCs w:val="28"/>
         </w:rPr>
-        <w:t xml:space="preserve"> и вывести результат в файл. На рисунке 1 показаны все команды для выполнения задания.</w:t>
+        <w:t xml:space="preserve"> и вывести результат в файл. На рисунке </w:t>
+      </w:r>
+      <w:r>
+        <w:rPr>
+          <w:sz w:val="28"/>
+          <w:szCs w:val="28"/>
+          <w:lang w:val="en-GB"/>
+        </w:rPr>
+        <w:t>4</w:t>
+      </w:r>
+      <w:r>
+        <w:rPr>
+          <w:sz w:val="28"/>
+          <w:szCs w:val="28"/>
+        </w:rPr>
+        <w:t xml:space="preserve"> показаны все команды для выполнения задания.</w:t>
       </w:r>
     </w:p>
     <w:p>
@@ -2765,6 +3255,7 @@
       </w:pPr>
       <w:r>
         <w:rPr>
+          <w:noProof/>
           <w:sz w:val="28"/>
           <w:szCs w:val="28"/>
           <w:lang w:val="en-GB"/>
@@ -2785,7 +3276,7 @@
                     <pic:cNvPicPr/>
                   </pic:nvPicPr>
                   <pic:blipFill>
-                    <a:blip r:embed="rId11"/>
+                    <a:blip r:embed="rId14"/>
                     <a:stretch>
                       <a:fillRect/>
                     </a:stretch>
@@ -2833,7 +3324,21 @@
           <w:sz w:val="28"/>
           <w:szCs w:val="28"/>
         </w:rPr>
-        <w:t xml:space="preserve">Рисунок 1 – </w:t>
+        <w:t xml:space="preserve">Рисунок </w:t>
+      </w:r>
+      <w:r>
+        <w:rPr>
+          <w:sz w:val="28"/>
+          <w:szCs w:val="28"/>
+        </w:rPr>
+        <w:t>4</w:t>
+      </w:r>
+      <w:r>
+        <w:rPr>
+          <w:sz w:val="28"/>
+          <w:szCs w:val="28"/>
+        </w:rPr>
+        <w:t xml:space="preserve"> – </w:t>
       </w:r>
       <w:r>
         <w:rPr>
@@ -3557,7 +4062,7 @@
         <w:lastRenderedPageBreak/>
         <w:t xml:space="preserve">  </w:t>
       </w:r>
-      <w:bookmarkStart w:id="8" w:name="_Toc212747969"/>
+      <w:bookmarkStart w:id="7" w:name="_Toc212747969"/>
       <w:r>
         <w:rPr>
           <w:b/>
@@ -3608,7 +4113,7 @@
         </w:rPr>
         <w:t>ru</w:t>
       </w:r>
-      <w:bookmarkEnd w:id="8"/>
+      <w:bookmarkEnd w:id="7"/>
       <w:proofErr w:type="spellEnd"/>
     </w:p>
     <w:p>
@@ -3641,7 +4146,22 @@
           <w:sz w:val="28"/>
           <w:szCs w:val="28"/>
         </w:rPr>
-        <w:t xml:space="preserve"> был получен текстовый документ с результатом. На рисунке 2 изображен результат работы </w:t>
+        <w:t xml:space="preserve"> был получен текстовый документ с результатом. На рисунке </w:t>
+      </w:r>
+      <w:r>
+        <w:rPr>
+          <w:sz w:val="28"/>
+          <w:szCs w:val="28"/>
+          <w:lang w:val="en-GB"/>
+        </w:rPr>
+        <w:t>5</w:t>
+      </w:r>
+      <w:r>
+        <w:rPr>
+          <w:sz w:val="28"/>
+          <w:szCs w:val="28"/>
+        </w:rPr>
+        <w:t xml:space="preserve"> изображен результат работы </w:t>
       </w:r>
       <w:r>
         <w:rPr>
@@ -3671,701 +4191,6 @@
             <wp:extent cx="4455596" cy="5254793"/>
             <wp:effectExtent l="0" t="0" r="2540" b="3175"/>
             <wp:docPr id="5" name="Рисунок 5"/>
-            <wp:cNvGraphicFramePr>
-              <a:graphicFrameLocks xmlns:a="http://schemas.openxmlformats.org/drawingml/2006/main" noChangeAspect="1"/>
-            </wp:cNvGraphicFramePr>
-            <a:graphic xmlns:a="http://schemas.openxmlformats.org/drawingml/2006/main">
-              <a:graphicData uri="http://schemas.openxmlformats.org/drawingml/2006/picture">
-                <pic:pic xmlns:pic="http://schemas.openxmlformats.org/drawingml/2006/picture">
-                  <pic:nvPicPr>
-                    <pic:cNvPr id="1" name=""/>
-                    <pic:cNvPicPr/>
-                  </pic:nvPicPr>
-                  <pic:blipFill>
-                    <a:blip r:embed="rId12"/>
-                    <a:stretch>
-                      <a:fillRect/>
-                    </a:stretch>
-                  </pic:blipFill>
-                  <pic:spPr>
-                    <a:xfrm>
-                      <a:off x="0" y="0"/>
-                      <a:ext cx="4479242" cy="5282681"/>
-                    </a:xfrm>
-                    <a:prstGeom prst="rect">
-                      <a:avLst/>
-                    </a:prstGeom>
-                  </pic:spPr>
-                </pic:pic>
-              </a:graphicData>
-            </a:graphic>
-          </wp:inline>
-        </w:drawing>
-      </w:r>
-    </w:p>
-    <w:p>
-      <w:pPr>
-        <w:spacing w:line="360" w:lineRule="auto"/>
-        <w:ind w:firstLine="709"/>
-        <w:jc w:val="center"/>
-        <w:rPr>
-          <w:sz w:val="28"/>
-          <w:szCs w:val="28"/>
-        </w:rPr>
-      </w:pPr>
-      <w:r>
-        <w:rPr>
-          <w:sz w:val="28"/>
-          <w:szCs w:val="28"/>
-        </w:rPr>
-        <w:t xml:space="preserve">Рисунок </w:t>
-      </w:r>
-      <w:r>
-        <w:rPr>
-          <w:sz w:val="28"/>
-          <w:szCs w:val="28"/>
-        </w:rPr>
-        <w:t>2</w:t>
-      </w:r>
-      <w:r>
-        <w:rPr>
-          <w:sz w:val="28"/>
-          <w:szCs w:val="28"/>
-        </w:rPr>
-        <w:t xml:space="preserve"> – </w:t>
-      </w:r>
-      <w:r>
-        <w:rPr>
-          <w:sz w:val="28"/>
-          <w:szCs w:val="28"/>
-        </w:rPr>
-        <w:t>результат работы утилиты</w:t>
-      </w:r>
-      <w:r>
-        <w:rPr>
-          <w:sz w:val="28"/>
-          <w:szCs w:val="28"/>
-        </w:rPr>
-        <w:t xml:space="preserve"> для </w:t>
-      </w:r>
-      <w:r>
-        <w:rPr>
-          <w:sz w:val="28"/>
-          <w:szCs w:val="28"/>
-          <w:lang w:val="en-US"/>
-        </w:rPr>
-        <w:t>Yandex</w:t>
-      </w:r>
-      <w:r>
-        <w:rPr>
-          <w:sz w:val="28"/>
-          <w:szCs w:val="28"/>
-        </w:rPr>
-        <w:t>.</w:t>
-      </w:r>
-      <w:proofErr w:type="spellStart"/>
-      <w:r>
-        <w:rPr>
-          <w:sz w:val="28"/>
-          <w:szCs w:val="28"/>
-          <w:lang w:val="en-US"/>
-        </w:rPr>
-        <w:t>ru</w:t>
-      </w:r>
-      <w:proofErr w:type="spellEnd"/>
-    </w:p>
-    <w:p>
-      <w:pPr>
-        <w:spacing w:line="360" w:lineRule="auto"/>
-        <w:ind w:firstLine="560"/>
-        <w:jc w:val="both"/>
-        <w:rPr>
-          <w:sz w:val="28"/>
-          <w:szCs w:val="28"/>
-        </w:rPr>
-      </w:pPr>
-      <w:r>
-        <w:rPr>
-          <w:sz w:val="28"/>
-          <w:szCs w:val="28"/>
-        </w:rPr>
-        <w:t xml:space="preserve">На рисунке </w:t>
-      </w:r>
-      <w:r>
-        <w:rPr>
-          <w:sz w:val="28"/>
-          <w:szCs w:val="28"/>
-        </w:rPr>
-        <w:t>3</w:t>
-      </w:r>
-      <w:r>
-        <w:rPr>
-          <w:sz w:val="28"/>
-          <w:szCs w:val="28"/>
-        </w:rPr>
-        <w:t xml:space="preserve"> изображен результат работы утилиты</w:t>
-      </w:r>
-      <w:r>
-        <w:rPr>
-          <w:sz w:val="28"/>
-          <w:szCs w:val="28"/>
-        </w:rPr>
-        <w:t xml:space="preserve"> </w:t>
-      </w:r>
-      <w:r>
-        <w:rPr>
-          <w:sz w:val="28"/>
-          <w:szCs w:val="28"/>
-          <w:lang w:val="en-US"/>
-        </w:rPr>
-        <w:t>tracert</w:t>
-      </w:r>
-      <w:r>
-        <w:rPr>
-          <w:sz w:val="28"/>
-          <w:szCs w:val="28"/>
-        </w:rPr>
-        <w:t xml:space="preserve"> для </w:t>
-      </w:r>
-      <w:r>
-        <w:rPr>
-          <w:sz w:val="28"/>
-          <w:szCs w:val="28"/>
-          <w:lang w:val="en-US"/>
-        </w:rPr>
-        <w:t>Yandex</w:t>
-      </w:r>
-      <w:r>
-        <w:rPr>
-          <w:sz w:val="28"/>
-          <w:szCs w:val="28"/>
-        </w:rPr>
-        <w:t>.</w:t>
-      </w:r>
-      <w:proofErr w:type="spellStart"/>
-      <w:r>
-        <w:rPr>
-          <w:sz w:val="28"/>
-          <w:szCs w:val="28"/>
-          <w:lang w:val="en-US"/>
-        </w:rPr>
-        <w:t>ru</w:t>
-      </w:r>
-      <w:proofErr w:type="spellEnd"/>
-      <w:r>
-        <w:rPr>
-          <w:sz w:val="28"/>
-          <w:szCs w:val="28"/>
-        </w:rPr>
-        <w:t>.</w:t>
-      </w:r>
-    </w:p>
-    <w:p>
-      <w:pPr>
-        <w:spacing w:line="360" w:lineRule="auto"/>
-        <w:ind w:firstLine="560"/>
-        <w:jc w:val="both"/>
-        <w:rPr>
-          <w:sz w:val="28"/>
-          <w:szCs w:val="28"/>
-        </w:rPr>
-      </w:pPr>
-    </w:p>
-    <w:p>
-      <w:pPr>
-        <w:spacing w:line="360" w:lineRule="auto"/>
-        <w:ind w:firstLine="560"/>
-        <w:jc w:val="center"/>
-        <w:rPr>
-          <w:sz w:val="28"/>
-          <w:szCs w:val="28"/>
-        </w:rPr>
-      </w:pPr>
-      <w:r>
-        <w:rPr>
-          <w:sz w:val="28"/>
-          <w:szCs w:val="28"/>
-        </w:rPr>
-        <w:lastRenderedPageBreak/>
-        <w:drawing>
-          <wp:inline distT="0" distB="0" distL="0" distR="0" wp14:anchorId="5200D720" wp14:editId="0549C0D8">
-            <wp:extent cx="5438824" cy="2730749"/>
-            <wp:effectExtent l="0" t="0" r="0" b="0"/>
-            <wp:docPr id="6" name="Рисунок 6"/>
-            <wp:cNvGraphicFramePr>
-              <a:graphicFrameLocks xmlns:a="http://schemas.openxmlformats.org/drawingml/2006/main" noChangeAspect="1"/>
-            </wp:cNvGraphicFramePr>
-            <a:graphic xmlns:a="http://schemas.openxmlformats.org/drawingml/2006/main">
-              <a:graphicData uri="http://schemas.openxmlformats.org/drawingml/2006/picture">
-                <pic:pic xmlns:pic="http://schemas.openxmlformats.org/drawingml/2006/picture">
-                  <pic:nvPicPr>
-                    <pic:cNvPr id="1" name=""/>
-                    <pic:cNvPicPr/>
-                  </pic:nvPicPr>
-                  <pic:blipFill>
-                    <a:blip r:embed="rId13"/>
-                    <a:stretch>
-                      <a:fillRect/>
-                    </a:stretch>
-                  </pic:blipFill>
-                  <pic:spPr>
-                    <a:xfrm>
-                      <a:off x="0" y="0"/>
-                      <a:ext cx="5472730" cy="2747773"/>
-                    </a:xfrm>
-                    <a:prstGeom prst="rect">
-                      <a:avLst/>
-                    </a:prstGeom>
-                  </pic:spPr>
-                </pic:pic>
-              </a:graphicData>
-            </a:graphic>
-          </wp:inline>
-        </w:drawing>
-      </w:r>
-    </w:p>
-    <w:p>
-      <w:pPr>
-        <w:spacing w:line="360" w:lineRule="auto"/>
-        <w:ind w:firstLine="709"/>
-        <w:jc w:val="center"/>
-        <w:rPr>
-          <w:sz w:val="28"/>
-          <w:szCs w:val="28"/>
-          <w:lang w:val="en-US"/>
-        </w:rPr>
-      </w:pPr>
-      <w:r>
-        <w:rPr>
-          <w:sz w:val="28"/>
-          <w:szCs w:val="28"/>
-        </w:rPr>
-        <w:t xml:space="preserve">Рисунок </w:t>
-      </w:r>
-      <w:r>
-        <w:rPr>
-          <w:sz w:val="28"/>
-          <w:szCs w:val="28"/>
-        </w:rPr>
-        <w:t>3</w:t>
-      </w:r>
-      <w:r>
-        <w:rPr>
-          <w:sz w:val="28"/>
-          <w:szCs w:val="28"/>
-        </w:rPr>
-        <w:t xml:space="preserve"> – </w:t>
-      </w:r>
-      <w:r>
-        <w:rPr>
-          <w:sz w:val="28"/>
-          <w:szCs w:val="28"/>
-        </w:rPr>
-        <w:t xml:space="preserve">результат работы утилиты для </w:t>
-      </w:r>
-      <w:r>
-        <w:rPr>
-          <w:sz w:val="28"/>
-          <w:szCs w:val="28"/>
-          <w:lang w:val="en-US"/>
-        </w:rPr>
-        <w:t>Yandex</w:t>
-      </w:r>
-      <w:r>
-        <w:rPr>
-          <w:sz w:val="28"/>
-          <w:szCs w:val="28"/>
-        </w:rPr>
-        <w:t>.</w:t>
-      </w:r>
-      <w:proofErr w:type="spellStart"/>
-      <w:r>
-        <w:rPr>
-          <w:sz w:val="28"/>
-          <w:szCs w:val="28"/>
-          <w:lang w:val="en-US"/>
-        </w:rPr>
-        <w:t>ru</w:t>
-      </w:r>
-      <w:proofErr w:type="spellEnd"/>
-    </w:p>
-    <w:p>
-      <w:pPr>
-        <w:spacing w:line="360" w:lineRule="auto"/>
-        <w:ind w:firstLine="709"/>
-        <w:jc w:val="center"/>
-        <w:rPr>
-          <w:sz w:val="28"/>
-          <w:szCs w:val="28"/>
-          <w:lang w:val="en-US"/>
-        </w:rPr>
-      </w:pPr>
-    </w:p>
-    <w:p>
-      <w:pPr>
-        <w:spacing w:line="360" w:lineRule="auto"/>
-        <w:ind w:firstLine="560"/>
-        <w:jc w:val="both"/>
-        <w:rPr>
-          <w:sz w:val="28"/>
-          <w:szCs w:val="28"/>
-        </w:rPr>
-      </w:pPr>
-      <w:r>
-        <w:rPr>
-          <w:sz w:val="28"/>
-          <w:szCs w:val="28"/>
-        </w:rPr>
-        <w:t xml:space="preserve">На рисунке </w:t>
-      </w:r>
-      <w:r>
-        <w:rPr>
-          <w:sz w:val="28"/>
-          <w:szCs w:val="28"/>
-        </w:rPr>
-        <w:t>4</w:t>
-      </w:r>
-      <w:r>
-        <w:rPr>
-          <w:sz w:val="28"/>
-          <w:szCs w:val="28"/>
-        </w:rPr>
-        <w:t xml:space="preserve"> изображен</w:t>
-      </w:r>
-      <w:r>
-        <w:rPr>
-          <w:sz w:val="28"/>
-          <w:szCs w:val="28"/>
-        </w:rPr>
-        <w:t xml:space="preserve"> график</w:t>
-      </w:r>
-      <w:r>
-        <w:rPr>
-          <w:sz w:val="28"/>
-          <w:szCs w:val="28"/>
-        </w:rPr>
-        <w:t xml:space="preserve"> времени прохождения шлюзов </w:t>
-      </w:r>
-      <w:r>
-        <w:rPr>
-          <w:sz w:val="28"/>
-          <w:szCs w:val="28"/>
-        </w:rPr>
-        <w:t xml:space="preserve">для </w:t>
-      </w:r>
-      <w:r>
-        <w:rPr>
-          <w:sz w:val="28"/>
-          <w:szCs w:val="28"/>
-          <w:lang w:val="en-US"/>
-        </w:rPr>
-        <w:t>Yandex</w:t>
-      </w:r>
-      <w:r>
-        <w:rPr>
-          <w:sz w:val="28"/>
-          <w:szCs w:val="28"/>
-        </w:rPr>
-        <w:t>.</w:t>
-      </w:r>
-      <w:proofErr w:type="spellStart"/>
-      <w:r>
-        <w:rPr>
-          <w:sz w:val="28"/>
-          <w:szCs w:val="28"/>
-          <w:lang w:val="en-US"/>
-        </w:rPr>
-        <w:t>ru</w:t>
-      </w:r>
-      <w:proofErr w:type="spellEnd"/>
-      <w:r>
-        <w:rPr>
-          <w:sz w:val="28"/>
-          <w:szCs w:val="28"/>
-        </w:rPr>
-        <w:t>.</w:t>
-      </w:r>
-    </w:p>
-    <w:p>
-      <w:pPr>
-        <w:spacing w:line="360" w:lineRule="auto"/>
-        <w:rPr>
-          <w:sz w:val="28"/>
-          <w:szCs w:val="28"/>
-        </w:rPr>
-      </w:pPr>
-    </w:p>
-    <w:p>
-      <w:pPr>
-        <w:spacing w:line="360" w:lineRule="auto"/>
-        <w:ind w:firstLine="709"/>
-        <w:jc w:val="center"/>
-        <w:rPr>
-          <w:sz w:val="28"/>
-          <w:szCs w:val="28"/>
-        </w:rPr>
-      </w:pPr>
-      <w:r>
-        <w:rPr>
-          <w:sz w:val="28"/>
-          <w:szCs w:val="28"/>
-        </w:rPr>
-        <w:drawing>
-          <wp:inline distT="0" distB="0" distL="0" distR="0" wp14:anchorId="7977C641" wp14:editId="02FD96C4">
-            <wp:extent cx="5374257" cy="3468708"/>
-            <wp:effectExtent l="0" t="0" r="0" b="0"/>
-            <wp:docPr id="8" name="Рисунок 8"/>
-            <wp:cNvGraphicFramePr>
-              <a:graphicFrameLocks xmlns:a="http://schemas.openxmlformats.org/drawingml/2006/main" noChangeAspect="1"/>
-            </wp:cNvGraphicFramePr>
-            <a:graphic xmlns:a="http://schemas.openxmlformats.org/drawingml/2006/main">
-              <a:graphicData uri="http://schemas.openxmlformats.org/drawingml/2006/picture">
-                <pic:pic xmlns:pic="http://schemas.openxmlformats.org/drawingml/2006/picture">
-                  <pic:nvPicPr>
-                    <pic:cNvPr id="1" name=""/>
-                    <pic:cNvPicPr/>
-                  </pic:nvPicPr>
-                  <pic:blipFill>
-                    <a:blip r:embed="rId14"/>
-                    <a:stretch>
-                      <a:fillRect/>
-                    </a:stretch>
-                  </pic:blipFill>
-                  <pic:spPr>
-                    <a:xfrm>
-                      <a:off x="0" y="0"/>
-                      <a:ext cx="5421252" cy="3499040"/>
-                    </a:xfrm>
-                    <a:prstGeom prst="rect">
-                      <a:avLst/>
-                    </a:prstGeom>
-                  </pic:spPr>
-                </pic:pic>
-              </a:graphicData>
-            </a:graphic>
-          </wp:inline>
-        </w:drawing>
-      </w:r>
-    </w:p>
-    <w:p>
-      <w:pPr>
-        <w:tabs>
-          <w:tab w:val="center" w:pos="5032"/>
-          <w:tab w:val="right" w:pos="9355"/>
-        </w:tabs>
-        <w:spacing w:line="360" w:lineRule="auto"/>
-        <w:ind w:firstLine="709"/>
-        <w:rPr>
-          <w:sz w:val="28"/>
-          <w:szCs w:val="28"/>
-        </w:rPr>
-      </w:pPr>
-      <w:r>
-        <w:rPr>
-          <w:sz w:val="28"/>
-          <w:szCs w:val="28"/>
-        </w:rPr>
-        <w:tab/>
-      </w:r>
-      <w:r>
-        <w:rPr>
-          <w:sz w:val="28"/>
-          <w:szCs w:val="28"/>
-        </w:rPr>
-        <w:t xml:space="preserve">Рисунок </w:t>
-      </w:r>
-      <w:r>
-        <w:rPr>
-          <w:sz w:val="28"/>
-          <w:szCs w:val="28"/>
-        </w:rPr>
-        <w:t>4</w:t>
-      </w:r>
-      <w:r>
-        <w:rPr>
-          <w:sz w:val="28"/>
-          <w:szCs w:val="28"/>
-        </w:rPr>
-        <w:t xml:space="preserve"> – </w:t>
-      </w:r>
-      <w:r>
-        <w:rPr>
-          <w:sz w:val="28"/>
-          <w:szCs w:val="28"/>
-        </w:rPr>
-        <w:t xml:space="preserve">график времени прохождения шлюзов для </w:t>
-      </w:r>
-      <w:r>
-        <w:rPr>
-          <w:sz w:val="28"/>
-          <w:szCs w:val="28"/>
-          <w:lang w:val="en-US"/>
-        </w:rPr>
-        <w:t>Yandex</w:t>
-      </w:r>
-      <w:r>
-        <w:rPr>
-          <w:sz w:val="28"/>
-          <w:szCs w:val="28"/>
-        </w:rPr>
-        <w:t>.</w:t>
-      </w:r>
-      <w:proofErr w:type="spellStart"/>
-      <w:r>
-        <w:rPr>
-          <w:sz w:val="28"/>
-          <w:szCs w:val="28"/>
-          <w:lang w:val="en-US"/>
-        </w:rPr>
-        <w:t>ru</w:t>
-      </w:r>
-      <w:proofErr w:type="spellEnd"/>
-    </w:p>
-    <w:p>
-      <w:pPr>
-        <w:spacing w:line="360" w:lineRule="auto"/>
-        <w:ind w:firstLine="560"/>
-        <w:jc w:val="both"/>
-        <w:rPr>
-          <w:sz w:val="28"/>
-          <w:szCs w:val="28"/>
-        </w:rPr>
-      </w:pPr>
-    </w:p>
-    <w:p>
-      <w:pPr>
-        <w:spacing w:line="360" w:lineRule="auto"/>
-        <w:ind w:firstLine="560"/>
-        <w:jc w:val="both"/>
-        <w:rPr>
-          <w:sz w:val="28"/>
-          <w:szCs w:val="28"/>
-        </w:rPr>
-      </w:pPr>
-      <w:r>
-        <w:rPr>
-          <w:sz w:val="28"/>
-          <w:szCs w:val="28"/>
-        </w:rPr>
-        <w:t xml:space="preserve">На рисунке </w:t>
-      </w:r>
-      <w:r>
-        <w:rPr>
-          <w:sz w:val="28"/>
-          <w:szCs w:val="28"/>
-        </w:rPr>
-        <w:t>5</w:t>
-      </w:r>
-      <w:r>
-        <w:rPr>
-          <w:sz w:val="28"/>
-          <w:szCs w:val="28"/>
-        </w:rPr>
-        <w:t xml:space="preserve"> изображен </w:t>
-      </w:r>
-      <w:r>
-        <w:rPr>
-          <w:sz w:val="28"/>
-          <w:szCs w:val="28"/>
-        </w:rPr>
-        <w:t xml:space="preserve">результат работы утилиты </w:t>
-      </w:r>
-      <w:proofErr w:type="spellStart"/>
-      <w:r>
-        <w:rPr>
-          <w:sz w:val="28"/>
-          <w:szCs w:val="28"/>
-          <w:lang w:val="en-US"/>
-        </w:rPr>
-        <w:t>WinMTR</w:t>
-      </w:r>
-      <w:proofErr w:type="spellEnd"/>
-      <w:r>
-        <w:rPr>
-          <w:sz w:val="28"/>
-          <w:szCs w:val="28"/>
-        </w:rPr>
-        <w:t xml:space="preserve"> для </w:t>
-      </w:r>
-      <w:r>
-        <w:rPr>
-          <w:sz w:val="28"/>
-          <w:szCs w:val="28"/>
-          <w:lang w:val="en-US"/>
-        </w:rPr>
-        <w:t>Yandex</w:t>
-      </w:r>
-      <w:r>
-        <w:rPr>
-          <w:sz w:val="28"/>
-          <w:szCs w:val="28"/>
-        </w:rPr>
-        <w:t>.</w:t>
-      </w:r>
-      <w:proofErr w:type="spellStart"/>
-      <w:r>
-        <w:rPr>
-          <w:sz w:val="28"/>
-          <w:szCs w:val="28"/>
-          <w:lang w:val="en-US"/>
-        </w:rPr>
-        <w:t>ru</w:t>
-      </w:r>
-      <w:proofErr w:type="spellEnd"/>
-      <w:r>
-        <w:rPr>
-          <w:sz w:val="28"/>
-          <w:szCs w:val="28"/>
-        </w:rPr>
-        <w:t>.</w:t>
-      </w:r>
-    </w:p>
-    <w:p>
-      <w:pPr>
-        <w:tabs>
-          <w:tab w:val="center" w:pos="5032"/>
-          <w:tab w:val="right" w:pos="9355"/>
-        </w:tabs>
-        <w:spacing w:line="360" w:lineRule="auto"/>
-        <w:ind w:firstLine="709"/>
-        <w:rPr>
-          <w:sz w:val="28"/>
-          <w:szCs w:val="28"/>
-        </w:rPr>
-      </w:pPr>
-      <w:r>
-        <w:rPr>
-          <w:sz w:val="28"/>
-          <w:szCs w:val="28"/>
-        </w:rPr>
-        <w:lastRenderedPageBreak/>
-        <w:tab/>
-      </w:r>
-    </w:p>
-    <w:p>
-      <w:pPr>
-        <w:tabs>
-          <w:tab w:val="center" w:pos="5032"/>
-          <w:tab w:val="right" w:pos="9355"/>
-        </w:tabs>
-        <w:spacing w:line="360" w:lineRule="auto"/>
-        <w:ind w:firstLine="709"/>
-        <w:jc w:val="center"/>
-        <w:rPr>
-          <w:sz w:val="28"/>
-          <w:szCs w:val="28"/>
-        </w:rPr>
-      </w:pPr>
-      <w:r>
-        <w:rPr>
-          <w:sz w:val="28"/>
-          <w:szCs w:val="28"/>
-        </w:rPr>
-        <w:drawing>
-          <wp:inline distT="0" distB="0" distL="0" distR="0" wp14:anchorId="558D8716" wp14:editId="31844571">
-            <wp:extent cx="5149970" cy="2584084"/>
-            <wp:effectExtent l="0" t="0" r="0" b="6985"/>
-            <wp:docPr id="9" name="Рисунок 9"/>
             <wp:cNvGraphicFramePr>
               <a:graphicFrameLocks xmlns:a="http://schemas.openxmlformats.org/drawingml/2006/main" noChangeAspect="1"/>
             </wp:cNvGraphicFramePr>
@@ -4385,7 +4210,7 @@
                   <pic:spPr>
                     <a:xfrm>
                       <a:off x="0" y="0"/>
-                      <a:ext cx="5156400" cy="2587310"/>
+                      <a:ext cx="4479242" cy="5282681"/>
                     </a:xfrm>
                     <a:prstGeom prst="rect">
                       <a:avLst/>
@@ -4401,91 +4226,6 @@
     <w:p>
       <w:pPr>
         <w:spacing w:line="360" w:lineRule="auto"/>
-        <w:ind w:firstLine="560"/>
-        <w:jc w:val="center"/>
-        <w:rPr>
-          <w:sz w:val="28"/>
-          <w:szCs w:val="28"/>
-        </w:rPr>
-      </w:pPr>
-      <w:r>
-        <w:rPr>
-          <w:sz w:val="28"/>
-          <w:szCs w:val="28"/>
-        </w:rPr>
-        <w:t xml:space="preserve">Рисунок </w:t>
-      </w:r>
-      <w:r>
-        <w:rPr>
-          <w:sz w:val="28"/>
-          <w:szCs w:val="28"/>
-        </w:rPr>
-        <w:t>5</w:t>
-      </w:r>
-      <w:r>
-        <w:rPr>
-          <w:sz w:val="28"/>
-          <w:szCs w:val="28"/>
-        </w:rPr>
-        <w:t xml:space="preserve"> – </w:t>
-      </w:r>
-      <w:r>
-        <w:rPr>
-          <w:sz w:val="28"/>
-          <w:szCs w:val="28"/>
-        </w:rPr>
-        <w:t xml:space="preserve">результат работы утилиты </w:t>
-      </w:r>
-      <w:proofErr w:type="spellStart"/>
-      <w:r>
-        <w:rPr>
-          <w:sz w:val="28"/>
-          <w:szCs w:val="28"/>
-          <w:lang w:val="en-US"/>
-        </w:rPr>
-        <w:t>WinMTR</w:t>
-      </w:r>
-      <w:proofErr w:type="spellEnd"/>
-      <w:r>
-        <w:rPr>
-          <w:sz w:val="28"/>
-          <w:szCs w:val="28"/>
-        </w:rPr>
-        <w:t xml:space="preserve"> для </w:t>
-      </w:r>
-      <w:r>
-        <w:rPr>
-          <w:sz w:val="28"/>
-          <w:szCs w:val="28"/>
-          <w:lang w:val="en-US"/>
-        </w:rPr>
-        <w:t>Yandex</w:t>
-      </w:r>
-      <w:r>
-        <w:rPr>
-          <w:sz w:val="28"/>
-          <w:szCs w:val="28"/>
-        </w:rPr>
-        <w:t>.</w:t>
-      </w:r>
-      <w:proofErr w:type="spellStart"/>
-      <w:r>
-        <w:rPr>
-          <w:sz w:val="28"/>
-          <w:szCs w:val="28"/>
-          <w:lang w:val="en-US"/>
-        </w:rPr>
-        <w:t>ru</w:t>
-      </w:r>
-      <w:proofErr w:type="spellEnd"/>
-    </w:p>
-    <w:p>
-      <w:pPr>
-        <w:tabs>
-          <w:tab w:val="center" w:pos="5032"/>
-          <w:tab w:val="right" w:pos="9355"/>
-        </w:tabs>
-        <w:spacing w:line="360" w:lineRule="auto"/>
         <w:ind w:firstLine="709"/>
         <w:jc w:val="center"/>
         <w:rPr>
@@ -4493,37 +4233,146 @@
           <w:szCs w:val="28"/>
         </w:rPr>
       </w:pPr>
+      <w:r>
+        <w:rPr>
+          <w:sz w:val="28"/>
+          <w:szCs w:val="28"/>
+        </w:rPr>
+        <w:t xml:space="preserve">Рисунок </w:t>
+      </w:r>
+      <w:r>
+        <w:rPr>
+          <w:sz w:val="28"/>
+          <w:szCs w:val="28"/>
+        </w:rPr>
+        <w:t>5</w:t>
+      </w:r>
+      <w:r>
+        <w:rPr>
+          <w:sz w:val="28"/>
+          <w:szCs w:val="28"/>
+        </w:rPr>
+        <w:t xml:space="preserve"> – </w:t>
+      </w:r>
+      <w:r>
+        <w:rPr>
+          <w:sz w:val="28"/>
+          <w:szCs w:val="28"/>
+        </w:rPr>
+        <w:t xml:space="preserve">результат работы утилиты для </w:t>
+      </w:r>
+      <w:r>
+        <w:rPr>
+          <w:sz w:val="28"/>
+          <w:szCs w:val="28"/>
+          <w:lang w:val="en-US"/>
+        </w:rPr>
+        <w:t>Yandex</w:t>
+      </w:r>
+      <w:r>
+        <w:rPr>
+          <w:sz w:val="28"/>
+          <w:szCs w:val="28"/>
+        </w:rPr>
+        <w:t>.</w:t>
+      </w:r>
+      <w:proofErr w:type="spellStart"/>
+      <w:r>
+        <w:rPr>
+          <w:sz w:val="28"/>
+          <w:szCs w:val="28"/>
+          <w:lang w:val="en-US"/>
+        </w:rPr>
+        <w:t>ru</w:t>
+      </w:r>
+      <w:proofErr w:type="spellEnd"/>
     </w:p>
     <w:p>
       <w:pPr>
         <w:spacing w:line="360" w:lineRule="auto"/>
         <w:ind w:firstLine="560"/>
         <w:jc w:val="both"/>
-        <w:outlineLvl w:val="0"/>
-        <w:rPr>
-          <w:b/>
-          <w:bCs/>
-          <w:sz w:val="28"/>
-          <w:szCs w:val="28"/>
-        </w:rPr>
-      </w:pPr>
-      <w:r>
-        <w:rPr>
-          <w:b/>
-          <w:bCs/>
-          <w:sz w:val="28"/>
-          <w:szCs w:val="28"/>
-        </w:rPr>
-        <w:t xml:space="preserve">  </w:t>
-      </w:r>
-      <w:r>
-        <w:rPr>
-          <w:b/>
-          <w:bCs/>
-          <w:sz w:val="28"/>
-          <w:szCs w:val="28"/>
-        </w:rPr>
-        <w:br w:type="page"/>
+        <w:rPr>
+          <w:sz w:val="28"/>
+          <w:szCs w:val="28"/>
+        </w:rPr>
+      </w:pPr>
+      <w:r>
+        <w:rPr>
+          <w:sz w:val="28"/>
+          <w:szCs w:val="28"/>
+        </w:rPr>
+        <w:t xml:space="preserve">На рисунке </w:t>
+      </w:r>
+      <w:r>
+        <w:rPr>
+          <w:sz w:val="28"/>
+          <w:szCs w:val="28"/>
+        </w:rPr>
+        <w:t>6</w:t>
+      </w:r>
+      <w:r>
+        <w:rPr>
+          <w:sz w:val="28"/>
+          <w:szCs w:val="28"/>
+        </w:rPr>
+        <w:t xml:space="preserve"> изображен результат работы утилиты</w:t>
+      </w:r>
+      <w:r>
+        <w:rPr>
+          <w:sz w:val="28"/>
+          <w:szCs w:val="28"/>
+        </w:rPr>
+        <w:t xml:space="preserve"> </w:t>
+      </w:r>
+      <w:proofErr w:type="spellStart"/>
+      <w:r>
+        <w:rPr>
+          <w:sz w:val="28"/>
+          <w:szCs w:val="28"/>
+          <w:lang w:val="en-US"/>
+        </w:rPr>
+        <w:t>tracert</w:t>
+      </w:r>
+      <w:proofErr w:type="spellEnd"/>
+      <w:r>
+        <w:rPr>
+          <w:sz w:val="28"/>
+          <w:szCs w:val="28"/>
+        </w:rPr>
+        <w:t xml:space="preserve"> для </w:t>
+      </w:r>
+      <w:r>
+        <w:rPr>
+          <w:sz w:val="28"/>
+          <w:szCs w:val="28"/>
+          <w:lang w:val="en-US"/>
+        </w:rPr>
+        <w:t>Yandex</w:t>
+      </w:r>
+      <w:r>
+        <w:rPr>
+          <w:sz w:val="28"/>
+          <w:szCs w:val="28"/>
+        </w:rPr>
+        <w:t>.</w:t>
+      </w:r>
+      <w:proofErr w:type="spellStart"/>
+      <w:r>
+        <w:rPr>
+          <w:sz w:val="28"/>
+          <w:szCs w:val="28"/>
+          <w:lang w:val="en-US"/>
+        </w:rPr>
+        <w:t>ru</w:t>
+      </w:r>
+      <w:proofErr w:type="spellEnd"/>
+      <w:r>
+        <w:rPr>
+          <w:sz w:val="28"/>
+          <w:szCs w:val="28"/>
+        </w:rPr>
+        <w:t>.</w:t>
       </w:r>
     </w:p>
     <w:p>
@@ -4531,110 +4380,11 @@
         <w:spacing w:line="360" w:lineRule="auto"/>
         <w:ind w:firstLine="560"/>
         <w:jc w:val="both"/>
-        <w:outlineLvl w:val="0"/>
-        <w:rPr>
-          <w:b/>
-          <w:bCs/>
-          <w:sz w:val="28"/>
-          <w:szCs w:val="28"/>
-        </w:rPr>
-      </w:pPr>
-      <w:bookmarkStart w:id="9" w:name="_Toc212747970"/>
-      <w:r>
-        <w:rPr>
-          <w:b/>
-          <w:bCs/>
-          <w:sz w:val="28"/>
-          <w:szCs w:val="28"/>
-        </w:rPr>
-        <w:lastRenderedPageBreak/>
-        <w:t>5</w:t>
-      </w:r>
-      <w:r>
-        <w:rPr>
-          <w:b/>
-          <w:bCs/>
-          <w:sz w:val="28"/>
-          <w:szCs w:val="28"/>
-        </w:rPr>
-        <w:t xml:space="preserve"> </w:t>
-      </w:r>
-      <w:r>
-        <w:rPr>
-          <w:b/>
-          <w:bCs/>
-          <w:sz w:val="28"/>
-          <w:szCs w:val="28"/>
-        </w:rPr>
-        <w:t xml:space="preserve">Листинг результатов для </w:t>
-      </w:r>
-      <w:proofErr w:type="spellStart"/>
-      <w:r>
-        <w:rPr>
-          <w:b/>
-          <w:bCs/>
-          <w:sz w:val="28"/>
-          <w:szCs w:val="28"/>
-          <w:lang w:val="en-US"/>
-        </w:rPr>
-        <w:t>gismeteo</w:t>
-      </w:r>
-      <w:proofErr w:type="spellEnd"/>
-      <w:r>
-        <w:rPr>
-          <w:b/>
-          <w:bCs/>
-          <w:sz w:val="28"/>
-          <w:szCs w:val="28"/>
-        </w:rPr>
-        <w:t>.</w:t>
-      </w:r>
-      <w:proofErr w:type="spellStart"/>
-      <w:r>
-        <w:rPr>
-          <w:b/>
-          <w:bCs/>
-          <w:sz w:val="28"/>
-          <w:szCs w:val="28"/>
-          <w:lang w:val="en-US"/>
-        </w:rPr>
-        <w:t>ru</w:t>
-      </w:r>
-      <w:bookmarkEnd w:id="9"/>
-      <w:proofErr w:type="spellEnd"/>
-    </w:p>
-    <w:p>
-      <w:pPr>
-        <w:spacing w:line="360" w:lineRule="auto"/>
-        <w:ind w:firstLine="560"/>
-        <w:jc w:val="both"/>
-        <w:rPr>
-          <w:sz w:val="28"/>
-          <w:szCs w:val="28"/>
-        </w:rPr>
-      </w:pPr>
-      <w:r>
-        <w:rPr>
-          <w:sz w:val="28"/>
-          <w:szCs w:val="28"/>
-        </w:rPr>
-        <w:t xml:space="preserve">По результатам работы команды </w:t>
-      </w:r>
-      <w:r>
-        <w:rPr>
-          <w:sz w:val="28"/>
-          <w:szCs w:val="28"/>
-          <w:lang w:val="en-US"/>
-        </w:rPr>
-        <w:t>ping</w:t>
-      </w:r>
-      <w:r>
-        <w:rPr>
-          <w:sz w:val="28"/>
-          <w:szCs w:val="28"/>
-        </w:rPr>
-        <w:t xml:space="preserve"> был получен текстовый документ с результатом. На рисунке 2 изображен результат работы утилиты.</w:t>
-      </w:r>
+        <w:rPr>
+          <w:sz w:val="28"/>
+          <w:szCs w:val="28"/>
+        </w:rPr>
+      </w:pPr>
     </w:p>
     <w:p>
       <w:pPr>
@@ -4642,22 +4392,22 @@
         <w:ind w:firstLine="560"/>
         <w:jc w:val="center"/>
         <w:rPr>
-          <w:bCs/>
-          <w:sz w:val="28"/>
-          <w:szCs w:val="28"/>
-        </w:rPr>
-      </w:pPr>
-      <w:r>
-        <w:rPr>
-          <w:bCs/>
-          <w:sz w:val="28"/>
-          <w:szCs w:val="28"/>
-        </w:rPr>
+          <w:sz w:val="28"/>
+          <w:szCs w:val="28"/>
+        </w:rPr>
+      </w:pPr>
+      <w:r>
+        <w:rPr>
+          <w:noProof/>
+          <w:sz w:val="28"/>
+          <w:szCs w:val="28"/>
+        </w:rPr>
+        <w:lastRenderedPageBreak/>
         <w:drawing>
-          <wp:inline distT="0" distB="0" distL="0" distR="0" wp14:anchorId="3A68C07D" wp14:editId="5FAD5D57">
-            <wp:extent cx="5166711" cy="4954078"/>
+          <wp:inline distT="0" distB="0" distL="0" distR="0" wp14:anchorId="5200D720" wp14:editId="0549C0D8">
+            <wp:extent cx="5438824" cy="2730749"/>
             <wp:effectExtent l="0" t="0" r="0" b="0"/>
-            <wp:docPr id="22" name="Рисунок 22"/>
+            <wp:docPr id="6" name="Рисунок 6"/>
             <wp:cNvGraphicFramePr>
               <a:graphicFrameLocks xmlns:a="http://schemas.openxmlformats.org/drawingml/2006/main" noChangeAspect="1"/>
             </wp:cNvGraphicFramePr>
@@ -4677,7 +4427,7 @@
                   <pic:spPr>
                     <a:xfrm>
                       <a:off x="0" y="0"/>
-                      <a:ext cx="5173712" cy="4960791"/>
+                      <a:ext cx="5472730" cy="2747773"/>
                     </a:xfrm>
                     <a:prstGeom prst="rect">
                       <a:avLst/>
@@ -4712,7 +4462,7 @@
           <w:sz w:val="28"/>
           <w:szCs w:val="28"/>
         </w:rPr>
-        <w:t>2</w:t>
+        <w:t>6</w:t>
       </w:r>
       <w:r>
         <w:rPr>
@@ -4728,6 +4478,21 @@
         </w:rPr>
         <w:t xml:space="preserve">результат работы утилиты для </w:t>
       </w:r>
+      <w:r>
+        <w:rPr>
+          <w:sz w:val="28"/>
+          <w:szCs w:val="28"/>
+          <w:lang w:val="en-US"/>
+        </w:rPr>
+        <w:t>Yandex</w:t>
+      </w:r>
+      <w:r>
+        <w:rPr>
+          <w:sz w:val="28"/>
+          <w:szCs w:val="28"/>
+        </w:rPr>
+        <w:t>.</w:t>
+      </w:r>
       <w:proofErr w:type="spellStart"/>
       <w:r>
         <w:rPr>
@@ -4735,26 +4500,20 @@
           <w:szCs w:val="28"/>
           <w:lang w:val="en-US"/>
         </w:rPr>
-        <w:t>gismeteo</w:t>
+        <w:t>ru</w:t>
       </w:r>
       <w:proofErr w:type="spellEnd"/>
-      <w:r>
-        <w:rPr>
-          <w:sz w:val="28"/>
-          <w:szCs w:val="28"/>
-        </w:rPr>
-        <w:t>.</w:t>
-      </w:r>
-      <w:proofErr w:type="spellStart"/>
-      <w:r>
-        <w:rPr>
-          <w:sz w:val="28"/>
-          <w:szCs w:val="28"/>
-          <w:lang w:val="en-US"/>
-        </w:rPr>
-        <w:t>ru</w:t>
-      </w:r>
-      <w:proofErr w:type="spellEnd"/>
+    </w:p>
+    <w:p>
+      <w:pPr>
+        <w:spacing w:line="360" w:lineRule="auto"/>
+        <w:ind w:firstLine="709"/>
+        <w:jc w:val="center"/>
+        <w:rPr>
+          <w:sz w:val="28"/>
+          <w:szCs w:val="28"/>
+        </w:rPr>
+      </w:pPr>
     </w:p>
     <w:p>
       <w:pPr>
@@ -4778,21 +4537,28 @@
           <w:sz w:val="28"/>
           <w:szCs w:val="28"/>
         </w:rPr>
-        <w:t>3</w:t>
-      </w:r>
-      <w:r>
-        <w:rPr>
-          <w:sz w:val="28"/>
-          <w:szCs w:val="28"/>
-        </w:rPr>
-        <w:t xml:space="preserve"> изображен результат работы утилиты</w:t>
-      </w:r>
-      <w:r>
-        <w:rPr>
-          <w:sz w:val="28"/>
-          <w:szCs w:val="28"/>
-        </w:rPr>
-        <w:t xml:space="preserve"> </w:t>
+        <w:t>7</w:t>
+      </w:r>
+      <w:r>
+        <w:rPr>
+          <w:sz w:val="28"/>
+          <w:szCs w:val="28"/>
+        </w:rPr>
+        <w:t xml:space="preserve"> изображен график</w:t>
+      </w:r>
+      <w:r>
+        <w:rPr>
+          <w:sz w:val="28"/>
+          <w:szCs w:val="28"/>
+        </w:rPr>
+        <w:t xml:space="preserve"> времени прохождения шлюзов </w:t>
+      </w:r>
+      <w:r>
+        <w:rPr>
+          <w:sz w:val="28"/>
+          <w:szCs w:val="28"/>
+        </w:rPr>
+        <w:t xml:space="preserve">для </w:t>
       </w:r>
       <w:r>
         <w:rPr>
@@ -4800,21 +4566,14 @@
           <w:szCs w:val="28"/>
           <w:lang w:val="en-US"/>
         </w:rPr>
-        <w:t>tracert</w:t>
-      </w:r>
-      <w:r>
-        <w:rPr>
-          <w:sz w:val="28"/>
-          <w:szCs w:val="28"/>
-        </w:rPr>
-        <w:t xml:space="preserve"> для</w:t>
-      </w:r>
-      <w:r>
-        <w:rPr>
-          <w:sz w:val="28"/>
-          <w:szCs w:val="28"/>
-        </w:rPr>
-        <w:t xml:space="preserve"> </w:t>
+        <w:t>Yandex</w:t>
+      </w:r>
+      <w:r>
+        <w:rPr>
+          <w:sz w:val="28"/>
+          <w:szCs w:val="28"/>
+        </w:rPr>
+        <w:t>.</w:t>
       </w:r>
       <w:proofErr w:type="spellStart"/>
       <w:r>
@@ -4823,7 +4582,7 @@
           <w:szCs w:val="28"/>
           <w:lang w:val="en-US"/>
         </w:rPr>
-        <w:t>gismeteo</w:t>
+        <w:t>ru</w:t>
       </w:r>
       <w:proofErr w:type="spellEnd"/>
       <w:r>
@@ -4833,29 +4592,10 @@
         </w:rPr>
         <w:t>.</w:t>
       </w:r>
-      <w:proofErr w:type="spellStart"/>
-      <w:r>
-        <w:rPr>
-          <w:sz w:val="28"/>
-          <w:szCs w:val="28"/>
-          <w:lang w:val="en-US"/>
-        </w:rPr>
-        <w:t>ru</w:t>
-      </w:r>
-      <w:proofErr w:type="spellEnd"/>
-      <w:r>
-        <w:rPr>
-          <w:sz w:val="28"/>
-          <w:szCs w:val="28"/>
-        </w:rPr>
-        <w:t>.</w:t>
-      </w:r>
     </w:p>
     <w:p>
       <w:pPr>
         <w:spacing w:line="360" w:lineRule="auto"/>
-        <w:ind w:firstLine="560"/>
-        <w:jc w:val="both"/>
         <w:rPr>
           <w:sz w:val="28"/>
           <w:szCs w:val="28"/>
@@ -4865,24 +4605,25 @@
     <w:p>
       <w:pPr>
         <w:spacing w:line="360" w:lineRule="auto"/>
-        <w:ind w:firstLine="560"/>
+        <w:ind w:firstLine="709"/>
         <w:jc w:val="center"/>
         <w:rPr>
           <w:sz w:val="28"/>
           <w:szCs w:val="28"/>
-        </w:rPr>
-      </w:pPr>
-      <w:r>
-        <w:rPr>
-          <w:sz w:val="28"/>
-          <w:szCs w:val="28"/>
-        </w:rPr>
-        <w:lastRenderedPageBreak/>
+          <w:lang w:val="en-GB"/>
+        </w:rPr>
+      </w:pPr>
+      <w:r>
+        <w:rPr>
+          <w:sz w:val="28"/>
+          <w:szCs w:val="28"/>
+          <w:lang w:val="en-GB"/>
+        </w:rPr>
         <w:drawing>
-          <wp:inline distT="0" distB="0" distL="0" distR="0" wp14:anchorId="18E2BBF5" wp14:editId="4D516851">
-            <wp:extent cx="5314290" cy="3221522"/>
-            <wp:effectExtent l="0" t="0" r="1270" b="0"/>
-            <wp:docPr id="21" name="Рисунок 21"/>
+          <wp:inline distT="0" distB="0" distL="0" distR="0" wp14:anchorId="01B5F49C" wp14:editId="70E99AE8">
+            <wp:extent cx="4995204" cy="2786208"/>
+            <wp:effectExtent l="0" t="0" r="0" b="0"/>
+            <wp:docPr id="1337137136" name="Рисунок 1"/>
             <wp:cNvGraphicFramePr>
               <a:graphicFrameLocks xmlns:a="http://schemas.openxmlformats.org/drawingml/2006/main" noChangeAspect="1"/>
             </wp:cNvGraphicFramePr>
@@ -4890,7 +4631,7 @@
               <a:graphicData uri="http://schemas.openxmlformats.org/drawingml/2006/picture">
                 <pic:pic xmlns:pic="http://schemas.openxmlformats.org/drawingml/2006/picture">
                   <pic:nvPicPr>
-                    <pic:cNvPr id="1" name=""/>
+                    <pic:cNvPr id="1337137136" name=""/>
                     <pic:cNvPicPr/>
                   </pic:nvPicPr>
                   <pic:blipFill>
@@ -4902,7 +4643,7 @@
                   <pic:spPr>
                     <a:xfrm>
                       <a:off x="0" y="0"/>
-                      <a:ext cx="5327181" cy="3229337"/>
+                      <a:ext cx="5018778" cy="2799357"/>
                     </a:xfrm>
                     <a:prstGeom prst="rect">
                       <a:avLst/>
@@ -4917,6 +4658,259 @@
     </w:p>
     <w:p>
       <w:pPr>
+        <w:tabs>
+          <w:tab w:val="center" w:pos="5032"/>
+          <w:tab w:val="right" w:pos="9355"/>
+        </w:tabs>
+        <w:spacing w:line="360" w:lineRule="auto"/>
+        <w:ind w:firstLine="709"/>
+        <w:rPr>
+          <w:sz w:val="28"/>
+          <w:szCs w:val="28"/>
+        </w:rPr>
+      </w:pPr>
+      <w:r>
+        <w:rPr>
+          <w:sz w:val="28"/>
+          <w:szCs w:val="28"/>
+        </w:rPr>
+        <w:tab/>
+      </w:r>
+      <w:r>
+        <w:rPr>
+          <w:sz w:val="28"/>
+          <w:szCs w:val="28"/>
+        </w:rPr>
+        <w:t xml:space="preserve">Рисунок </w:t>
+      </w:r>
+      <w:r>
+        <w:rPr>
+          <w:sz w:val="28"/>
+          <w:szCs w:val="28"/>
+        </w:rPr>
+        <w:t>7</w:t>
+      </w:r>
+      <w:r>
+        <w:rPr>
+          <w:sz w:val="28"/>
+          <w:szCs w:val="28"/>
+        </w:rPr>
+        <w:t xml:space="preserve"> – </w:t>
+      </w:r>
+      <w:r>
+        <w:rPr>
+          <w:sz w:val="28"/>
+          <w:szCs w:val="28"/>
+        </w:rPr>
+        <w:t xml:space="preserve">график времени прохождения шлюзов для </w:t>
+      </w:r>
+      <w:r>
+        <w:rPr>
+          <w:sz w:val="28"/>
+          <w:szCs w:val="28"/>
+          <w:lang w:val="en-US"/>
+        </w:rPr>
+        <w:t>Yandex</w:t>
+      </w:r>
+      <w:r>
+        <w:rPr>
+          <w:sz w:val="28"/>
+          <w:szCs w:val="28"/>
+        </w:rPr>
+        <w:t>.</w:t>
+      </w:r>
+      <w:proofErr w:type="spellStart"/>
+      <w:r>
+        <w:rPr>
+          <w:sz w:val="28"/>
+          <w:szCs w:val="28"/>
+          <w:lang w:val="en-US"/>
+        </w:rPr>
+        <w:t>ru</w:t>
+      </w:r>
+      <w:proofErr w:type="spellEnd"/>
+    </w:p>
+    <w:p>
+      <w:pPr>
+        <w:spacing w:line="360" w:lineRule="auto"/>
+        <w:ind w:firstLine="560"/>
+        <w:jc w:val="both"/>
+        <w:rPr>
+          <w:sz w:val="28"/>
+          <w:szCs w:val="28"/>
+        </w:rPr>
+      </w:pPr>
+    </w:p>
+    <w:p>
+      <w:pPr>
+        <w:spacing w:line="360" w:lineRule="auto"/>
+        <w:ind w:firstLine="560"/>
+        <w:jc w:val="both"/>
+        <w:rPr>
+          <w:sz w:val="28"/>
+          <w:szCs w:val="28"/>
+        </w:rPr>
+      </w:pPr>
+      <w:r>
+        <w:rPr>
+          <w:sz w:val="28"/>
+          <w:szCs w:val="28"/>
+        </w:rPr>
+        <w:t xml:space="preserve">Для </w:t>
+      </w:r>
+      <w:proofErr w:type="spellStart"/>
+      <w:r>
+        <w:rPr>
+          <w:sz w:val="28"/>
+          <w:szCs w:val="28"/>
+          <w:lang w:val="en-US"/>
+        </w:rPr>
+        <w:t>gismeteo</w:t>
+      </w:r>
+      <w:proofErr w:type="spellEnd"/>
+      <w:r>
+        <w:rPr>
+          <w:sz w:val="28"/>
+          <w:szCs w:val="28"/>
+        </w:rPr>
+        <w:t>.</w:t>
+      </w:r>
+      <w:proofErr w:type="spellStart"/>
+      <w:r>
+        <w:rPr>
+          <w:sz w:val="28"/>
+          <w:szCs w:val="28"/>
+          <w:lang w:val="en-US"/>
+        </w:rPr>
+        <w:t>ru</w:t>
+      </w:r>
+      <w:proofErr w:type="spellEnd"/>
+      <w:r>
+        <w:rPr>
+          <w:sz w:val="28"/>
+          <w:szCs w:val="28"/>
+        </w:rPr>
+        <w:t xml:space="preserve"> узким местом является </w:t>
+      </w:r>
+      <w:r>
+        <w:rPr>
+          <w:sz w:val="28"/>
+          <w:szCs w:val="28"/>
+        </w:rPr>
+        <w:t>9</w:t>
+      </w:r>
+      <w:r>
+        <w:rPr>
+          <w:sz w:val="28"/>
+          <w:szCs w:val="28"/>
+        </w:rPr>
+        <w:t xml:space="preserve"> шлюз</w:t>
+      </w:r>
+      <w:r>
+        <w:rPr>
+          <w:sz w:val="28"/>
+          <w:szCs w:val="28"/>
+        </w:rPr>
+        <w:t xml:space="preserve">. </w:t>
+      </w:r>
+      <w:r>
+        <w:rPr>
+          <w:sz w:val="28"/>
+          <w:szCs w:val="28"/>
+        </w:rPr>
+        <w:t xml:space="preserve">На рисунке </w:t>
+      </w:r>
+      <w:r>
+        <w:rPr>
+          <w:sz w:val="28"/>
+          <w:szCs w:val="28"/>
+        </w:rPr>
+        <w:t>8</w:t>
+      </w:r>
+      <w:r>
+        <w:rPr>
+          <w:sz w:val="28"/>
+          <w:szCs w:val="28"/>
+        </w:rPr>
+        <w:t xml:space="preserve"> изображен результат работы утилиты </w:t>
+      </w:r>
+      <w:proofErr w:type="spellStart"/>
+      <w:r>
+        <w:rPr>
+          <w:sz w:val="28"/>
+          <w:szCs w:val="28"/>
+          <w:lang w:val="en-US"/>
+        </w:rPr>
+        <w:t>WinMTR</w:t>
+      </w:r>
+      <w:proofErr w:type="spellEnd"/>
+      <w:r>
+        <w:rPr>
+          <w:sz w:val="28"/>
+          <w:szCs w:val="28"/>
+        </w:rPr>
+        <w:t xml:space="preserve"> для </w:t>
+      </w:r>
+      <w:r>
+        <w:rPr>
+          <w:sz w:val="28"/>
+          <w:szCs w:val="28"/>
+          <w:lang w:val="en-US"/>
+        </w:rPr>
+        <w:t>Yandex</w:t>
+      </w:r>
+      <w:r>
+        <w:rPr>
+          <w:sz w:val="28"/>
+          <w:szCs w:val="28"/>
+        </w:rPr>
+        <w:t>.</w:t>
+      </w:r>
+      <w:proofErr w:type="spellStart"/>
+      <w:r>
+        <w:rPr>
+          <w:sz w:val="28"/>
+          <w:szCs w:val="28"/>
+          <w:lang w:val="en-US"/>
+        </w:rPr>
+        <w:t>ru</w:t>
+      </w:r>
+      <w:proofErr w:type="spellEnd"/>
+      <w:r>
+        <w:rPr>
+          <w:sz w:val="28"/>
+          <w:szCs w:val="28"/>
+        </w:rPr>
+        <w:t>.</w:t>
+      </w:r>
+    </w:p>
+    <w:p>
+      <w:pPr>
+        <w:tabs>
+          <w:tab w:val="center" w:pos="5032"/>
+          <w:tab w:val="right" w:pos="9355"/>
+        </w:tabs>
+        <w:spacing w:line="360" w:lineRule="auto"/>
+        <w:ind w:firstLine="709"/>
+        <w:rPr>
+          <w:sz w:val="28"/>
+          <w:szCs w:val="28"/>
+        </w:rPr>
+      </w:pPr>
+      <w:r>
+        <w:rPr>
+          <w:sz w:val="28"/>
+          <w:szCs w:val="28"/>
+        </w:rPr>
+        <w:tab/>
+      </w:r>
+    </w:p>
+    <w:p>
+      <w:pPr>
+        <w:tabs>
+          <w:tab w:val="center" w:pos="5032"/>
+          <w:tab w:val="right" w:pos="9355"/>
+        </w:tabs>
         <w:spacing w:line="360" w:lineRule="auto"/>
         <w:ind w:firstLine="709"/>
         <w:jc w:val="center"/>
@@ -4927,166 +4921,16 @@
       </w:pPr>
       <w:r>
         <w:rPr>
-          <w:sz w:val="28"/>
-          <w:szCs w:val="28"/>
-        </w:rPr>
-        <w:t xml:space="preserve">Рисунок </w:t>
-      </w:r>
-      <w:r>
-        <w:rPr>
-          <w:sz w:val="28"/>
-          <w:szCs w:val="28"/>
-        </w:rPr>
-        <w:t>3</w:t>
-      </w:r>
-      <w:r>
-        <w:rPr>
-          <w:sz w:val="28"/>
-          <w:szCs w:val="28"/>
-        </w:rPr>
-        <w:t xml:space="preserve"> – </w:t>
-      </w:r>
-      <w:r>
-        <w:rPr>
-          <w:sz w:val="28"/>
-          <w:szCs w:val="28"/>
-        </w:rPr>
-        <w:t xml:space="preserve">результат работы утилиты для </w:t>
-      </w:r>
-      <w:proofErr w:type="spellStart"/>
-      <w:r>
-        <w:rPr>
-          <w:sz w:val="28"/>
-          <w:szCs w:val="28"/>
-          <w:lang w:val="en-US"/>
-        </w:rPr>
-        <w:t>gismeteo</w:t>
-      </w:r>
-      <w:proofErr w:type="spellEnd"/>
-      <w:r>
-        <w:rPr>
-          <w:sz w:val="28"/>
-          <w:szCs w:val="28"/>
-        </w:rPr>
-        <w:t>.</w:t>
-      </w:r>
-      <w:proofErr w:type="spellStart"/>
-      <w:r>
-        <w:rPr>
-          <w:sz w:val="28"/>
-          <w:szCs w:val="28"/>
-          <w:lang w:val="en-US"/>
-        </w:rPr>
-        <w:t>ru</w:t>
-      </w:r>
-      <w:proofErr w:type="spellEnd"/>
-    </w:p>
-    <w:p>
-      <w:pPr>
-        <w:spacing w:line="360" w:lineRule="auto"/>
-        <w:ind w:firstLine="709"/>
-        <w:jc w:val="center"/>
-        <w:rPr>
-          <w:sz w:val="28"/>
-          <w:szCs w:val="28"/>
-        </w:rPr>
-      </w:pPr>
-    </w:p>
-    <w:p>
-      <w:pPr>
-        <w:spacing w:line="360" w:lineRule="auto"/>
-        <w:ind w:firstLine="560"/>
-        <w:jc w:val="both"/>
-        <w:rPr>
-          <w:sz w:val="28"/>
-          <w:szCs w:val="28"/>
-        </w:rPr>
-      </w:pPr>
-      <w:r>
-        <w:rPr>
-          <w:sz w:val="28"/>
-          <w:szCs w:val="28"/>
-        </w:rPr>
-        <w:t xml:space="preserve">На рисунке </w:t>
-      </w:r>
-      <w:r>
-        <w:rPr>
-          <w:sz w:val="28"/>
-          <w:szCs w:val="28"/>
-        </w:rPr>
-        <w:t>4</w:t>
-      </w:r>
-      <w:r>
-        <w:rPr>
-          <w:sz w:val="28"/>
-          <w:szCs w:val="28"/>
-        </w:rPr>
-        <w:t xml:space="preserve"> изображен график времени прохождения шлюзов для </w:t>
-      </w:r>
-      <w:proofErr w:type="spellStart"/>
-      <w:r>
-        <w:rPr>
-          <w:sz w:val="28"/>
-          <w:szCs w:val="28"/>
-          <w:lang w:val="en-US"/>
-        </w:rPr>
-        <w:t>gismeteo</w:t>
-      </w:r>
-      <w:proofErr w:type="spellEnd"/>
-      <w:r>
-        <w:rPr>
-          <w:sz w:val="28"/>
-          <w:szCs w:val="28"/>
-        </w:rPr>
-        <w:t>.</w:t>
-      </w:r>
-      <w:proofErr w:type="spellStart"/>
-      <w:r>
-        <w:rPr>
-          <w:sz w:val="28"/>
-          <w:szCs w:val="28"/>
-          <w:lang w:val="en-US"/>
-        </w:rPr>
-        <w:t>ru</w:t>
-      </w:r>
-      <w:proofErr w:type="spellEnd"/>
-      <w:r>
-        <w:rPr>
-          <w:sz w:val="28"/>
-          <w:szCs w:val="28"/>
-        </w:rPr>
-        <w:t>.</w:t>
-      </w:r>
-    </w:p>
-    <w:p>
-      <w:pPr>
-        <w:spacing w:line="360" w:lineRule="auto"/>
-        <w:rPr>
-          <w:sz w:val="28"/>
-          <w:szCs w:val="28"/>
-        </w:rPr>
-      </w:pPr>
-    </w:p>
-    <w:p>
-      <w:pPr>
-        <w:spacing w:line="360" w:lineRule="auto"/>
-        <w:ind w:firstLine="709"/>
-        <w:jc w:val="center"/>
-        <w:rPr>
-          <w:sz w:val="28"/>
-          <w:szCs w:val="28"/>
-        </w:rPr>
-      </w:pPr>
-      <w:r>
-        <w:rPr>
-          <w:sz w:val="28"/>
-          <w:szCs w:val="28"/>
-        </w:rPr>
+          <w:noProof/>
+          <w:sz w:val="28"/>
+          <w:szCs w:val="28"/>
+        </w:rPr>
+        <w:lastRenderedPageBreak/>
         <w:drawing>
-          <wp:inline distT="0" distB="0" distL="0" distR="0" wp14:anchorId="471BBBC0" wp14:editId="0DFE83CD">
-            <wp:extent cx="5097071" cy="4056179"/>
-            <wp:effectExtent l="0" t="0" r="8890" b="1905"/>
-            <wp:docPr id="18" name="Рисунок 18"/>
+          <wp:inline distT="0" distB="0" distL="0" distR="0" wp14:anchorId="558D8716" wp14:editId="31844571">
+            <wp:extent cx="5149970" cy="2584084"/>
+            <wp:effectExtent l="0" t="0" r="0" b="6985"/>
+            <wp:docPr id="9" name="Рисунок 9"/>
             <wp:cNvGraphicFramePr>
               <a:graphicFrameLocks xmlns:a="http://schemas.openxmlformats.org/drawingml/2006/main" noChangeAspect="1"/>
             </wp:cNvGraphicFramePr>
@@ -5106,7 +4950,7 @@
                   <pic:spPr>
                     <a:xfrm>
                       <a:off x="0" y="0"/>
-                      <a:ext cx="5111002" cy="4067265"/>
+                      <a:ext cx="5156400" cy="2587310"/>
                     </a:xfrm>
                     <a:prstGeom prst="rect">
                       <a:avLst/>
@@ -5121,122 +4965,41 @@
     </w:p>
     <w:p>
       <w:pPr>
-        <w:tabs>
-          <w:tab w:val="center" w:pos="5032"/>
-          <w:tab w:val="right" w:pos="9355"/>
-        </w:tabs>
-        <w:spacing w:line="360" w:lineRule="auto"/>
-        <w:ind w:firstLine="709"/>
-        <w:rPr>
-          <w:sz w:val="28"/>
-          <w:szCs w:val="28"/>
-        </w:rPr>
-      </w:pPr>
-      <w:r>
-        <w:rPr>
-          <w:sz w:val="28"/>
-          <w:szCs w:val="28"/>
-        </w:rPr>
-        <w:lastRenderedPageBreak/>
-        <w:tab/>
-      </w:r>
-      <w:r>
-        <w:rPr>
-          <w:sz w:val="28"/>
-          <w:szCs w:val="28"/>
-        </w:rPr>
-        <w:t xml:space="preserve">Рисунок </w:t>
-      </w:r>
-      <w:r>
-        <w:rPr>
-          <w:sz w:val="28"/>
-          <w:szCs w:val="28"/>
-        </w:rPr>
-        <w:t>4</w:t>
-      </w:r>
-      <w:r>
-        <w:rPr>
-          <w:sz w:val="28"/>
-          <w:szCs w:val="28"/>
-        </w:rPr>
-        <w:t xml:space="preserve"> – </w:t>
-      </w:r>
-      <w:r>
-        <w:rPr>
-          <w:sz w:val="28"/>
-          <w:szCs w:val="28"/>
-        </w:rPr>
-        <w:t xml:space="preserve">график времени прохождения шлюзов для </w:t>
-      </w:r>
-      <w:proofErr w:type="spellStart"/>
-      <w:r>
-        <w:rPr>
-          <w:sz w:val="28"/>
-          <w:szCs w:val="28"/>
-          <w:lang w:val="en-US"/>
-        </w:rPr>
-        <w:t>gismeteo</w:t>
-      </w:r>
-      <w:proofErr w:type="spellEnd"/>
-      <w:r>
-        <w:rPr>
-          <w:sz w:val="28"/>
-          <w:szCs w:val="28"/>
-        </w:rPr>
-        <w:t>.</w:t>
-      </w:r>
-      <w:proofErr w:type="spellStart"/>
-      <w:r>
-        <w:rPr>
-          <w:sz w:val="28"/>
-          <w:szCs w:val="28"/>
-          <w:lang w:val="en-US"/>
-        </w:rPr>
-        <w:t>ru</w:t>
-      </w:r>
-      <w:proofErr w:type="spellEnd"/>
-    </w:p>
-    <w:p>
-      <w:pPr>
         <w:spacing w:line="360" w:lineRule="auto"/>
         <w:ind w:firstLine="560"/>
-        <w:jc w:val="both"/>
-        <w:rPr>
-          <w:sz w:val="28"/>
-          <w:szCs w:val="28"/>
-        </w:rPr>
-      </w:pPr>
-    </w:p>
-    <w:p>
-      <w:pPr>
-        <w:spacing w:line="360" w:lineRule="auto"/>
-        <w:ind w:firstLine="560"/>
-        <w:jc w:val="both"/>
-        <w:rPr>
-          <w:sz w:val="28"/>
-          <w:szCs w:val="28"/>
-        </w:rPr>
-      </w:pPr>
-      <w:r>
-        <w:rPr>
-          <w:sz w:val="28"/>
-          <w:szCs w:val="28"/>
-        </w:rPr>
-        <w:t xml:space="preserve">На рисунке </w:t>
-      </w:r>
-      <w:r>
-        <w:rPr>
-          <w:sz w:val="28"/>
-          <w:szCs w:val="28"/>
-        </w:rPr>
-        <w:t>5</w:t>
-      </w:r>
-      <w:r>
-        <w:rPr>
-          <w:sz w:val="28"/>
-          <w:szCs w:val="28"/>
-        </w:rPr>
-        <w:t xml:space="preserve"> изображен результат работы утилиты </w:t>
+        <w:jc w:val="center"/>
+        <w:rPr>
+          <w:sz w:val="28"/>
+          <w:szCs w:val="28"/>
+        </w:rPr>
+      </w:pPr>
+      <w:r>
+        <w:rPr>
+          <w:sz w:val="28"/>
+          <w:szCs w:val="28"/>
+        </w:rPr>
+        <w:t xml:space="preserve">Рисунок </w:t>
+      </w:r>
+      <w:r>
+        <w:rPr>
+          <w:sz w:val="28"/>
+          <w:szCs w:val="28"/>
+        </w:rPr>
+        <w:t>8</w:t>
+      </w:r>
+      <w:r>
+        <w:rPr>
+          <w:sz w:val="28"/>
+          <w:szCs w:val="28"/>
+        </w:rPr>
+        <w:t xml:space="preserve"> – </w:t>
+      </w:r>
+      <w:r>
+        <w:rPr>
+          <w:sz w:val="28"/>
+          <w:szCs w:val="28"/>
+        </w:rPr>
+        <w:t xml:space="preserve">результат работы утилиты </w:t>
       </w:r>
       <w:proofErr w:type="spellStart"/>
       <w:r>
@@ -5255,6 +5018,21 @@
         </w:rPr>
         <w:t xml:space="preserve"> для </w:t>
       </w:r>
+      <w:r>
+        <w:rPr>
+          <w:sz w:val="28"/>
+          <w:szCs w:val="28"/>
+          <w:lang w:val="en-US"/>
+        </w:rPr>
+        <w:t>Yandex</w:t>
+      </w:r>
+      <w:r>
+        <w:rPr>
+          <w:sz w:val="28"/>
+          <w:szCs w:val="28"/>
+        </w:rPr>
+        <w:t>.</w:t>
+      </w:r>
       <w:proofErr w:type="spellStart"/>
       <w:r>
         <w:rPr>
@@ -5262,54 +5040,9 @@
           <w:szCs w:val="28"/>
           <w:lang w:val="en-US"/>
         </w:rPr>
-        <w:t>gismeteo</w:t>
+        <w:t>ru</w:t>
       </w:r>
       <w:proofErr w:type="spellEnd"/>
-      <w:r>
-        <w:rPr>
-          <w:sz w:val="28"/>
-          <w:szCs w:val="28"/>
-        </w:rPr>
-        <w:t>.</w:t>
-      </w:r>
-      <w:proofErr w:type="spellStart"/>
-      <w:r>
-        <w:rPr>
-          <w:sz w:val="28"/>
-          <w:szCs w:val="28"/>
-          <w:lang w:val="en-US"/>
-        </w:rPr>
-        <w:t>ru</w:t>
-      </w:r>
-      <w:proofErr w:type="spellEnd"/>
-      <w:r>
-        <w:rPr>
-          <w:sz w:val="28"/>
-          <w:szCs w:val="28"/>
-        </w:rPr>
-        <w:t>.</w:t>
-      </w:r>
-    </w:p>
-    <w:p>
-      <w:pPr>
-        <w:tabs>
-          <w:tab w:val="center" w:pos="5032"/>
-          <w:tab w:val="right" w:pos="9355"/>
-        </w:tabs>
-        <w:spacing w:line="360" w:lineRule="auto"/>
-        <w:ind w:firstLine="709"/>
-        <w:rPr>
-          <w:sz w:val="28"/>
-          <w:szCs w:val="28"/>
-        </w:rPr>
-      </w:pPr>
-      <w:r>
-        <w:rPr>
-          <w:sz w:val="28"/>
-          <w:szCs w:val="28"/>
-        </w:rPr>
-        <w:tab/>
-      </w:r>
     </w:p>
     <w:p>
       <w:pPr>
@@ -5325,16 +5058,187 @@
           <w:szCs w:val="28"/>
         </w:rPr>
       </w:pPr>
-      <w:r>
-        <w:rPr>
+    </w:p>
+    <w:p>
+      <w:pPr>
+        <w:spacing w:line="360" w:lineRule="auto"/>
+        <w:ind w:firstLine="560"/>
+        <w:jc w:val="both"/>
+        <w:outlineLvl w:val="0"/>
+        <w:rPr>
+          <w:b/>
+          <w:bCs/>
+          <w:sz w:val="28"/>
+          <w:szCs w:val="28"/>
+        </w:rPr>
+      </w:pPr>
+      <w:r>
+        <w:rPr>
+          <w:b/>
+          <w:bCs/>
+          <w:sz w:val="28"/>
+          <w:szCs w:val="28"/>
+        </w:rPr>
+        <w:t xml:space="preserve">  </w:t>
+      </w:r>
+      <w:r>
+        <w:rPr>
+          <w:b/>
+          <w:bCs/>
+          <w:sz w:val="28"/>
+          <w:szCs w:val="28"/>
+        </w:rPr>
+        <w:br w:type="page"/>
+      </w:r>
+    </w:p>
+    <w:p>
+      <w:pPr>
+        <w:spacing w:line="360" w:lineRule="auto"/>
+        <w:ind w:firstLine="560"/>
+        <w:jc w:val="both"/>
+        <w:outlineLvl w:val="0"/>
+        <w:rPr>
+          <w:b/>
+          <w:bCs/>
+          <w:sz w:val="28"/>
+          <w:szCs w:val="28"/>
+        </w:rPr>
+      </w:pPr>
+      <w:bookmarkStart w:id="8" w:name="_Toc212747970"/>
+      <w:r>
+        <w:rPr>
+          <w:b/>
+          <w:bCs/>
+          <w:sz w:val="28"/>
+          <w:szCs w:val="28"/>
+        </w:rPr>
+        <w:lastRenderedPageBreak/>
+        <w:t>5</w:t>
+      </w:r>
+      <w:r>
+        <w:rPr>
+          <w:b/>
+          <w:bCs/>
+          <w:sz w:val="28"/>
+          <w:szCs w:val="28"/>
+        </w:rPr>
+        <w:t xml:space="preserve"> </w:t>
+      </w:r>
+      <w:r>
+        <w:rPr>
+          <w:b/>
+          <w:bCs/>
+          <w:sz w:val="28"/>
+          <w:szCs w:val="28"/>
+        </w:rPr>
+        <w:t xml:space="preserve">Листинг результатов для </w:t>
+      </w:r>
+      <w:proofErr w:type="spellStart"/>
+      <w:r>
+        <w:rPr>
+          <w:b/>
+          <w:bCs/>
+          <w:sz w:val="28"/>
+          <w:szCs w:val="28"/>
+          <w:lang w:val="en-US"/>
+        </w:rPr>
+        <w:t>gismeteo</w:t>
+      </w:r>
+      <w:proofErr w:type="spellEnd"/>
+      <w:r>
+        <w:rPr>
+          <w:b/>
+          <w:bCs/>
+          <w:sz w:val="28"/>
+          <w:szCs w:val="28"/>
+        </w:rPr>
+        <w:t>.</w:t>
+      </w:r>
+      <w:proofErr w:type="spellStart"/>
+      <w:r>
+        <w:rPr>
+          <w:b/>
+          <w:bCs/>
+          <w:sz w:val="28"/>
+          <w:szCs w:val="28"/>
+          <w:lang w:val="en-US"/>
+        </w:rPr>
+        <w:t>ru</w:t>
+      </w:r>
+      <w:bookmarkEnd w:id="8"/>
+      <w:proofErr w:type="spellEnd"/>
+    </w:p>
+    <w:p>
+      <w:pPr>
+        <w:spacing w:line="360" w:lineRule="auto"/>
+        <w:ind w:firstLine="560"/>
+        <w:jc w:val="both"/>
+        <w:rPr>
+          <w:sz w:val="28"/>
+          <w:szCs w:val="28"/>
+        </w:rPr>
+      </w:pPr>
+      <w:r>
+        <w:rPr>
+          <w:sz w:val="28"/>
+          <w:szCs w:val="28"/>
+        </w:rPr>
+        <w:t xml:space="preserve">По результатам работы команды </w:t>
+      </w:r>
+      <w:r>
+        <w:rPr>
+          <w:sz w:val="28"/>
+          <w:szCs w:val="28"/>
+          <w:lang w:val="en-US"/>
+        </w:rPr>
+        <w:t>ping</w:t>
+      </w:r>
+      <w:r>
+        <w:rPr>
+          <w:sz w:val="28"/>
+          <w:szCs w:val="28"/>
+        </w:rPr>
+        <w:t xml:space="preserve"> был получен текстовый документ с результатом. На рисунке </w:t>
+      </w:r>
+      <w:r>
+        <w:rPr>
+          <w:sz w:val="28"/>
+          <w:szCs w:val="28"/>
+          <w:lang w:val="en-GB"/>
+        </w:rPr>
+        <w:t>9</w:t>
+      </w:r>
+      <w:r>
+        <w:rPr>
+          <w:sz w:val="28"/>
+          <w:szCs w:val="28"/>
+        </w:rPr>
+        <w:t xml:space="preserve"> изображен результат работы утилиты.</w:t>
+      </w:r>
+    </w:p>
+    <w:p>
+      <w:pPr>
+        <w:spacing w:line="360" w:lineRule="auto"/>
+        <w:ind w:firstLine="560"/>
+        <w:jc w:val="center"/>
+        <w:rPr>
+          <w:bCs/>
+          <w:sz w:val="28"/>
+          <w:szCs w:val="28"/>
+        </w:rPr>
+      </w:pPr>
+      <w:r>
+        <w:rPr>
+          <w:bCs/>
+          <w:noProof/>
           <w:sz w:val="28"/>
           <w:szCs w:val="28"/>
         </w:rPr>
         <w:drawing>
-          <wp:inline distT="0" distB="0" distL="0" distR="0" wp14:anchorId="78131B26" wp14:editId="10056C2E">
-            <wp:extent cx="5401429" cy="3010320"/>
-            <wp:effectExtent l="0" t="0" r="8890" b="0"/>
-            <wp:docPr id="19" name="Рисунок 19"/>
+          <wp:inline distT="0" distB="0" distL="0" distR="0" wp14:anchorId="3A68C07D" wp14:editId="5FAD5D57">
+            <wp:extent cx="5166711" cy="4954078"/>
+            <wp:effectExtent l="0" t="0" r="0" b="0"/>
+            <wp:docPr id="22" name="Рисунок 22"/>
             <wp:cNvGraphicFramePr>
               <a:graphicFrameLocks xmlns:a="http://schemas.openxmlformats.org/drawingml/2006/main" noChangeAspect="1"/>
             </wp:cNvGraphicFramePr>
@@ -5354,7 +5258,7 @@
                   <pic:spPr>
                     <a:xfrm>
                       <a:off x="0" y="0"/>
-                      <a:ext cx="5401429" cy="3010320"/>
+                      <a:ext cx="5173712" cy="4960791"/>
                     </a:xfrm>
                     <a:prstGeom prst="rect">
                       <a:avLst/>
@@ -5370,7 +5274,7 @@
     <w:p>
       <w:pPr>
         <w:spacing w:line="360" w:lineRule="auto"/>
-        <w:ind w:firstLine="560"/>
+        <w:ind w:firstLine="709"/>
         <w:jc w:val="center"/>
         <w:rPr>
           <w:sz w:val="28"/>
@@ -5389,7 +5293,7 @@
           <w:sz w:val="28"/>
           <w:szCs w:val="28"/>
         </w:rPr>
-        <w:t>5</w:t>
+        <w:t>9</w:t>
       </w:r>
       <w:r>
         <w:rPr>
@@ -5403,24 +5307,7 @@
           <w:sz w:val="28"/>
           <w:szCs w:val="28"/>
         </w:rPr>
-        <w:t xml:space="preserve">результат работы утилиты </w:t>
-      </w:r>
-      <w:proofErr w:type="spellStart"/>
-      <w:r>
-        <w:rPr>
-          <w:sz w:val="28"/>
-          <w:szCs w:val="28"/>
-          <w:lang w:val="en-US"/>
-        </w:rPr>
-        <w:t>WinMTR</w:t>
-      </w:r>
-      <w:proofErr w:type="spellEnd"/>
-      <w:r>
-        <w:rPr>
-          <w:sz w:val="28"/>
-          <w:szCs w:val="28"/>
-        </w:rPr>
-        <w:t xml:space="preserve"> для </w:t>
+        <w:t xml:space="preserve">результат работы утилиты для </w:t>
       </w:r>
       <w:proofErr w:type="spellStart"/>
       <w:r>
@@ -5455,31 +5342,96 @@
         <w:spacing w:line="360" w:lineRule="auto"/>
         <w:ind w:firstLine="560"/>
         <w:jc w:val="both"/>
-        <w:outlineLvl w:val="0"/>
-        <w:rPr>
-          <w:b/>
-          <w:bCs/>
-          <w:sz w:val="28"/>
-          <w:szCs w:val="28"/>
-        </w:rPr>
-      </w:pPr>
-      <w:r>
-        <w:rPr>
-          <w:b/>
-          <w:bCs/>
-          <w:sz w:val="28"/>
-          <w:szCs w:val="28"/>
-        </w:rPr>
-        <w:t xml:space="preserve">  </w:t>
-      </w:r>
-      <w:r>
-        <w:rPr>
-          <w:b/>
-          <w:bCs/>
-          <w:sz w:val="28"/>
-          <w:szCs w:val="28"/>
-        </w:rPr>
-        <w:br w:type="page"/>
+        <w:rPr>
+          <w:sz w:val="28"/>
+          <w:szCs w:val="28"/>
+        </w:rPr>
+      </w:pPr>
+      <w:r>
+        <w:rPr>
+          <w:sz w:val="28"/>
+          <w:szCs w:val="28"/>
+        </w:rPr>
+        <w:t xml:space="preserve">На рисунке </w:t>
+      </w:r>
+      <w:r>
+        <w:rPr>
+          <w:sz w:val="28"/>
+          <w:szCs w:val="28"/>
+        </w:rPr>
+        <w:t>10</w:t>
+      </w:r>
+      <w:r>
+        <w:rPr>
+          <w:sz w:val="28"/>
+          <w:szCs w:val="28"/>
+        </w:rPr>
+        <w:t xml:space="preserve"> изображен результат работы утилиты</w:t>
+      </w:r>
+      <w:r>
+        <w:rPr>
+          <w:sz w:val="28"/>
+          <w:szCs w:val="28"/>
+        </w:rPr>
+        <w:t xml:space="preserve"> </w:t>
+      </w:r>
+      <w:proofErr w:type="spellStart"/>
+      <w:r>
+        <w:rPr>
+          <w:sz w:val="28"/>
+          <w:szCs w:val="28"/>
+          <w:lang w:val="en-US"/>
+        </w:rPr>
+        <w:t>tracert</w:t>
+      </w:r>
+      <w:proofErr w:type="spellEnd"/>
+      <w:r>
+        <w:rPr>
+          <w:sz w:val="28"/>
+          <w:szCs w:val="28"/>
+        </w:rPr>
+        <w:t xml:space="preserve"> для</w:t>
+      </w:r>
+      <w:r>
+        <w:rPr>
+          <w:sz w:val="28"/>
+          <w:szCs w:val="28"/>
+        </w:rPr>
+        <w:t xml:space="preserve"> </w:t>
+      </w:r>
+      <w:proofErr w:type="spellStart"/>
+      <w:r>
+        <w:rPr>
+          <w:sz w:val="28"/>
+          <w:szCs w:val="28"/>
+          <w:lang w:val="en-US"/>
+        </w:rPr>
+        <w:t>gismeteo</w:t>
+      </w:r>
+      <w:proofErr w:type="spellEnd"/>
+      <w:r>
+        <w:rPr>
+          <w:sz w:val="28"/>
+          <w:szCs w:val="28"/>
+        </w:rPr>
+        <w:t>.</w:t>
+      </w:r>
+      <w:proofErr w:type="spellStart"/>
+      <w:r>
+        <w:rPr>
+          <w:sz w:val="28"/>
+          <w:szCs w:val="28"/>
+          <w:lang w:val="en-US"/>
+        </w:rPr>
+        <w:t>ru</w:t>
+      </w:r>
+      <w:proofErr w:type="spellEnd"/>
+      <w:r>
+        <w:rPr>
+          <w:sz w:val="28"/>
+          <w:szCs w:val="28"/>
+        </w:rPr>
+        <w:t>.</w:t>
       </w:r>
     </w:p>
     <w:p>
@@ -5487,108 +5439,11 @@
         <w:spacing w:line="360" w:lineRule="auto"/>
         <w:ind w:firstLine="560"/>
         <w:jc w:val="both"/>
-        <w:outlineLvl w:val="0"/>
-        <w:rPr>
-          <w:b/>
-          <w:bCs/>
-          <w:sz w:val="28"/>
-          <w:szCs w:val="28"/>
-        </w:rPr>
-      </w:pPr>
-      <w:bookmarkStart w:id="10" w:name="_Toc212747971"/>
-      <w:r>
-        <w:rPr>
-          <w:b/>
-          <w:bCs/>
-          <w:sz w:val="28"/>
-          <w:szCs w:val="28"/>
-        </w:rPr>
-        <w:lastRenderedPageBreak/>
-        <w:t>6</w:t>
-      </w:r>
-      <w:r>
-        <w:rPr>
-          <w:b/>
-          <w:bCs/>
-          <w:sz w:val="28"/>
-          <w:szCs w:val="28"/>
-        </w:rPr>
-        <w:t xml:space="preserve"> </w:t>
-      </w:r>
-      <w:r>
-        <w:rPr>
-          <w:b/>
-          <w:bCs/>
-          <w:sz w:val="28"/>
-          <w:szCs w:val="28"/>
-        </w:rPr>
-        <w:t xml:space="preserve">Листинг результатов для </w:t>
-      </w:r>
-      <w:proofErr w:type="spellStart"/>
-      <w:r>
-        <w:rPr>
-          <w:b/>
-          <w:bCs/>
-          <w:sz w:val="28"/>
-          <w:szCs w:val="28"/>
-          <w:lang w:val="en-US"/>
-        </w:rPr>
-        <w:t>uefa</w:t>
-      </w:r>
-      <w:proofErr w:type="spellEnd"/>
-      <w:r>
-        <w:rPr>
-          <w:b/>
-          <w:bCs/>
-          <w:sz w:val="28"/>
-          <w:szCs w:val="28"/>
-        </w:rPr>
-        <w:t>.</w:t>
-      </w:r>
-      <w:r>
-        <w:rPr>
-          <w:b/>
-          <w:bCs/>
-          <w:sz w:val="28"/>
-          <w:szCs w:val="28"/>
-          <w:lang w:val="en-US"/>
-        </w:rPr>
-        <w:t>com</w:t>
-      </w:r>
-      <w:bookmarkEnd w:id="10"/>
-    </w:p>
-    <w:p>
-      <w:pPr>
-        <w:spacing w:line="360" w:lineRule="auto"/>
-        <w:ind w:firstLine="560"/>
-        <w:jc w:val="both"/>
-        <w:rPr>
-          <w:sz w:val="28"/>
-          <w:szCs w:val="28"/>
-        </w:rPr>
-      </w:pPr>
-      <w:r>
-        <w:rPr>
-          <w:sz w:val="28"/>
-          <w:szCs w:val="28"/>
-        </w:rPr>
-        <w:t xml:space="preserve">По результатам работы команды </w:t>
-      </w:r>
-      <w:r>
-        <w:rPr>
-          <w:sz w:val="28"/>
-          <w:szCs w:val="28"/>
-          <w:lang w:val="en-US"/>
-        </w:rPr>
-        <w:t>ping</w:t>
-      </w:r>
-      <w:r>
-        <w:rPr>
-          <w:sz w:val="28"/>
-          <w:szCs w:val="28"/>
-        </w:rPr>
-        <w:t xml:space="preserve"> был получен текстовый документ с результатом. На рисунке 2 изображен результат работы утилиты.</w:t>
-      </w:r>
+        <w:rPr>
+          <w:sz w:val="28"/>
+          <w:szCs w:val="28"/>
+        </w:rPr>
+      </w:pPr>
     </w:p>
     <w:p>
       <w:pPr>
@@ -5596,22 +5451,22 @@
         <w:ind w:firstLine="560"/>
         <w:jc w:val="center"/>
         <w:rPr>
-          <w:bCs/>
-          <w:sz w:val="28"/>
-          <w:szCs w:val="28"/>
-        </w:rPr>
-      </w:pPr>
-      <w:r>
-        <w:rPr>
-          <w:bCs/>
-          <w:sz w:val="28"/>
-          <w:szCs w:val="28"/>
-        </w:rPr>
+          <w:sz w:val="28"/>
+          <w:szCs w:val="28"/>
+        </w:rPr>
+      </w:pPr>
+      <w:r>
+        <w:rPr>
+          <w:noProof/>
+          <w:sz w:val="28"/>
+          <w:szCs w:val="28"/>
+        </w:rPr>
+        <w:lastRenderedPageBreak/>
         <w:drawing>
-          <wp:inline distT="0" distB="0" distL="0" distR="0" wp14:anchorId="3B13DF6D" wp14:editId="046F33B7">
-            <wp:extent cx="5008063" cy="4679902"/>
-            <wp:effectExtent l="0" t="0" r="2540" b="6985"/>
-            <wp:docPr id="23" name="Рисунок 23"/>
+          <wp:inline distT="0" distB="0" distL="0" distR="0" wp14:anchorId="18E2BBF5" wp14:editId="4D516851">
+            <wp:extent cx="5314290" cy="3221522"/>
+            <wp:effectExtent l="0" t="0" r="1270" b="0"/>
+            <wp:docPr id="21" name="Рисунок 21"/>
             <wp:cNvGraphicFramePr>
               <a:graphicFrameLocks xmlns:a="http://schemas.openxmlformats.org/drawingml/2006/main" noChangeAspect="1"/>
             </wp:cNvGraphicFramePr>
@@ -5631,7 +5486,7 @@
                   <pic:spPr>
                     <a:xfrm>
                       <a:off x="0" y="0"/>
-                      <a:ext cx="5023554" cy="4694378"/>
+                      <a:ext cx="5327181" cy="3229337"/>
                     </a:xfrm>
                     <a:prstGeom prst="rect">
                       <a:avLst/>
@@ -5666,7 +5521,7 @@
           <w:sz w:val="28"/>
           <w:szCs w:val="28"/>
         </w:rPr>
-        <w:t>2</w:t>
+        <w:t>10</w:t>
       </w:r>
       <w:r>
         <w:rPr>
@@ -5689,7 +5544,7 @@
           <w:szCs w:val="28"/>
           <w:lang w:val="en-US"/>
         </w:rPr>
-        <w:t>uefa</w:t>
+        <w:t>gismeteo</w:t>
       </w:r>
       <w:proofErr w:type="spellEnd"/>
       <w:r>
@@ -5699,14 +5554,27 @@
         </w:rPr>
         <w:t>.</w:t>
       </w:r>
+      <w:proofErr w:type="spellStart"/>
       <w:r>
         <w:rPr>
           <w:sz w:val="28"/>
           <w:szCs w:val="28"/>
           <w:lang w:val="en-US"/>
         </w:rPr>
-        <w:t>com</w:t>
-      </w:r>
+        <w:t>ru</w:t>
+      </w:r>
+      <w:proofErr w:type="spellEnd"/>
+    </w:p>
+    <w:p>
+      <w:pPr>
+        <w:spacing w:line="360" w:lineRule="auto"/>
+        <w:ind w:firstLine="709"/>
+        <w:jc w:val="center"/>
+        <w:rPr>
+          <w:sz w:val="28"/>
+          <w:szCs w:val="28"/>
+        </w:rPr>
+      </w:pPr>
     </w:p>
     <w:p>
       <w:pPr>
@@ -5723,6 +5591,75 @@
           <w:sz w:val="28"/>
           <w:szCs w:val="28"/>
         </w:rPr>
+        <w:t xml:space="preserve">Для </w:t>
+      </w:r>
+      <w:proofErr w:type="spellStart"/>
+      <w:r>
+        <w:rPr>
+          <w:sz w:val="28"/>
+          <w:szCs w:val="28"/>
+          <w:lang w:val="en-US"/>
+        </w:rPr>
+        <w:t>gismeteo</w:t>
+      </w:r>
+      <w:proofErr w:type="spellEnd"/>
+      <w:r>
+        <w:rPr>
+          <w:sz w:val="28"/>
+          <w:szCs w:val="28"/>
+        </w:rPr>
+        <w:t>.</w:t>
+      </w:r>
+      <w:proofErr w:type="spellStart"/>
+      <w:r>
+        <w:rPr>
+          <w:sz w:val="28"/>
+          <w:szCs w:val="28"/>
+          <w:lang w:val="en-US"/>
+        </w:rPr>
+        <w:t>ru</w:t>
+      </w:r>
+      <w:proofErr w:type="spellEnd"/>
+      <w:r>
+        <w:rPr>
+          <w:sz w:val="28"/>
+          <w:szCs w:val="28"/>
+        </w:rPr>
+        <w:t xml:space="preserve"> </w:t>
+      </w:r>
+      <w:r>
+        <w:rPr>
+          <w:sz w:val="28"/>
+          <w:szCs w:val="28"/>
+        </w:rPr>
+        <w:t xml:space="preserve">узким местом является </w:t>
+      </w:r>
+      <w:r>
+        <w:rPr>
+          <w:sz w:val="28"/>
+          <w:szCs w:val="28"/>
+        </w:rPr>
+        <w:t>2</w:t>
+      </w:r>
+      <w:r>
+        <w:rPr>
+          <w:sz w:val="28"/>
+          <w:szCs w:val="28"/>
+        </w:rPr>
+        <w:t>, 6, 7, 11</w:t>
+      </w:r>
+      <w:r>
+        <w:rPr>
+          <w:sz w:val="28"/>
+          <w:szCs w:val="28"/>
+        </w:rPr>
+        <w:t xml:space="preserve"> шлюз. </w:t>
+      </w:r>
+      <w:r>
+        <w:rPr>
+          <w:sz w:val="28"/>
+          <w:szCs w:val="28"/>
+        </w:rPr>
         <w:t xml:space="preserve">На рисунке </w:t>
       </w:r>
       <w:r>
@@ -5730,36 +5667,31 @@
           <w:sz w:val="28"/>
           <w:szCs w:val="28"/>
         </w:rPr>
-        <w:t>3</w:t>
-      </w:r>
-      <w:r>
-        <w:rPr>
-          <w:sz w:val="28"/>
-          <w:szCs w:val="28"/>
-        </w:rPr>
-        <w:t xml:space="preserve"> изображен результат работы утилиты</w:t>
-      </w:r>
-      <w:r>
-        <w:rPr>
-          <w:sz w:val="28"/>
-          <w:szCs w:val="28"/>
-        </w:rPr>
-        <w:t xml:space="preserve"> </w:t>
-      </w:r>
+        <w:t>11</w:t>
+      </w:r>
+      <w:r>
+        <w:rPr>
+          <w:sz w:val="28"/>
+          <w:szCs w:val="28"/>
+        </w:rPr>
+        <w:t xml:space="preserve"> изображен график времени прохождения шлюзов для </w:t>
+      </w:r>
+      <w:proofErr w:type="spellStart"/>
       <w:r>
         <w:rPr>
           <w:sz w:val="28"/>
           <w:szCs w:val="28"/>
           <w:lang w:val="en-US"/>
         </w:rPr>
-        <w:t>tracert</w:t>
-      </w:r>
-      <w:r>
-        <w:rPr>
-          <w:sz w:val="28"/>
-          <w:szCs w:val="28"/>
-        </w:rPr>
-        <w:t xml:space="preserve"> для </w:t>
+        <w:t>gismeteo</w:t>
+      </w:r>
+      <w:proofErr w:type="spellEnd"/>
+      <w:r>
+        <w:rPr>
+          <w:sz w:val="28"/>
+          <w:szCs w:val="28"/>
+        </w:rPr>
+        <w:t>.</w:t>
       </w:r>
       <w:proofErr w:type="spellStart"/>
       <w:r>
@@ -5768,7 +5700,7 @@
           <w:szCs w:val="28"/>
           <w:lang w:val="en-US"/>
         </w:rPr>
-        <w:t>uefa</w:t>
+        <w:t>ru</w:t>
       </w:r>
       <w:proofErr w:type="spellEnd"/>
       <w:r>
@@ -5778,27 +5710,10 @@
         </w:rPr>
         <w:t>.</w:t>
       </w:r>
-      <w:r>
-        <w:rPr>
-          <w:sz w:val="28"/>
-          <w:szCs w:val="28"/>
-          <w:lang w:val="en-US"/>
-        </w:rPr>
-        <w:t>com</w:t>
-      </w:r>
-      <w:r>
-        <w:rPr>
-          <w:sz w:val="28"/>
-          <w:szCs w:val="28"/>
-        </w:rPr>
-        <w:t>.</w:t>
-      </w:r>
     </w:p>
     <w:p>
       <w:pPr>
         <w:spacing w:line="360" w:lineRule="auto"/>
-        <w:ind w:firstLine="560"/>
-        <w:jc w:val="both"/>
         <w:rPr>
           <w:sz w:val="28"/>
           <w:szCs w:val="28"/>
@@ -5808,24 +5723,25 @@
     <w:p>
       <w:pPr>
         <w:spacing w:line="360" w:lineRule="auto"/>
-        <w:ind w:firstLine="560"/>
+        <w:ind w:firstLine="709"/>
         <w:jc w:val="center"/>
         <w:rPr>
           <w:sz w:val="28"/>
           <w:szCs w:val="28"/>
-        </w:rPr>
-      </w:pPr>
-      <w:r>
-        <w:rPr>
-          <w:sz w:val="28"/>
-          <w:szCs w:val="28"/>
-        </w:rPr>
-        <w:lastRenderedPageBreak/>
+          <w:lang w:val="en-GB"/>
+        </w:rPr>
+      </w:pPr>
+      <w:r>
+        <w:rPr>
+          <w:sz w:val="28"/>
+          <w:szCs w:val="28"/>
+          <w:lang w:val="en-GB"/>
+        </w:rPr>
         <w:drawing>
-          <wp:inline distT="0" distB="0" distL="0" distR="0" wp14:anchorId="391FA229" wp14:editId="0D9CDEF5">
-            <wp:extent cx="5345414" cy="3332384"/>
-            <wp:effectExtent l="0" t="0" r="8255" b="1905"/>
-            <wp:docPr id="25" name="Рисунок 25"/>
+          <wp:inline distT="0" distB="0" distL="0" distR="0" wp14:anchorId="66B7F074" wp14:editId="16C17DAA">
+            <wp:extent cx="4945600" cy="3603865"/>
+            <wp:effectExtent l="0" t="0" r="0" b="3175"/>
+            <wp:docPr id="1060060982" name="Рисунок 1"/>
             <wp:cNvGraphicFramePr>
               <a:graphicFrameLocks xmlns:a="http://schemas.openxmlformats.org/drawingml/2006/main" noChangeAspect="1"/>
             </wp:cNvGraphicFramePr>
@@ -5833,7 +5749,7 @@
               <a:graphicData uri="http://schemas.openxmlformats.org/drawingml/2006/picture">
                 <pic:pic xmlns:pic="http://schemas.openxmlformats.org/drawingml/2006/picture">
                   <pic:nvPicPr>
-                    <pic:cNvPr id="1" name=""/>
+                    <pic:cNvPr id="1060060982" name=""/>
                     <pic:cNvPicPr/>
                   </pic:nvPicPr>
                   <pic:blipFill>
@@ -5845,7 +5761,7 @@
                   <pic:spPr>
                     <a:xfrm>
                       <a:off x="0" y="0"/>
-                      <a:ext cx="5362553" cy="3343069"/>
+                      <a:ext cx="4969673" cy="3621407"/>
                     </a:xfrm>
                     <a:prstGeom prst="rect">
                       <a:avLst/>
@@ -5860,6 +5776,202 @@
     </w:p>
     <w:p>
       <w:pPr>
+        <w:tabs>
+          <w:tab w:val="center" w:pos="5032"/>
+          <w:tab w:val="right" w:pos="9355"/>
+        </w:tabs>
+        <w:spacing w:line="360" w:lineRule="auto"/>
+        <w:ind w:firstLine="709"/>
+        <w:rPr>
+          <w:sz w:val="28"/>
+          <w:szCs w:val="28"/>
+        </w:rPr>
+      </w:pPr>
+      <w:r>
+        <w:rPr>
+          <w:sz w:val="28"/>
+          <w:szCs w:val="28"/>
+        </w:rPr>
+        <w:tab/>
+      </w:r>
+      <w:r>
+        <w:rPr>
+          <w:sz w:val="28"/>
+          <w:szCs w:val="28"/>
+        </w:rPr>
+        <w:t xml:space="preserve">Рисунок </w:t>
+      </w:r>
+      <w:r>
+        <w:rPr>
+          <w:sz w:val="28"/>
+          <w:szCs w:val="28"/>
+        </w:rPr>
+        <w:t>4</w:t>
+      </w:r>
+      <w:r>
+        <w:rPr>
+          <w:sz w:val="28"/>
+          <w:szCs w:val="28"/>
+        </w:rPr>
+        <w:t xml:space="preserve"> – </w:t>
+      </w:r>
+      <w:r>
+        <w:rPr>
+          <w:sz w:val="28"/>
+          <w:szCs w:val="28"/>
+        </w:rPr>
+        <w:t xml:space="preserve">график времени прохождения шлюзов для </w:t>
+      </w:r>
+      <w:proofErr w:type="spellStart"/>
+      <w:r>
+        <w:rPr>
+          <w:sz w:val="28"/>
+          <w:szCs w:val="28"/>
+          <w:lang w:val="en-US"/>
+        </w:rPr>
+        <w:t>gismeteo</w:t>
+      </w:r>
+      <w:proofErr w:type="spellEnd"/>
+      <w:r>
+        <w:rPr>
+          <w:sz w:val="28"/>
+          <w:szCs w:val="28"/>
+        </w:rPr>
+        <w:t>.</w:t>
+      </w:r>
+      <w:proofErr w:type="spellStart"/>
+      <w:r>
+        <w:rPr>
+          <w:sz w:val="28"/>
+          <w:szCs w:val="28"/>
+          <w:lang w:val="en-US"/>
+        </w:rPr>
+        <w:t>ru</w:t>
+      </w:r>
+      <w:proofErr w:type="spellEnd"/>
+    </w:p>
+    <w:p>
+      <w:pPr>
+        <w:spacing w:line="360" w:lineRule="auto"/>
+        <w:ind w:firstLine="560"/>
+        <w:jc w:val="both"/>
+        <w:rPr>
+          <w:sz w:val="28"/>
+          <w:szCs w:val="28"/>
+        </w:rPr>
+      </w:pPr>
+    </w:p>
+    <w:p>
+      <w:pPr>
+        <w:spacing w:line="360" w:lineRule="auto"/>
+        <w:ind w:firstLine="560"/>
+        <w:jc w:val="both"/>
+        <w:rPr>
+          <w:sz w:val="28"/>
+          <w:szCs w:val="28"/>
+        </w:rPr>
+      </w:pPr>
+      <w:r>
+        <w:rPr>
+          <w:sz w:val="28"/>
+          <w:szCs w:val="28"/>
+        </w:rPr>
+        <w:lastRenderedPageBreak/>
+        <w:t xml:space="preserve">На рисунке </w:t>
+      </w:r>
+      <w:r>
+        <w:rPr>
+          <w:sz w:val="28"/>
+          <w:szCs w:val="28"/>
+        </w:rPr>
+        <w:t>11</w:t>
+      </w:r>
+      <w:r>
+        <w:rPr>
+          <w:sz w:val="28"/>
+          <w:szCs w:val="28"/>
+        </w:rPr>
+        <w:t xml:space="preserve"> изображен результат работы утилиты </w:t>
+      </w:r>
+      <w:proofErr w:type="spellStart"/>
+      <w:r>
+        <w:rPr>
+          <w:sz w:val="28"/>
+          <w:szCs w:val="28"/>
+          <w:lang w:val="en-US"/>
+        </w:rPr>
+        <w:t>WinMTR</w:t>
+      </w:r>
+      <w:proofErr w:type="spellEnd"/>
+      <w:r>
+        <w:rPr>
+          <w:sz w:val="28"/>
+          <w:szCs w:val="28"/>
+        </w:rPr>
+        <w:t xml:space="preserve"> для </w:t>
+      </w:r>
+      <w:proofErr w:type="spellStart"/>
+      <w:r>
+        <w:rPr>
+          <w:sz w:val="28"/>
+          <w:szCs w:val="28"/>
+          <w:lang w:val="en-US"/>
+        </w:rPr>
+        <w:t>gismeteo</w:t>
+      </w:r>
+      <w:proofErr w:type="spellEnd"/>
+      <w:r>
+        <w:rPr>
+          <w:sz w:val="28"/>
+          <w:szCs w:val="28"/>
+        </w:rPr>
+        <w:t>.</w:t>
+      </w:r>
+      <w:proofErr w:type="spellStart"/>
+      <w:r>
+        <w:rPr>
+          <w:sz w:val="28"/>
+          <w:szCs w:val="28"/>
+          <w:lang w:val="en-US"/>
+        </w:rPr>
+        <w:t>ru</w:t>
+      </w:r>
+      <w:proofErr w:type="spellEnd"/>
+      <w:r>
+        <w:rPr>
+          <w:sz w:val="28"/>
+          <w:szCs w:val="28"/>
+        </w:rPr>
+        <w:t>.</w:t>
+      </w:r>
+    </w:p>
+    <w:p>
+      <w:pPr>
+        <w:tabs>
+          <w:tab w:val="center" w:pos="5032"/>
+          <w:tab w:val="right" w:pos="9355"/>
+        </w:tabs>
+        <w:spacing w:line="360" w:lineRule="auto"/>
+        <w:ind w:firstLine="709"/>
+        <w:rPr>
+          <w:sz w:val="28"/>
+          <w:szCs w:val="28"/>
+        </w:rPr>
+      </w:pPr>
+      <w:r>
+        <w:rPr>
+          <w:sz w:val="28"/>
+          <w:szCs w:val="28"/>
+        </w:rPr>
+        <w:tab/>
+      </w:r>
+    </w:p>
+    <w:p>
+      <w:pPr>
+        <w:tabs>
+          <w:tab w:val="center" w:pos="5032"/>
+          <w:tab w:val="right" w:pos="9355"/>
+        </w:tabs>
         <w:spacing w:line="360" w:lineRule="auto"/>
         <w:ind w:firstLine="709"/>
         <w:jc w:val="center"/>
@@ -5870,162 +5982,15 @@
       </w:pPr>
       <w:r>
         <w:rPr>
-          <w:sz w:val="28"/>
-          <w:szCs w:val="28"/>
-        </w:rPr>
-        <w:t xml:space="preserve">Рисунок </w:t>
-      </w:r>
-      <w:r>
-        <w:rPr>
-          <w:sz w:val="28"/>
-          <w:szCs w:val="28"/>
-        </w:rPr>
-        <w:t>3</w:t>
-      </w:r>
-      <w:r>
-        <w:rPr>
-          <w:sz w:val="28"/>
-          <w:szCs w:val="28"/>
-        </w:rPr>
-        <w:t xml:space="preserve"> – </w:t>
-      </w:r>
-      <w:r>
-        <w:rPr>
-          <w:sz w:val="28"/>
-          <w:szCs w:val="28"/>
-        </w:rPr>
-        <w:t xml:space="preserve">результат работы утилиты для </w:t>
-      </w:r>
-      <w:proofErr w:type="spellStart"/>
-      <w:r>
-        <w:rPr>
-          <w:sz w:val="28"/>
-          <w:szCs w:val="28"/>
-          <w:lang w:val="en-US"/>
-        </w:rPr>
-        <w:t>uefa</w:t>
-      </w:r>
-      <w:proofErr w:type="spellEnd"/>
-      <w:r>
-        <w:rPr>
-          <w:sz w:val="28"/>
-          <w:szCs w:val="28"/>
-        </w:rPr>
-        <w:t>.</w:t>
-      </w:r>
-      <w:r>
-        <w:rPr>
-          <w:sz w:val="28"/>
-          <w:szCs w:val="28"/>
-          <w:lang w:val="en-US"/>
-        </w:rPr>
-        <w:t>com</w:t>
-      </w:r>
-    </w:p>
-    <w:p>
-      <w:pPr>
-        <w:spacing w:line="360" w:lineRule="auto"/>
-        <w:ind w:firstLine="709"/>
-        <w:jc w:val="center"/>
-        <w:rPr>
-          <w:sz w:val="28"/>
-          <w:szCs w:val="28"/>
-        </w:rPr>
-      </w:pPr>
-    </w:p>
-    <w:p>
-      <w:pPr>
-        <w:spacing w:line="360" w:lineRule="auto"/>
-        <w:ind w:firstLine="560"/>
-        <w:jc w:val="both"/>
-        <w:rPr>
-          <w:sz w:val="28"/>
-          <w:szCs w:val="28"/>
-        </w:rPr>
-      </w:pPr>
-      <w:r>
-        <w:rPr>
-          <w:sz w:val="28"/>
-          <w:szCs w:val="28"/>
-        </w:rPr>
-        <w:t xml:space="preserve">На рисунке </w:t>
-      </w:r>
-      <w:r>
-        <w:rPr>
-          <w:sz w:val="28"/>
-          <w:szCs w:val="28"/>
-        </w:rPr>
-        <w:t>4</w:t>
-      </w:r>
-      <w:r>
-        <w:rPr>
-          <w:sz w:val="28"/>
-          <w:szCs w:val="28"/>
-        </w:rPr>
-        <w:t xml:space="preserve"> изображен график времени прохождения шлюзов для </w:t>
-      </w:r>
-      <w:proofErr w:type="spellStart"/>
-      <w:r>
-        <w:rPr>
-          <w:sz w:val="28"/>
-          <w:szCs w:val="28"/>
-          <w:lang w:val="en-US"/>
-        </w:rPr>
-        <w:t>uefa</w:t>
-      </w:r>
-      <w:proofErr w:type="spellEnd"/>
-      <w:r>
-        <w:rPr>
-          <w:sz w:val="28"/>
-          <w:szCs w:val="28"/>
-        </w:rPr>
-        <w:t>.</w:t>
-      </w:r>
-      <w:r>
-        <w:rPr>
-          <w:sz w:val="28"/>
-          <w:szCs w:val="28"/>
-          <w:lang w:val="en-US"/>
-        </w:rPr>
-        <w:t>com</w:t>
-      </w:r>
-      <w:r>
-        <w:rPr>
-          <w:sz w:val="28"/>
-          <w:szCs w:val="28"/>
-        </w:rPr>
-        <w:t>.</w:t>
-      </w:r>
-    </w:p>
-    <w:p>
-      <w:pPr>
-        <w:spacing w:line="360" w:lineRule="auto"/>
-        <w:rPr>
-          <w:sz w:val="28"/>
-          <w:szCs w:val="28"/>
-        </w:rPr>
-      </w:pPr>
-    </w:p>
-    <w:p>
-      <w:pPr>
-        <w:spacing w:line="360" w:lineRule="auto"/>
-        <w:ind w:firstLine="709"/>
-        <w:jc w:val="center"/>
-        <w:rPr>
-          <w:sz w:val="28"/>
-          <w:szCs w:val="28"/>
-        </w:rPr>
-      </w:pPr>
-      <w:r>
-        <w:rPr>
+          <w:noProof/>
           <w:sz w:val="28"/>
           <w:szCs w:val="28"/>
         </w:rPr>
         <w:drawing>
-          <wp:inline distT="0" distB="0" distL="0" distR="0" wp14:anchorId="56220B3C" wp14:editId="7315D968">
-            <wp:extent cx="5149893" cy="3371790"/>
-            <wp:effectExtent l="0" t="0" r="0" b="635"/>
-            <wp:docPr id="20" name="Рисунок 20"/>
+          <wp:inline distT="0" distB="0" distL="0" distR="0" wp14:anchorId="78131B26" wp14:editId="10056C2E">
+            <wp:extent cx="5401429" cy="3010320"/>
+            <wp:effectExtent l="0" t="0" r="8890" b="0"/>
+            <wp:docPr id="19" name="Рисунок 19"/>
             <wp:cNvGraphicFramePr>
               <a:graphicFrameLocks xmlns:a="http://schemas.openxmlformats.org/drawingml/2006/main" noChangeAspect="1"/>
             </wp:cNvGraphicFramePr>
@@ -6045,7 +6010,7 @@
                   <pic:spPr>
                     <a:xfrm>
                       <a:off x="0" y="0"/>
-                      <a:ext cx="5171075" cy="3385658"/>
+                      <a:ext cx="5401429" cy="3010320"/>
                     </a:xfrm>
                     <a:prstGeom prst="rect">
                       <a:avLst/>
@@ -6060,24 +6025,14 @@
     </w:p>
     <w:p>
       <w:pPr>
-        <w:tabs>
-          <w:tab w:val="center" w:pos="5032"/>
-          <w:tab w:val="right" w:pos="9355"/>
-        </w:tabs>
         <w:spacing w:line="360" w:lineRule="auto"/>
-        <w:ind w:firstLine="709"/>
-        <w:rPr>
-          <w:sz w:val="28"/>
-          <w:szCs w:val="28"/>
-        </w:rPr>
-      </w:pPr>
-      <w:r>
-        <w:rPr>
-          <w:sz w:val="28"/>
-          <w:szCs w:val="28"/>
-        </w:rPr>
-        <w:tab/>
-      </w:r>
+        <w:ind w:firstLine="560"/>
+        <w:jc w:val="center"/>
+        <w:rPr>
+          <w:sz w:val="28"/>
+          <w:szCs w:val="28"/>
+        </w:rPr>
+      </w:pPr>
       <w:r>
         <w:rPr>
           <w:sz w:val="28"/>
@@ -6090,7 +6045,7 @@
           <w:sz w:val="28"/>
           <w:szCs w:val="28"/>
         </w:rPr>
-        <w:t>4</w:t>
+        <w:t>11</w:t>
       </w:r>
       <w:r>
         <w:rPr>
@@ -6104,7 +6059,7 @@
           <w:sz w:val="28"/>
           <w:szCs w:val="28"/>
         </w:rPr>
-        <w:t xml:space="preserve">график времени прохождения шлюзов для </w:t>
+        <w:t xml:space="preserve">результат работы утилиты </w:t>
       </w:r>
       <w:proofErr w:type="spellStart"/>
       <w:r>
@@ -6113,7 +6068,7 @@
           <w:szCs w:val="28"/>
           <w:lang w:val="en-US"/>
         </w:rPr>
-        <w:t>uefa</w:t>
+        <w:t>WinMTR</w:t>
       </w:r>
       <w:proofErr w:type="spellEnd"/>
       <w:r>
@@ -6121,93 +6076,159 @@
           <w:sz w:val="28"/>
           <w:szCs w:val="28"/>
         </w:rPr>
+        <w:t xml:space="preserve"> для </w:t>
+      </w:r>
+      <w:proofErr w:type="spellStart"/>
+      <w:r>
+        <w:rPr>
+          <w:sz w:val="28"/>
+          <w:szCs w:val="28"/>
+          <w:lang w:val="en-US"/>
+        </w:rPr>
+        <w:t>gismeteo</w:t>
+      </w:r>
+      <w:proofErr w:type="spellEnd"/>
+      <w:r>
+        <w:rPr>
+          <w:sz w:val="28"/>
+          <w:szCs w:val="28"/>
+        </w:rPr>
         <w:t>.</w:t>
       </w:r>
+      <w:proofErr w:type="spellStart"/>
       <w:r>
         <w:rPr>
           <w:sz w:val="28"/>
           <w:szCs w:val="28"/>
           <w:lang w:val="en-US"/>
         </w:rPr>
-        <w:t>com</w:t>
-      </w:r>
+        <w:t>ru</w:t>
+      </w:r>
+      <w:proofErr w:type="spellEnd"/>
     </w:p>
     <w:p>
       <w:pPr>
         <w:spacing w:line="360" w:lineRule="auto"/>
         <w:ind w:firstLine="560"/>
         <w:jc w:val="both"/>
-        <w:rPr>
-          <w:sz w:val="28"/>
-          <w:szCs w:val="28"/>
-        </w:rPr>
-      </w:pPr>
+        <w:outlineLvl w:val="0"/>
+        <w:rPr>
+          <w:b/>
+          <w:bCs/>
+          <w:sz w:val="28"/>
+          <w:szCs w:val="28"/>
+        </w:rPr>
+      </w:pPr>
+      <w:r>
+        <w:rPr>
+          <w:b/>
+          <w:bCs/>
+          <w:sz w:val="28"/>
+          <w:szCs w:val="28"/>
+        </w:rPr>
+        <w:t xml:space="preserve">  </w:t>
+      </w:r>
+      <w:r>
+        <w:rPr>
+          <w:b/>
+          <w:bCs/>
+          <w:sz w:val="28"/>
+          <w:szCs w:val="28"/>
+        </w:rPr>
+        <w:br w:type="page"/>
+      </w:r>
     </w:p>
     <w:p>
       <w:pPr>
         <w:spacing w:line="360" w:lineRule="auto"/>
         <w:ind w:firstLine="560"/>
         <w:jc w:val="both"/>
-        <w:rPr>
-          <w:sz w:val="28"/>
-          <w:szCs w:val="28"/>
-        </w:rPr>
-      </w:pPr>
-      <w:r>
-        <w:rPr>
+        <w:outlineLvl w:val="0"/>
+        <w:rPr>
+          <w:b/>
+          <w:bCs/>
+          <w:sz w:val="28"/>
+          <w:szCs w:val="28"/>
+        </w:rPr>
+      </w:pPr>
+      <w:bookmarkStart w:id="9" w:name="_Toc212747971"/>
+      <w:r>
+        <w:rPr>
+          <w:b/>
+          <w:bCs/>
           <w:sz w:val="28"/>
           <w:szCs w:val="28"/>
         </w:rPr>
         <w:lastRenderedPageBreak/>
-        <w:t xml:space="preserve">На рисунке </w:t>
-      </w:r>
-      <w:r>
-        <w:rPr>
-          <w:sz w:val="28"/>
-          <w:szCs w:val="28"/>
-        </w:rPr>
-        <w:t>5</w:t>
-      </w:r>
-      <w:r>
-        <w:rPr>
-          <w:sz w:val="28"/>
-          <w:szCs w:val="28"/>
-        </w:rPr>
-        <w:t xml:space="preserve"> изображен результат работы утилиты </w:t>
+        <w:t>6</w:t>
+      </w:r>
+      <w:r>
+        <w:rPr>
+          <w:b/>
+          <w:bCs/>
+          <w:sz w:val="28"/>
+          <w:szCs w:val="28"/>
+        </w:rPr>
+        <w:t xml:space="preserve"> </w:t>
+      </w:r>
+      <w:r>
+        <w:rPr>
+          <w:b/>
+          <w:bCs/>
+          <w:sz w:val="28"/>
+          <w:szCs w:val="28"/>
+        </w:rPr>
+        <w:t xml:space="preserve">Листинг результатов для </w:t>
       </w:r>
       <w:proofErr w:type="spellStart"/>
       <w:r>
         <w:rPr>
+          <w:b/>
+          <w:bCs/>
           <w:sz w:val="28"/>
           <w:szCs w:val="28"/>
           <w:lang w:val="en-US"/>
         </w:rPr>
-        <w:t>WinMTR</w:t>
+        <w:t>uefa</w:t>
       </w:r>
       <w:proofErr w:type="spellEnd"/>
       <w:r>
         <w:rPr>
-          <w:sz w:val="28"/>
-          <w:szCs w:val="28"/>
-        </w:rPr>
-        <w:t xml:space="preserve"> для </w:t>
-      </w:r>
-      <w:proofErr w:type="spellStart"/>
-      <w:r>
-        <w:rPr>
+          <w:b/>
+          <w:bCs/>
+          <w:sz w:val="28"/>
+          <w:szCs w:val="28"/>
+        </w:rPr>
+        <w:t>.</w:t>
+      </w:r>
+      <w:r>
+        <w:rPr>
+          <w:b/>
+          <w:bCs/>
           <w:sz w:val="28"/>
           <w:szCs w:val="28"/>
           <w:lang w:val="en-US"/>
         </w:rPr>
-        <w:t>uefa</w:t>
-      </w:r>
-      <w:proofErr w:type="spellEnd"/>
-      <w:r>
-        <w:rPr>
-          <w:sz w:val="28"/>
-          <w:szCs w:val="28"/>
-        </w:rPr>
-        <w:t>.</w:t>
+        <w:t>com</w:t>
+      </w:r>
+      <w:bookmarkEnd w:id="9"/>
+    </w:p>
+    <w:p>
+      <w:pPr>
+        <w:spacing w:line="360" w:lineRule="auto"/>
+        <w:ind w:firstLine="560"/>
+        <w:jc w:val="both"/>
+        <w:rPr>
+          <w:sz w:val="28"/>
+          <w:szCs w:val="28"/>
+        </w:rPr>
+      </w:pPr>
+      <w:r>
+        <w:rPr>
+          <w:sz w:val="28"/>
+          <w:szCs w:val="28"/>
+        </w:rPr>
+        <w:t xml:space="preserve">По результатам работы команды </w:t>
       </w:r>
       <w:r>
         <w:rPr>
@@ -6215,61 +6236,54 @@
           <w:szCs w:val="28"/>
           <w:lang w:val="en-US"/>
         </w:rPr>
-        <w:t>com</w:t>
-      </w:r>
-      <w:r>
-        <w:rPr>
-          <w:sz w:val="28"/>
-          <w:szCs w:val="28"/>
-        </w:rPr>
-        <w:t>.</w:t>
-      </w:r>
-    </w:p>
-    <w:p>
-      <w:pPr>
-        <w:tabs>
-          <w:tab w:val="center" w:pos="5032"/>
-          <w:tab w:val="right" w:pos="9355"/>
-        </w:tabs>
+        <w:t>ping</w:t>
+      </w:r>
+      <w:r>
+        <w:rPr>
+          <w:sz w:val="28"/>
+          <w:szCs w:val="28"/>
+        </w:rPr>
+        <w:t xml:space="preserve"> был получен текстовый документ с результатом. На рисунке </w:t>
+      </w:r>
+      <w:r>
+        <w:rPr>
+          <w:sz w:val="28"/>
+          <w:szCs w:val="28"/>
+          <w:lang w:val="en-GB"/>
+        </w:rPr>
+        <w:t>1</w:t>
+      </w:r>
+      <w:r>
+        <w:rPr>
+          <w:sz w:val="28"/>
+          <w:szCs w:val="28"/>
+        </w:rPr>
+        <w:t>2 изображен результат работы утилиты.</w:t>
+      </w:r>
+    </w:p>
+    <w:p>
+      <w:pPr>
         <w:spacing w:line="360" w:lineRule="auto"/>
-        <w:ind w:firstLine="709"/>
-        <w:rPr>
-          <w:sz w:val="28"/>
-          <w:szCs w:val="28"/>
-        </w:rPr>
-      </w:pPr>
-      <w:r>
-        <w:rPr>
-          <w:sz w:val="28"/>
-          <w:szCs w:val="28"/>
-        </w:rPr>
-        <w:tab/>
-      </w:r>
-    </w:p>
-    <w:p>
-      <w:pPr>
-        <w:tabs>
-          <w:tab w:val="center" w:pos="5032"/>
-          <w:tab w:val="right" w:pos="9355"/>
-        </w:tabs>
-        <w:spacing w:line="360" w:lineRule="auto"/>
-        <w:ind w:firstLine="709"/>
+        <w:ind w:firstLine="560"/>
         <w:jc w:val="center"/>
         <w:rPr>
-          <w:sz w:val="28"/>
-          <w:szCs w:val="28"/>
-        </w:rPr>
-      </w:pPr>
-      <w:r>
-        <w:rPr>
+          <w:bCs/>
+          <w:sz w:val="28"/>
+          <w:szCs w:val="28"/>
+        </w:rPr>
+      </w:pPr>
+      <w:r>
+        <w:rPr>
+          <w:bCs/>
+          <w:noProof/>
           <w:sz w:val="28"/>
           <w:szCs w:val="28"/>
         </w:rPr>
         <w:drawing>
-          <wp:inline distT="0" distB="0" distL="0" distR="0" wp14:anchorId="2842581A" wp14:editId="143AB7E3">
-            <wp:extent cx="5668166" cy="5182323"/>
-            <wp:effectExtent l="0" t="0" r="8890" b="0"/>
-            <wp:docPr id="26" name="Рисунок 26"/>
+          <wp:inline distT="0" distB="0" distL="0" distR="0" wp14:anchorId="3B13DF6D" wp14:editId="046F33B7">
+            <wp:extent cx="5008063" cy="4679902"/>
+            <wp:effectExtent l="0" t="0" r="2540" b="6985"/>
+            <wp:docPr id="23" name="Рисунок 23"/>
             <wp:cNvGraphicFramePr>
               <a:graphicFrameLocks xmlns:a="http://schemas.openxmlformats.org/drawingml/2006/main" noChangeAspect="1"/>
             </wp:cNvGraphicFramePr>
@@ -6289,6 +6303,727 @@
                   <pic:spPr>
                     <a:xfrm>
                       <a:off x="0" y="0"/>
+                      <a:ext cx="5023554" cy="4694378"/>
+                    </a:xfrm>
+                    <a:prstGeom prst="rect">
+                      <a:avLst/>
+                    </a:prstGeom>
+                  </pic:spPr>
+                </pic:pic>
+              </a:graphicData>
+            </a:graphic>
+          </wp:inline>
+        </w:drawing>
+      </w:r>
+    </w:p>
+    <w:p>
+      <w:pPr>
+        <w:spacing w:line="360" w:lineRule="auto"/>
+        <w:ind w:firstLine="709"/>
+        <w:jc w:val="center"/>
+        <w:rPr>
+          <w:sz w:val="28"/>
+          <w:szCs w:val="28"/>
+        </w:rPr>
+      </w:pPr>
+      <w:r>
+        <w:rPr>
+          <w:sz w:val="28"/>
+          <w:szCs w:val="28"/>
+        </w:rPr>
+        <w:t xml:space="preserve">Рисунок </w:t>
+      </w:r>
+      <w:r>
+        <w:rPr>
+          <w:sz w:val="28"/>
+          <w:szCs w:val="28"/>
+        </w:rPr>
+        <w:t>12</w:t>
+      </w:r>
+      <w:r>
+        <w:rPr>
+          <w:sz w:val="28"/>
+          <w:szCs w:val="28"/>
+        </w:rPr>
+        <w:t xml:space="preserve"> – </w:t>
+      </w:r>
+      <w:r>
+        <w:rPr>
+          <w:sz w:val="28"/>
+          <w:szCs w:val="28"/>
+        </w:rPr>
+        <w:t xml:space="preserve">результат работы утилиты для </w:t>
+      </w:r>
+      <w:proofErr w:type="spellStart"/>
+      <w:r>
+        <w:rPr>
+          <w:sz w:val="28"/>
+          <w:szCs w:val="28"/>
+          <w:lang w:val="en-US"/>
+        </w:rPr>
+        <w:t>uefa</w:t>
+      </w:r>
+      <w:proofErr w:type="spellEnd"/>
+      <w:r>
+        <w:rPr>
+          <w:sz w:val="28"/>
+          <w:szCs w:val="28"/>
+        </w:rPr>
+        <w:t>.</w:t>
+      </w:r>
+      <w:r>
+        <w:rPr>
+          <w:sz w:val="28"/>
+          <w:szCs w:val="28"/>
+          <w:lang w:val="en-US"/>
+        </w:rPr>
+        <w:t>com</w:t>
+      </w:r>
+    </w:p>
+    <w:p>
+      <w:pPr>
+        <w:spacing w:line="360" w:lineRule="auto"/>
+        <w:ind w:firstLine="560"/>
+        <w:jc w:val="both"/>
+        <w:rPr>
+          <w:sz w:val="28"/>
+          <w:szCs w:val="28"/>
+        </w:rPr>
+      </w:pPr>
+      <w:r>
+        <w:rPr>
+          <w:sz w:val="28"/>
+          <w:szCs w:val="28"/>
+        </w:rPr>
+        <w:t xml:space="preserve">На рисунке </w:t>
+      </w:r>
+      <w:r>
+        <w:rPr>
+          <w:sz w:val="28"/>
+          <w:szCs w:val="28"/>
+        </w:rPr>
+        <w:t>1</w:t>
+      </w:r>
+      <w:r>
+        <w:rPr>
+          <w:sz w:val="28"/>
+          <w:szCs w:val="28"/>
+        </w:rPr>
+        <w:t>3</w:t>
+      </w:r>
+      <w:r>
+        <w:rPr>
+          <w:sz w:val="28"/>
+          <w:szCs w:val="28"/>
+        </w:rPr>
+        <w:t xml:space="preserve"> изображен результат работы утилиты</w:t>
+      </w:r>
+      <w:r>
+        <w:rPr>
+          <w:sz w:val="28"/>
+          <w:szCs w:val="28"/>
+        </w:rPr>
+        <w:t xml:space="preserve"> </w:t>
+      </w:r>
+      <w:proofErr w:type="spellStart"/>
+      <w:r>
+        <w:rPr>
+          <w:sz w:val="28"/>
+          <w:szCs w:val="28"/>
+          <w:lang w:val="en-US"/>
+        </w:rPr>
+        <w:t>tracert</w:t>
+      </w:r>
+      <w:proofErr w:type="spellEnd"/>
+      <w:r>
+        <w:rPr>
+          <w:sz w:val="28"/>
+          <w:szCs w:val="28"/>
+        </w:rPr>
+        <w:t xml:space="preserve"> для </w:t>
+      </w:r>
+      <w:proofErr w:type="spellStart"/>
+      <w:r>
+        <w:rPr>
+          <w:sz w:val="28"/>
+          <w:szCs w:val="28"/>
+          <w:lang w:val="en-US"/>
+        </w:rPr>
+        <w:t>uefa</w:t>
+      </w:r>
+      <w:proofErr w:type="spellEnd"/>
+      <w:r>
+        <w:rPr>
+          <w:sz w:val="28"/>
+          <w:szCs w:val="28"/>
+        </w:rPr>
+        <w:t>.</w:t>
+      </w:r>
+      <w:r>
+        <w:rPr>
+          <w:sz w:val="28"/>
+          <w:szCs w:val="28"/>
+          <w:lang w:val="en-US"/>
+        </w:rPr>
+        <w:t>com</w:t>
+      </w:r>
+      <w:r>
+        <w:rPr>
+          <w:sz w:val="28"/>
+          <w:szCs w:val="28"/>
+        </w:rPr>
+        <w:t>.</w:t>
+      </w:r>
+    </w:p>
+    <w:p>
+      <w:pPr>
+        <w:spacing w:line="360" w:lineRule="auto"/>
+        <w:ind w:firstLine="560"/>
+        <w:jc w:val="both"/>
+        <w:rPr>
+          <w:sz w:val="28"/>
+          <w:szCs w:val="28"/>
+        </w:rPr>
+      </w:pPr>
+    </w:p>
+    <w:p>
+      <w:pPr>
+        <w:spacing w:line="360" w:lineRule="auto"/>
+        <w:ind w:firstLine="560"/>
+        <w:jc w:val="center"/>
+        <w:rPr>
+          <w:sz w:val="28"/>
+          <w:szCs w:val="28"/>
+        </w:rPr>
+      </w:pPr>
+      <w:r>
+        <w:rPr>
+          <w:noProof/>
+          <w:sz w:val="28"/>
+          <w:szCs w:val="28"/>
+        </w:rPr>
+        <w:lastRenderedPageBreak/>
+        <w:drawing>
+          <wp:inline distT="0" distB="0" distL="0" distR="0" wp14:anchorId="391FA229" wp14:editId="0D9CDEF5">
+            <wp:extent cx="5345414" cy="3332384"/>
+            <wp:effectExtent l="0" t="0" r="8255" b="1905"/>
+            <wp:docPr id="25" name="Рисунок 25"/>
+            <wp:cNvGraphicFramePr>
+              <a:graphicFrameLocks xmlns:a="http://schemas.openxmlformats.org/drawingml/2006/main" noChangeAspect="1"/>
+            </wp:cNvGraphicFramePr>
+            <a:graphic xmlns:a="http://schemas.openxmlformats.org/drawingml/2006/main">
+              <a:graphicData uri="http://schemas.openxmlformats.org/drawingml/2006/picture">
+                <pic:pic xmlns:pic="http://schemas.openxmlformats.org/drawingml/2006/picture">
+                  <pic:nvPicPr>
+                    <pic:cNvPr id="1" name=""/>
+                    <pic:cNvPicPr/>
+                  </pic:nvPicPr>
+                  <pic:blipFill>
+                    <a:blip r:embed="rId24"/>
+                    <a:stretch>
+                      <a:fillRect/>
+                    </a:stretch>
+                  </pic:blipFill>
+                  <pic:spPr>
+                    <a:xfrm>
+                      <a:off x="0" y="0"/>
+                      <a:ext cx="5362553" cy="3343069"/>
+                    </a:xfrm>
+                    <a:prstGeom prst="rect">
+                      <a:avLst/>
+                    </a:prstGeom>
+                  </pic:spPr>
+                </pic:pic>
+              </a:graphicData>
+            </a:graphic>
+          </wp:inline>
+        </w:drawing>
+      </w:r>
+    </w:p>
+    <w:p>
+      <w:pPr>
+        <w:spacing w:line="360" w:lineRule="auto"/>
+        <w:ind w:firstLine="709"/>
+        <w:jc w:val="center"/>
+        <w:rPr>
+          <w:sz w:val="28"/>
+          <w:szCs w:val="28"/>
+        </w:rPr>
+      </w:pPr>
+      <w:r>
+        <w:rPr>
+          <w:sz w:val="28"/>
+          <w:szCs w:val="28"/>
+        </w:rPr>
+        <w:t xml:space="preserve">Рисунок </w:t>
+      </w:r>
+      <w:r>
+        <w:rPr>
+          <w:sz w:val="28"/>
+          <w:szCs w:val="28"/>
+        </w:rPr>
+        <w:t>13</w:t>
+      </w:r>
+      <w:r>
+        <w:rPr>
+          <w:sz w:val="28"/>
+          <w:szCs w:val="28"/>
+        </w:rPr>
+        <w:t xml:space="preserve"> – </w:t>
+      </w:r>
+      <w:r>
+        <w:rPr>
+          <w:sz w:val="28"/>
+          <w:szCs w:val="28"/>
+        </w:rPr>
+        <w:t xml:space="preserve">результат работы утилиты для </w:t>
+      </w:r>
+      <w:proofErr w:type="spellStart"/>
+      <w:r>
+        <w:rPr>
+          <w:sz w:val="28"/>
+          <w:szCs w:val="28"/>
+          <w:lang w:val="en-US"/>
+        </w:rPr>
+        <w:t>uefa</w:t>
+      </w:r>
+      <w:proofErr w:type="spellEnd"/>
+      <w:r>
+        <w:rPr>
+          <w:sz w:val="28"/>
+          <w:szCs w:val="28"/>
+        </w:rPr>
+        <w:t>.</w:t>
+      </w:r>
+      <w:r>
+        <w:rPr>
+          <w:sz w:val="28"/>
+          <w:szCs w:val="28"/>
+          <w:lang w:val="en-US"/>
+        </w:rPr>
+        <w:t>com</w:t>
+      </w:r>
+    </w:p>
+    <w:p>
+      <w:pPr>
+        <w:spacing w:line="360" w:lineRule="auto"/>
+        <w:ind w:firstLine="709"/>
+        <w:jc w:val="center"/>
+        <w:rPr>
+          <w:sz w:val="28"/>
+          <w:szCs w:val="28"/>
+        </w:rPr>
+      </w:pPr>
+    </w:p>
+    <w:p>
+      <w:pPr>
+        <w:spacing w:line="360" w:lineRule="auto"/>
+        <w:ind w:firstLine="560"/>
+        <w:jc w:val="both"/>
+        <w:rPr>
+          <w:sz w:val="28"/>
+          <w:szCs w:val="28"/>
+        </w:rPr>
+      </w:pPr>
+      <w:r>
+        <w:rPr>
+          <w:sz w:val="28"/>
+          <w:szCs w:val="28"/>
+        </w:rPr>
+        <w:t xml:space="preserve">Для </w:t>
+      </w:r>
+      <w:proofErr w:type="spellStart"/>
+      <w:r>
+        <w:rPr>
+          <w:sz w:val="28"/>
+          <w:szCs w:val="28"/>
+          <w:lang w:val="en-GB"/>
+        </w:rPr>
+        <w:t>uefa</w:t>
+      </w:r>
+      <w:proofErr w:type="spellEnd"/>
+      <w:r>
+        <w:rPr>
+          <w:sz w:val="28"/>
+          <w:szCs w:val="28"/>
+        </w:rPr>
+        <w:t>.</w:t>
+      </w:r>
+      <w:r>
+        <w:rPr>
+          <w:sz w:val="28"/>
+          <w:szCs w:val="28"/>
+          <w:lang w:val="en-GB"/>
+        </w:rPr>
+        <w:t>com</w:t>
+      </w:r>
+      <w:r>
+        <w:rPr>
+          <w:sz w:val="28"/>
+          <w:szCs w:val="28"/>
+        </w:rPr>
+        <w:t xml:space="preserve"> узким местом является 2 шлюз. </w:t>
+      </w:r>
+      <w:r>
+        <w:rPr>
+          <w:sz w:val="28"/>
+          <w:szCs w:val="28"/>
+        </w:rPr>
+        <w:t xml:space="preserve">На рисунке </w:t>
+      </w:r>
+      <w:r>
+        <w:rPr>
+          <w:sz w:val="28"/>
+          <w:szCs w:val="28"/>
+        </w:rPr>
+        <w:t>1</w:t>
+      </w:r>
+      <w:r>
+        <w:rPr>
+          <w:sz w:val="28"/>
+          <w:szCs w:val="28"/>
+        </w:rPr>
+        <w:t>4</w:t>
+      </w:r>
+      <w:r>
+        <w:rPr>
+          <w:sz w:val="28"/>
+          <w:szCs w:val="28"/>
+        </w:rPr>
+        <w:t xml:space="preserve"> изображен график времени прохождения шлюзов для </w:t>
+      </w:r>
+      <w:proofErr w:type="spellStart"/>
+      <w:r>
+        <w:rPr>
+          <w:sz w:val="28"/>
+          <w:szCs w:val="28"/>
+          <w:lang w:val="en-US"/>
+        </w:rPr>
+        <w:t>uefa</w:t>
+      </w:r>
+      <w:proofErr w:type="spellEnd"/>
+      <w:r>
+        <w:rPr>
+          <w:sz w:val="28"/>
+          <w:szCs w:val="28"/>
+        </w:rPr>
+        <w:t>.</w:t>
+      </w:r>
+      <w:r>
+        <w:rPr>
+          <w:sz w:val="28"/>
+          <w:szCs w:val="28"/>
+          <w:lang w:val="en-US"/>
+        </w:rPr>
+        <w:t>com</w:t>
+      </w:r>
+      <w:r>
+        <w:rPr>
+          <w:sz w:val="28"/>
+          <w:szCs w:val="28"/>
+        </w:rPr>
+        <w:t>.</w:t>
+      </w:r>
+    </w:p>
+    <w:p>
+      <w:pPr>
+        <w:spacing w:line="360" w:lineRule="auto"/>
+        <w:rPr>
+          <w:sz w:val="28"/>
+          <w:szCs w:val="28"/>
+        </w:rPr>
+      </w:pPr>
+    </w:p>
+    <w:p>
+      <w:pPr>
+        <w:spacing w:line="360" w:lineRule="auto"/>
+        <w:ind w:firstLine="709"/>
+        <w:jc w:val="center"/>
+        <w:rPr>
+          <w:sz w:val="28"/>
+          <w:szCs w:val="28"/>
+        </w:rPr>
+      </w:pPr>
+      <w:r>
+        <w:rPr>
+          <w:sz w:val="28"/>
+          <w:szCs w:val="28"/>
+        </w:rPr>
+        <w:drawing>
+          <wp:inline distT="0" distB="0" distL="0" distR="0" wp14:anchorId="56450028" wp14:editId="52ED81B2">
+            <wp:extent cx="5940425" cy="3573780"/>
+            <wp:effectExtent l="0" t="0" r="3175" b="0"/>
+            <wp:docPr id="501438637" name="Рисунок 1"/>
+            <wp:cNvGraphicFramePr>
+              <a:graphicFrameLocks xmlns:a="http://schemas.openxmlformats.org/drawingml/2006/main" noChangeAspect="1"/>
+            </wp:cNvGraphicFramePr>
+            <a:graphic xmlns:a="http://schemas.openxmlformats.org/drawingml/2006/main">
+              <a:graphicData uri="http://schemas.openxmlformats.org/drawingml/2006/picture">
+                <pic:pic xmlns:pic="http://schemas.openxmlformats.org/drawingml/2006/picture">
+                  <pic:nvPicPr>
+                    <pic:cNvPr id="501438637" name=""/>
+                    <pic:cNvPicPr/>
+                  </pic:nvPicPr>
+                  <pic:blipFill>
+                    <a:blip r:embed="rId25"/>
+                    <a:stretch>
+                      <a:fillRect/>
+                    </a:stretch>
+                  </pic:blipFill>
+                  <pic:spPr>
+                    <a:xfrm>
+                      <a:off x="0" y="0"/>
+                      <a:ext cx="5940425" cy="3573780"/>
+                    </a:xfrm>
+                    <a:prstGeom prst="rect">
+                      <a:avLst/>
+                    </a:prstGeom>
+                  </pic:spPr>
+                </pic:pic>
+              </a:graphicData>
+            </a:graphic>
+          </wp:inline>
+        </w:drawing>
+      </w:r>
+    </w:p>
+    <w:p>
+      <w:pPr>
+        <w:tabs>
+          <w:tab w:val="center" w:pos="5032"/>
+          <w:tab w:val="right" w:pos="9355"/>
+        </w:tabs>
+        <w:spacing w:line="360" w:lineRule="auto"/>
+        <w:ind w:firstLine="709"/>
+        <w:rPr>
+          <w:sz w:val="28"/>
+          <w:szCs w:val="28"/>
+        </w:rPr>
+      </w:pPr>
+      <w:r>
+        <w:rPr>
+          <w:sz w:val="28"/>
+          <w:szCs w:val="28"/>
+        </w:rPr>
+        <w:tab/>
+      </w:r>
+      <w:r>
+        <w:rPr>
+          <w:sz w:val="28"/>
+          <w:szCs w:val="28"/>
+        </w:rPr>
+        <w:t xml:space="preserve">Рисунок </w:t>
+      </w:r>
+      <w:r>
+        <w:rPr>
+          <w:sz w:val="28"/>
+          <w:szCs w:val="28"/>
+        </w:rPr>
+        <w:t>14</w:t>
+      </w:r>
+      <w:r>
+        <w:rPr>
+          <w:sz w:val="28"/>
+          <w:szCs w:val="28"/>
+        </w:rPr>
+        <w:t xml:space="preserve"> – </w:t>
+      </w:r>
+      <w:r>
+        <w:rPr>
+          <w:sz w:val="28"/>
+          <w:szCs w:val="28"/>
+        </w:rPr>
+        <w:t xml:space="preserve">график времени прохождения шлюзов для </w:t>
+      </w:r>
+      <w:proofErr w:type="spellStart"/>
+      <w:r>
+        <w:rPr>
+          <w:sz w:val="28"/>
+          <w:szCs w:val="28"/>
+          <w:lang w:val="en-US"/>
+        </w:rPr>
+        <w:t>uefa</w:t>
+      </w:r>
+      <w:proofErr w:type="spellEnd"/>
+      <w:r>
+        <w:rPr>
+          <w:sz w:val="28"/>
+          <w:szCs w:val="28"/>
+        </w:rPr>
+        <w:t>.</w:t>
+      </w:r>
+      <w:r>
+        <w:rPr>
+          <w:sz w:val="28"/>
+          <w:szCs w:val="28"/>
+          <w:lang w:val="en-US"/>
+        </w:rPr>
+        <w:t>com</w:t>
+      </w:r>
+    </w:p>
+    <w:p>
+      <w:pPr>
+        <w:spacing w:line="360" w:lineRule="auto"/>
+        <w:ind w:firstLine="560"/>
+        <w:jc w:val="both"/>
+        <w:rPr>
+          <w:sz w:val="28"/>
+          <w:szCs w:val="28"/>
+        </w:rPr>
+      </w:pPr>
+    </w:p>
+    <w:p>
+      <w:pPr>
+        <w:spacing w:line="360" w:lineRule="auto"/>
+        <w:ind w:firstLine="560"/>
+        <w:jc w:val="both"/>
+        <w:rPr>
+          <w:sz w:val="28"/>
+          <w:szCs w:val="28"/>
+        </w:rPr>
+      </w:pPr>
+      <w:r>
+        <w:rPr>
+          <w:sz w:val="28"/>
+          <w:szCs w:val="28"/>
+        </w:rPr>
+        <w:t xml:space="preserve">На рисунке </w:t>
+      </w:r>
+      <w:r>
+        <w:rPr>
+          <w:sz w:val="28"/>
+          <w:szCs w:val="28"/>
+        </w:rPr>
+        <w:t>1</w:t>
+      </w:r>
+      <w:r>
+        <w:rPr>
+          <w:sz w:val="28"/>
+          <w:szCs w:val="28"/>
+        </w:rPr>
+        <w:t>5</w:t>
+      </w:r>
+      <w:r>
+        <w:rPr>
+          <w:sz w:val="28"/>
+          <w:szCs w:val="28"/>
+        </w:rPr>
+        <w:t xml:space="preserve"> изображен результат работы утилиты </w:t>
+      </w:r>
+      <w:proofErr w:type="spellStart"/>
+      <w:r>
+        <w:rPr>
+          <w:sz w:val="28"/>
+          <w:szCs w:val="28"/>
+          <w:lang w:val="en-US"/>
+        </w:rPr>
+        <w:t>WinMTR</w:t>
+      </w:r>
+      <w:proofErr w:type="spellEnd"/>
+      <w:r>
+        <w:rPr>
+          <w:sz w:val="28"/>
+          <w:szCs w:val="28"/>
+        </w:rPr>
+        <w:t xml:space="preserve"> для </w:t>
+      </w:r>
+      <w:proofErr w:type="spellStart"/>
+      <w:r>
+        <w:rPr>
+          <w:sz w:val="28"/>
+          <w:szCs w:val="28"/>
+          <w:lang w:val="en-US"/>
+        </w:rPr>
+        <w:t>uefa</w:t>
+      </w:r>
+      <w:proofErr w:type="spellEnd"/>
+      <w:r>
+        <w:rPr>
+          <w:sz w:val="28"/>
+          <w:szCs w:val="28"/>
+        </w:rPr>
+        <w:t>.</w:t>
+      </w:r>
+      <w:r>
+        <w:rPr>
+          <w:sz w:val="28"/>
+          <w:szCs w:val="28"/>
+          <w:lang w:val="en-US"/>
+        </w:rPr>
+        <w:t>com</w:t>
+      </w:r>
+      <w:r>
+        <w:rPr>
+          <w:sz w:val="28"/>
+          <w:szCs w:val="28"/>
+        </w:rPr>
+        <w:t>.</w:t>
+      </w:r>
+    </w:p>
+    <w:p>
+      <w:pPr>
+        <w:tabs>
+          <w:tab w:val="center" w:pos="5032"/>
+          <w:tab w:val="right" w:pos="9355"/>
+        </w:tabs>
+        <w:spacing w:line="360" w:lineRule="auto"/>
+        <w:ind w:firstLine="709"/>
+        <w:rPr>
+          <w:sz w:val="28"/>
+          <w:szCs w:val="28"/>
+        </w:rPr>
+      </w:pPr>
+      <w:r>
+        <w:rPr>
+          <w:sz w:val="28"/>
+          <w:szCs w:val="28"/>
+        </w:rPr>
+        <w:tab/>
+      </w:r>
+    </w:p>
+    <w:p>
+      <w:pPr>
+        <w:tabs>
+          <w:tab w:val="center" w:pos="5032"/>
+          <w:tab w:val="right" w:pos="9355"/>
+        </w:tabs>
+        <w:spacing w:line="360" w:lineRule="auto"/>
+        <w:ind w:firstLine="709"/>
+        <w:jc w:val="center"/>
+        <w:rPr>
+          <w:sz w:val="28"/>
+          <w:szCs w:val="28"/>
+        </w:rPr>
+      </w:pPr>
+      <w:r>
+        <w:rPr>
+          <w:noProof/>
+          <w:sz w:val="28"/>
+          <w:szCs w:val="28"/>
+        </w:rPr>
+        <w:drawing>
+          <wp:inline distT="0" distB="0" distL="0" distR="0" wp14:anchorId="2842581A" wp14:editId="143AB7E3">
+            <wp:extent cx="5668166" cy="5182323"/>
+            <wp:effectExtent l="0" t="0" r="8890" b="0"/>
+            <wp:docPr id="26" name="Рисунок 26"/>
+            <wp:cNvGraphicFramePr>
+              <a:graphicFrameLocks xmlns:a="http://schemas.openxmlformats.org/drawingml/2006/main" noChangeAspect="1"/>
+            </wp:cNvGraphicFramePr>
+            <a:graphic xmlns:a="http://schemas.openxmlformats.org/drawingml/2006/main">
+              <a:graphicData uri="http://schemas.openxmlformats.org/drawingml/2006/picture">
+                <pic:pic xmlns:pic="http://schemas.openxmlformats.org/drawingml/2006/picture">
+                  <pic:nvPicPr>
+                    <pic:cNvPr id="1" name=""/>
+                    <pic:cNvPicPr/>
+                  </pic:nvPicPr>
+                  <pic:blipFill>
+                    <a:blip r:embed="rId26"/>
+                    <a:stretch>
+                      <a:fillRect/>
+                    </a:stretch>
+                  </pic:blipFill>
+                  <pic:spPr>
+                    <a:xfrm>
+                      <a:off x="0" y="0"/>
                       <a:ext cx="5668166" cy="5182323"/>
                     </a:xfrm>
                     <a:prstGeom prst="rect">
@@ -6324,6 +7059,13 @@
           <w:sz w:val="28"/>
           <w:szCs w:val="28"/>
         </w:rPr>
+        <w:t>1</w:t>
+      </w:r>
+      <w:r>
+        <w:rPr>
+          <w:sz w:val="28"/>
+          <w:szCs w:val="28"/>
+        </w:rPr>
         <w:t>5</w:t>
       </w:r>
       <w:r>
@@ -6429,14 +7171,13 @@
           <w:szCs w:val="28"/>
         </w:rPr>
       </w:pPr>
-      <w:bookmarkStart w:id="11" w:name="_Toc212747972"/>
+      <w:bookmarkStart w:id="10" w:name="_Toc212747972"/>
       <w:r>
         <w:rPr>
           <w:b/>
           <w:bCs/>
           <w:sz w:val="28"/>
           <w:szCs w:val="28"/>
-          <w:lang w:val="en-US"/>
         </w:rPr>
         <w:lastRenderedPageBreak/>
         <w:t>7</w:t>
@@ -6468,7 +7209,7 @@
         </w:rPr>
         <w:t>од</w:t>
       </w:r>
-      <w:bookmarkEnd w:id="11"/>
+      <w:bookmarkEnd w:id="10"/>
       <w:r>
         <w:rPr>
           <w:b/>
@@ -6487,7 +7228,6 @@
         <w:rPr>
           <w:sz w:val="28"/>
           <w:szCs w:val="28"/>
-          <w:lang w:val="en-US"/>
         </w:rPr>
       </w:pPr>
       <w:r>
@@ -6674,8 +7414,8 @@
       </w:pPr>
     </w:p>
     <w:sectPr>
-      <w:footerReference w:type="even" r:id="rId24"/>
-      <w:footerReference w:type="default" r:id="rId25"/>
+      <w:footerReference w:type="even" r:id="rId27"/>
+      <w:footerReference w:type="default" r:id="rId28"/>
       <w:pgSz w:w="11906" w:h="16838"/>
       <w:pgMar w:top="1134" w:right="850" w:bottom="1134" w:left="1701" w:header="708" w:footer="708" w:gutter="0"/>
       <w:pgNumType w:start="1"/>
@@ -6688,7 +7428,7 @@
 </file>
 
 <file path=word/endnotes.xml><?xml version="1.0" encoding="utf-8"?>
-<w:endnotes xmlns:wpc="http://schemas.microsoft.com/office/word/2010/wordprocessingCanvas" xmlns:cx="http://schemas.microsoft.com/office/drawing/2014/chartex" xmlns:cx1="http://schemas.microsoft.com/office/drawing/2015/9/8/chartex" xmlns:cx2="http://schemas.microsoft.com/office/drawing/2015/10/21/chartex" xmlns:cx3="http://schemas.microsoft.com/office/drawing/2016/5/9/chartex" xmlns:cx4="http://schemas.microsoft.com/office/drawing/2016/5/10/chartex" xmlns:cx5="http://schemas.microsoft.com/office/drawing/2016/5/11/chartex" xmlns:cx6="http://schemas.microsoft.com/office/drawing/2016/5/12/chartex" xmlns:cx7="http://schemas.microsoft.com/office/drawing/2016/5/13/chartex" xmlns:cx8="http://schemas.microsoft.com/office/drawing/2016/5/14/chartex" xmlns:mc="http://schemas.openxmlformats.org/markup-compatibility/2006" xmlns:aink="http://schemas.microsoft.com/office/drawing/2016/ink" xmlns:am3d="http://schemas.microsoft.com/office/drawing/2017/model3d" xmlns:o="urn:schemas-microsoft-com:office:office" xmlns:r="http://schemas.openxmlformats.org/officeDocument/2006/relationships" xmlns:m="http://schemas.openxmlformats.org/officeDocument/2006/math" xmlns:v="urn:schemas-microsoft-com:vml" xmlns:wp14="http://schemas.microsoft.com/office/word/2010/wordprocessingDrawing" xmlns:wp="http://schemas.openxmlformats.org/drawingml/2006/wordprocessingDrawing" xmlns:w10="urn:schemas-microsoft-com:office:word" xmlns:w="http://schemas.openxmlformats.org/wordprocessingml/2006/main" xmlns:w14="http://schemas.microsoft.com/office/word/2010/wordml" xmlns:w15="http://schemas.microsoft.com/office/word/2012/wordml" xmlns:w16cid="http://schemas.microsoft.com/office/word/2016/wordml/cid" xmlns:w16se="http://schemas.microsoft.com/office/word/2015/wordml/symex" xmlns:wpg="http://schemas.microsoft.com/office/word/2010/wordprocessingGroup" xmlns:wpi="http://schemas.microsoft.com/office/word/2010/wordprocessingInk" xmlns:wne="http://schemas.microsoft.com/office/word/2006/wordml" xmlns:wps="http://schemas.microsoft.com/office/word/2010/wordprocessingShape" mc:Ignorable="w14 w15 w16se w16cid wp14">
+<w:endnotes xmlns:wpc="http://schemas.microsoft.com/office/word/2010/wordprocessingCanvas" xmlns:cx="http://schemas.microsoft.com/office/drawing/2014/chartex" xmlns:cx1="http://schemas.microsoft.com/office/drawing/2015/9/8/chartex" xmlns:cx2="http://schemas.microsoft.com/office/drawing/2015/10/21/chartex" xmlns:cx3="http://schemas.microsoft.com/office/drawing/2016/5/9/chartex" xmlns:cx4="http://schemas.microsoft.com/office/drawing/2016/5/10/chartex" xmlns:cx5="http://schemas.microsoft.com/office/drawing/2016/5/11/chartex" xmlns:cx6="http://schemas.microsoft.com/office/drawing/2016/5/12/chartex" xmlns:cx7="http://schemas.microsoft.com/office/drawing/2016/5/13/chartex" xmlns:cx8="http://schemas.microsoft.com/office/drawing/2016/5/14/chartex" xmlns:mc="http://schemas.openxmlformats.org/markup-compatibility/2006" xmlns:aink="http://schemas.microsoft.com/office/drawing/2016/ink" xmlns:am3d="http://schemas.microsoft.com/office/drawing/2017/model3d" xmlns:o="urn:schemas-microsoft-com:office:office" xmlns:oel="http://schemas.microsoft.com/office/2019/extlst" xmlns:r="http://schemas.openxmlformats.org/officeDocument/2006/relationships" xmlns:m="http://schemas.openxmlformats.org/officeDocument/2006/math" xmlns:v="urn:schemas-microsoft-com:vml" xmlns:wp14="http://schemas.microsoft.com/office/word/2010/wordprocessingDrawing" xmlns:wp="http://schemas.openxmlformats.org/drawingml/2006/wordprocessingDrawing" xmlns:w10="urn:schemas-microsoft-com:office:word" xmlns:w="http://schemas.openxmlformats.org/wordprocessingml/2006/main" xmlns:w14="http://schemas.microsoft.com/office/word/2010/wordml" xmlns:w15="http://schemas.microsoft.com/office/word/2012/wordml" xmlns:w16cex="http://schemas.microsoft.com/office/word/2018/wordml/cex" xmlns:w16cid="http://schemas.microsoft.com/office/word/2016/wordml/cid" xmlns:w16="http://schemas.microsoft.com/office/word/2018/wordml" xmlns:w16sdtdh="http://schemas.microsoft.com/office/word/2020/wordml/sdtdatahash" xmlns:w16se="http://schemas.microsoft.com/office/word/2015/wordml/symex" xmlns:wpg="http://schemas.microsoft.com/office/word/2010/wordprocessingGroup" xmlns:wpi="http://schemas.microsoft.com/office/word/2010/wordprocessingInk" xmlns:wne="http://schemas.microsoft.com/office/word/2006/wordml" xmlns:wps="http://schemas.microsoft.com/office/word/2010/wordprocessingShape" mc:Ignorable="w14 w15 w16se w16cid w16 w16cex w16sdtdh wp14">
   <w:endnote w:type="separator" w:id="-1">
     <w:p>
       <w:r>
@@ -6707,7 +7447,7 @@
 </file>
 
 <file path=word/footer1.xml><?xml version="1.0" encoding="utf-8"?>
-<w:ftr xmlns:wpc="http://schemas.microsoft.com/office/word/2010/wordprocessingCanvas" xmlns:cx="http://schemas.microsoft.com/office/drawing/2014/chartex" xmlns:cx1="http://schemas.microsoft.com/office/drawing/2015/9/8/chartex" xmlns:cx2="http://schemas.microsoft.com/office/drawing/2015/10/21/chartex" xmlns:cx3="http://schemas.microsoft.com/office/drawing/2016/5/9/chartex" xmlns:cx4="http://schemas.microsoft.com/office/drawing/2016/5/10/chartex" xmlns:cx5="http://schemas.microsoft.com/office/drawing/2016/5/11/chartex" xmlns:cx6="http://schemas.microsoft.com/office/drawing/2016/5/12/chartex" xmlns:cx7="http://schemas.microsoft.com/office/drawing/2016/5/13/chartex" xmlns:cx8="http://schemas.microsoft.com/office/drawing/2016/5/14/chartex" xmlns:mc="http://schemas.openxmlformats.org/markup-compatibility/2006" xmlns:aink="http://schemas.microsoft.com/office/drawing/2016/ink" xmlns:am3d="http://schemas.microsoft.com/office/drawing/2017/model3d" xmlns:o="urn:schemas-microsoft-com:office:office" xmlns:r="http://schemas.openxmlformats.org/officeDocument/2006/relationships" xmlns:m="http://schemas.openxmlformats.org/officeDocument/2006/math" xmlns:v="urn:schemas-microsoft-com:vml" xmlns:wp14="http://schemas.microsoft.com/office/word/2010/wordprocessingDrawing" xmlns:wp="http://schemas.openxmlformats.org/drawingml/2006/wordprocessingDrawing" xmlns:w10="urn:schemas-microsoft-com:office:word" xmlns:w="http://schemas.openxmlformats.org/wordprocessingml/2006/main" xmlns:w14="http://schemas.microsoft.com/office/word/2010/wordml" xmlns:w15="http://schemas.microsoft.com/office/word/2012/wordml" xmlns:w16cid="http://schemas.microsoft.com/office/word/2016/wordml/cid" xmlns:w16se="http://schemas.microsoft.com/office/word/2015/wordml/symex" xmlns:wpg="http://schemas.microsoft.com/office/word/2010/wordprocessingGroup" xmlns:wpi="http://schemas.microsoft.com/office/word/2010/wordprocessingInk" xmlns:wne="http://schemas.microsoft.com/office/word/2006/wordml" xmlns:wps="http://schemas.microsoft.com/office/word/2010/wordprocessingShape" mc:Ignorable="w14 w15 w16se w16cid wp14">
+<w:ftr xmlns:wpc="http://schemas.microsoft.com/office/word/2010/wordprocessingCanvas" xmlns:cx="http://schemas.microsoft.com/office/drawing/2014/chartex" xmlns:cx1="http://schemas.microsoft.com/office/drawing/2015/9/8/chartex" xmlns:cx2="http://schemas.microsoft.com/office/drawing/2015/10/21/chartex" xmlns:cx3="http://schemas.microsoft.com/office/drawing/2016/5/9/chartex" xmlns:cx4="http://schemas.microsoft.com/office/drawing/2016/5/10/chartex" xmlns:cx5="http://schemas.microsoft.com/office/drawing/2016/5/11/chartex" xmlns:cx6="http://schemas.microsoft.com/office/drawing/2016/5/12/chartex" xmlns:cx7="http://schemas.microsoft.com/office/drawing/2016/5/13/chartex" xmlns:cx8="http://schemas.microsoft.com/office/drawing/2016/5/14/chartex" xmlns:mc="http://schemas.openxmlformats.org/markup-compatibility/2006" xmlns:aink="http://schemas.microsoft.com/office/drawing/2016/ink" xmlns:am3d="http://schemas.microsoft.com/office/drawing/2017/model3d" xmlns:o="urn:schemas-microsoft-com:office:office" xmlns:oel="http://schemas.microsoft.com/office/2019/extlst" xmlns:r="http://schemas.openxmlformats.org/officeDocument/2006/relationships" xmlns:m="http://schemas.openxmlformats.org/officeDocument/2006/math" xmlns:v="urn:schemas-microsoft-com:vml" xmlns:wp14="http://schemas.microsoft.com/office/word/2010/wordprocessingDrawing" xmlns:wp="http://schemas.openxmlformats.org/drawingml/2006/wordprocessingDrawing" xmlns:w10="urn:schemas-microsoft-com:office:word" xmlns:w="http://schemas.openxmlformats.org/wordprocessingml/2006/main" xmlns:w14="http://schemas.microsoft.com/office/word/2010/wordml" xmlns:w15="http://schemas.microsoft.com/office/word/2012/wordml" xmlns:w16cex="http://schemas.microsoft.com/office/word/2018/wordml/cex" xmlns:w16cid="http://schemas.microsoft.com/office/word/2016/wordml/cid" xmlns:w16="http://schemas.microsoft.com/office/word/2018/wordml" xmlns:w16sdtdh="http://schemas.microsoft.com/office/word/2020/wordml/sdtdatahash" xmlns:w16se="http://schemas.microsoft.com/office/word/2015/wordml/symex" xmlns:wpg="http://schemas.microsoft.com/office/word/2010/wordprocessingGroup" xmlns:wpi="http://schemas.microsoft.com/office/word/2010/wordprocessingInk" xmlns:wne="http://schemas.microsoft.com/office/word/2006/wordml" xmlns:wps="http://schemas.microsoft.com/office/word/2010/wordprocessingShape" mc:Ignorable="w14 w15 w16se w16cid w16 w16cex w16sdtdh wp14">
   <w:p>
     <w:pPr>
       <w:pStyle w:val="a3"/>
@@ -6870,7 +7610,7 @@
 </file>
 
 <file path=word/footer2.xml><?xml version="1.0" encoding="utf-8"?>
-<w:ftr xmlns:wpc="http://schemas.microsoft.com/office/word/2010/wordprocessingCanvas" xmlns:cx="http://schemas.microsoft.com/office/drawing/2014/chartex" xmlns:cx1="http://schemas.microsoft.com/office/drawing/2015/9/8/chartex" xmlns:cx2="http://schemas.microsoft.com/office/drawing/2015/10/21/chartex" xmlns:cx3="http://schemas.microsoft.com/office/drawing/2016/5/9/chartex" xmlns:cx4="http://schemas.microsoft.com/office/drawing/2016/5/10/chartex" xmlns:cx5="http://schemas.microsoft.com/office/drawing/2016/5/11/chartex" xmlns:cx6="http://schemas.microsoft.com/office/drawing/2016/5/12/chartex" xmlns:cx7="http://schemas.microsoft.com/office/drawing/2016/5/13/chartex" xmlns:cx8="http://schemas.microsoft.com/office/drawing/2016/5/14/chartex" xmlns:mc="http://schemas.openxmlformats.org/markup-compatibility/2006" xmlns:aink="http://schemas.microsoft.com/office/drawing/2016/ink" xmlns:am3d="http://schemas.microsoft.com/office/drawing/2017/model3d" xmlns:o="urn:schemas-microsoft-com:office:office" xmlns:r="http://schemas.openxmlformats.org/officeDocument/2006/relationships" xmlns:m="http://schemas.openxmlformats.org/officeDocument/2006/math" xmlns:v="urn:schemas-microsoft-com:vml" xmlns:wp14="http://schemas.microsoft.com/office/word/2010/wordprocessingDrawing" xmlns:wp="http://schemas.openxmlformats.org/drawingml/2006/wordprocessingDrawing" xmlns:w10="urn:schemas-microsoft-com:office:word" xmlns:w="http://schemas.openxmlformats.org/wordprocessingml/2006/main" xmlns:w14="http://schemas.microsoft.com/office/word/2010/wordml" xmlns:w15="http://schemas.microsoft.com/office/word/2012/wordml" xmlns:w16cid="http://schemas.microsoft.com/office/word/2016/wordml/cid" xmlns:w16se="http://schemas.microsoft.com/office/word/2015/wordml/symex" xmlns:wpg="http://schemas.microsoft.com/office/word/2010/wordprocessingGroup" xmlns:wpi="http://schemas.microsoft.com/office/word/2010/wordprocessingInk" xmlns:wne="http://schemas.microsoft.com/office/word/2006/wordml" xmlns:wps="http://schemas.microsoft.com/office/word/2010/wordprocessingShape" mc:Ignorable="w14 w15 w16se w16cid wp14">
+<w:ftr xmlns:wpc="http://schemas.microsoft.com/office/word/2010/wordprocessingCanvas" xmlns:cx="http://schemas.microsoft.com/office/drawing/2014/chartex" xmlns:cx1="http://schemas.microsoft.com/office/drawing/2015/9/8/chartex" xmlns:cx2="http://schemas.microsoft.com/office/drawing/2015/10/21/chartex" xmlns:cx3="http://schemas.microsoft.com/office/drawing/2016/5/9/chartex" xmlns:cx4="http://schemas.microsoft.com/office/drawing/2016/5/10/chartex" xmlns:cx5="http://schemas.microsoft.com/office/drawing/2016/5/11/chartex" xmlns:cx6="http://schemas.microsoft.com/office/drawing/2016/5/12/chartex" xmlns:cx7="http://schemas.microsoft.com/office/drawing/2016/5/13/chartex" xmlns:cx8="http://schemas.microsoft.com/office/drawing/2016/5/14/chartex" xmlns:mc="http://schemas.openxmlformats.org/markup-compatibility/2006" xmlns:aink="http://schemas.microsoft.com/office/drawing/2016/ink" xmlns:am3d="http://schemas.microsoft.com/office/drawing/2017/model3d" xmlns:o="urn:schemas-microsoft-com:office:office" xmlns:oel="http://schemas.microsoft.com/office/2019/extlst" xmlns:r="http://schemas.openxmlformats.org/officeDocument/2006/relationships" xmlns:m="http://schemas.openxmlformats.org/officeDocument/2006/math" xmlns:v="urn:schemas-microsoft-com:vml" xmlns:wp14="http://schemas.microsoft.com/office/word/2010/wordprocessingDrawing" xmlns:wp="http://schemas.openxmlformats.org/drawingml/2006/wordprocessingDrawing" xmlns:w10="urn:schemas-microsoft-com:office:word" xmlns:w="http://schemas.openxmlformats.org/wordprocessingml/2006/main" xmlns:w14="http://schemas.microsoft.com/office/word/2010/wordml" xmlns:w15="http://schemas.microsoft.com/office/word/2012/wordml" xmlns:w16cex="http://schemas.microsoft.com/office/word/2018/wordml/cex" xmlns:w16cid="http://schemas.microsoft.com/office/word/2016/wordml/cid" xmlns:w16="http://schemas.microsoft.com/office/word/2018/wordml" xmlns:w16sdtdh="http://schemas.microsoft.com/office/word/2020/wordml/sdtdatahash" xmlns:w16se="http://schemas.microsoft.com/office/word/2015/wordml/symex" xmlns:wpg="http://schemas.microsoft.com/office/word/2010/wordprocessingGroup" xmlns:wpi="http://schemas.microsoft.com/office/word/2010/wordprocessingInk" xmlns:wne="http://schemas.microsoft.com/office/word/2006/wordml" xmlns:wps="http://schemas.microsoft.com/office/word/2010/wordprocessingShape" mc:Ignorable="w14 w15 w16se w16cid w16 w16cex w16sdtdh wp14">
   <w:sdt>
     <w:sdtPr>
       <w:rPr>
@@ -6882,11 +7622,6 @@
         <w:docPartUnique/>
       </w:docPartObj>
     </w:sdtPr>
-    <w:sdtEndPr>
-      <w:rPr>
-        <w:rStyle w:val="a4"/>
-      </w:rPr>
-    </w:sdtEndPr>
     <w:sdtContent>
       <w:p>
         <w:pPr>
@@ -6927,7 +7662,7 @@
 </file>
 
 <file path=word/footer3.xml><?xml version="1.0" encoding="utf-8"?>
-<w:ftr xmlns:wpc="http://schemas.microsoft.com/office/word/2010/wordprocessingCanvas" xmlns:cx="http://schemas.microsoft.com/office/drawing/2014/chartex" xmlns:cx1="http://schemas.microsoft.com/office/drawing/2015/9/8/chartex" xmlns:cx2="http://schemas.microsoft.com/office/drawing/2015/10/21/chartex" xmlns:cx3="http://schemas.microsoft.com/office/drawing/2016/5/9/chartex" xmlns:cx4="http://schemas.microsoft.com/office/drawing/2016/5/10/chartex" xmlns:cx5="http://schemas.microsoft.com/office/drawing/2016/5/11/chartex" xmlns:cx6="http://schemas.microsoft.com/office/drawing/2016/5/12/chartex" xmlns:cx7="http://schemas.microsoft.com/office/drawing/2016/5/13/chartex" xmlns:cx8="http://schemas.microsoft.com/office/drawing/2016/5/14/chartex" xmlns:mc="http://schemas.openxmlformats.org/markup-compatibility/2006" xmlns:aink="http://schemas.microsoft.com/office/drawing/2016/ink" xmlns:am3d="http://schemas.microsoft.com/office/drawing/2017/model3d" xmlns:o="urn:schemas-microsoft-com:office:office" xmlns:r="http://schemas.openxmlformats.org/officeDocument/2006/relationships" xmlns:m="http://schemas.openxmlformats.org/officeDocument/2006/math" xmlns:v="urn:schemas-microsoft-com:vml" xmlns:wp14="http://schemas.microsoft.com/office/word/2010/wordprocessingDrawing" xmlns:wp="http://schemas.openxmlformats.org/drawingml/2006/wordprocessingDrawing" xmlns:w10="urn:schemas-microsoft-com:office:word" xmlns:w="http://schemas.openxmlformats.org/wordprocessingml/2006/main" xmlns:w14="http://schemas.microsoft.com/office/word/2010/wordml" xmlns:w15="http://schemas.microsoft.com/office/word/2012/wordml" xmlns:w16cid="http://schemas.microsoft.com/office/word/2016/wordml/cid" xmlns:w16se="http://schemas.microsoft.com/office/word/2015/wordml/symex" xmlns:wpg="http://schemas.microsoft.com/office/word/2010/wordprocessingGroup" xmlns:wpi="http://schemas.microsoft.com/office/word/2010/wordprocessingInk" xmlns:wne="http://schemas.microsoft.com/office/word/2006/wordml" xmlns:wps="http://schemas.microsoft.com/office/word/2010/wordprocessingShape" mc:Ignorable="w14 w15 w16se w16cid wp14">
+<w:ftr xmlns:wpc="http://schemas.microsoft.com/office/word/2010/wordprocessingCanvas" xmlns:cx="http://schemas.microsoft.com/office/drawing/2014/chartex" xmlns:cx1="http://schemas.microsoft.com/office/drawing/2015/9/8/chartex" xmlns:cx2="http://schemas.microsoft.com/office/drawing/2015/10/21/chartex" xmlns:cx3="http://schemas.microsoft.com/office/drawing/2016/5/9/chartex" xmlns:cx4="http://schemas.microsoft.com/office/drawing/2016/5/10/chartex" xmlns:cx5="http://schemas.microsoft.com/office/drawing/2016/5/11/chartex" xmlns:cx6="http://schemas.microsoft.com/office/drawing/2016/5/12/chartex" xmlns:cx7="http://schemas.microsoft.com/office/drawing/2016/5/13/chartex" xmlns:cx8="http://schemas.microsoft.com/office/drawing/2016/5/14/chartex" xmlns:mc="http://schemas.openxmlformats.org/markup-compatibility/2006" xmlns:aink="http://schemas.microsoft.com/office/drawing/2016/ink" xmlns:am3d="http://schemas.microsoft.com/office/drawing/2017/model3d" xmlns:o="urn:schemas-microsoft-com:office:office" xmlns:oel="http://schemas.microsoft.com/office/2019/extlst" xmlns:r="http://schemas.openxmlformats.org/officeDocument/2006/relationships" xmlns:m="http://schemas.openxmlformats.org/officeDocument/2006/math" xmlns:v="urn:schemas-microsoft-com:vml" xmlns:wp14="http://schemas.microsoft.com/office/word/2010/wordprocessingDrawing" xmlns:wp="http://schemas.openxmlformats.org/drawingml/2006/wordprocessingDrawing" xmlns:w10="urn:schemas-microsoft-com:office:word" xmlns:w="http://schemas.openxmlformats.org/wordprocessingml/2006/main" xmlns:w14="http://schemas.microsoft.com/office/word/2010/wordml" xmlns:w15="http://schemas.microsoft.com/office/word/2012/wordml" xmlns:w16cex="http://schemas.microsoft.com/office/word/2018/wordml/cex" xmlns:w16cid="http://schemas.microsoft.com/office/word/2016/wordml/cid" xmlns:w16="http://schemas.microsoft.com/office/word/2018/wordml" xmlns:w16sdtdh="http://schemas.microsoft.com/office/word/2020/wordml/sdtdatahash" xmlns:w16se="http://schemas.microsoft.com/office/word/2015/wordml/symex" xmlns:wpg="http://schemas.microsoft.com/office/word/2010/wordprocessingGroup" xmlns:wpi="http://schemas.microsoft.com/office/word/2010/wordprocessingInk" xmlns:wne="http://schemas.microsoft.com/office/word/2006/wordml" xmlns:wps="http://schemas.microsoft.com/office/word/2010/wordprocessingShape" mc:Ignorable="w14 w15 w16se w16cid w16 w16cex w16sdtdh wp14">
   <w:sdt>
     <w:sdtPr>
       <w:rPr>
@@ -6939,11 +7674,6 @@
         <w:docPartUnique/>
       </w:docPartObj>
     </w:sdtPr>
-    <w:sdtEndPr>
-      <w:rPr>
-        <w:rStyle w:val="a4"/>
-      </w:rPr>
-    </w:sdtEndPr>
     <w:sdtContent>
       <w:p>
         <w:pPr>
@@ -6997,7 +7727,7 @@
 </file>
 
 <file path=word/footnotes.xml><?xml version="1.0" encoding="utf-8"?>
-<w:footnotes xmlns:wpc="http://schemas.microsoft.com/office/word/2010/wordprocessingCanvas" xmlns:cx="http://schemas.microsoft.com/office/drawing/2014/chartex" xmlns:cx1="http://schemas.microsoft.com/office/drawing/2015/9/8/chartex" xmlns:cx2="http://schemas.microsoft.com/office/drawing/2015/10/21/chartex" xmlns:cx3="http://schemas.microsoft.com/office/drawing/2016/5/9/chartex" xmlns:cx4="http://schemas.microsoft.com/office/drawing/2016/5/10/chartex" xmlns:cx5="http://schemas.microsoft.com/office/drawing/2016/5/11/chartex" xmlns:cx6="http://schemas.microsoft.com/office/drawing/2016/5/12/chartex" xmlns:cx7="http://schemas.microsoft.com/office/drawing/2016/5/13/chartex" xmlns:cx8="http://schemas.microsoft.com/office/drawing/2016/5/14/chartex" xmlns:mc="http://schemas.openxmlformats.org/markup-compatibility/2006" xmlns:aink="http://schemas.microsoft.com/office/drawing/2016/ink" xmlns:am3d="http://schemas.microsoft.com/office/drawing/2017/model3d" xmlns:o="urn:schemas-microsoft-com:office:office" xmlns:r="http://schemas.openxmlformats.org/officeDocument/2006/relationships" xmlns:m="http://schemas.openxmlformats.org/officeDocument/2006/math" xmlns:v="urn:schemas-microsoft-com:vml" xmlns:wp14="http://schemas.microsoft.com/office/word/2010/wordprocessingDrawing" xmlns:wp="http://schemas.openxmlformats.org/drawingml/2006/wordprocessingDrawing" xmlns:w10="urn:schemas-microsoft-com:office:word" xmlns:w="http://schemas.openxmlformats.org/wordprocessingml/2006/main" xmlns:w14="http://schemas.microsoft.com/office/word/2010/wordml" xmlns:w15="http://schemas.microsoft.com/office/word/2012/wordml" xmlns:w16cid="http://schemas.microsoft.com/office/word/2016/wordml/cid" xmlns:w16se="http://schemas.microsoft.com/office/word/2015/wordml/symex" xmlns:wpg="http://schemas.microsoft.com/office/word/2010/wordprocessingGroup" xmlns:wpi="http://schemas.microsoft.com/office/word/2010/wordprocessingInk" xmlns:wne="http://schemas.microsoft.com/office/word/2006/wordml" xmlns:wps="http://schemas.microsoft.com/office/word/2010/wordprocessingShape" mc:Ignorable="w14 w15 w16se w16cid wp14">
+<w:footnotes xmlns:wpc="http://schemas.microsoft.com/office/word/2010/wordprocessingCanvas" xmlns:cx="http://schemas.microsoft.com/office/drawing/2014/chartex" xmlns:cx1="http://schemas.microsoft.com/office/drawing/2015/9/8/chartex" xmlns:cx2="http://schemas.microsoft.com/office/drawing/2015/10/21/chartex" xmlns:cx3="http://schemas.microsoft.com/office/drawing/2016/5/9/chartex" xmlns:cx4="http://schemas.microsoft.com/office/drawing/2016/5/10/chartex" xmlns:cx5="http://schemas.microsoft.com/office/drawing/2016/5/11/chartex" xmlns:cx6="http://schemas.microsoft.com/office/drawing/2016/5/12/chartex" xmlns:cx7="http://schemas.microsoft.com/office/drawing/2016/5/13/chartex" xmlns:cx8="http://schemas.microsoft.com/office/drawing/2016/5/14/chartex" xmlns:mc="http://schemas.openxmlformats.org/markup-compatibility/2006" xmlns:aink="http://schemas.microsoft.com/office/drawing/2016/ink" xmlns:am3d="http://schemas.microsoft.com/office/drawing/2017/model3d" xmlns:o="urn:schemas-microsoft-com:office:office" xmlns:oel="http://schemas.microsoft.com/office/2019/extlst" xmlns:r="http://schemas.openxmlformats.org/officeDocument/2006/relationships" xmlns:m="http://schemas.openxmlformats.org/officeDocument/2006/math" xmlns:v="urn:schemas-microsoft-com:vml" xmlns:wp14="http://schemas.microsoft.com/office/word/2010/wordprocessingDrawing" xmlns:wp="http://schemas.openxmlformats.org/drawingml/2006/wordprocessingDrawing" xmlns:w10="urn:schemas-microsoft-com:office:word" xmlns:w="http://schemas.openxmlformats.org/wordprocessingml/2006/main" xmlns:w14="http://schemas.microsoft.com/office/word/2010/wordml" xmlns:w15="http://schemas.microsoft.com/office/word/2012/wordml" xmlns:w16cex="http://schemas.microsoft.com/office/word/2018/wordml/cex" xmlns:w16cid="http://schemas.microsoft.com/office/word/2016/wordml/cid" xmlns:w16="http://schemas.microsoft.com/office/word/2018/wordml" xmlns:w16sdtdh="http://schemas.microsoft.com/office/word/2020/wordml/sdtdatahash" xmlns:w16se="http://schemas.microsoft.com/office/word/2015/wordml/symex" xmlns:wpg="http://schemas.microsoft.com/office/word/2010/wordprocessingGroup" xmlns:wpi="http://schemas.microsoft.com/office/word/2010/wordprocessingInk" xmlns:wne="http://schemas.microsoft.com/office/word/2006/wordml" xmlns:wps="http://schemas.microsoft.com/office/word/2010/wordprocessingShape" mc:Ignorable="w14 w15 w16se w16cid w16 w16cex w16sdtdh wp14">
   <w:footnote w:type="separator" w:id="-1">
     <w:p>
       <w:r>
@@ -7016,7 +7746,7 @@
 </file>
 
 <file path=word/numbering.xml><?xml version="1.0" encoding="utf-8"?>
-<w:numbering xmlns:wpc="http://schemas.microsoft.com/office/word/2010/wordprocessingCanvas" xmlns:cx="http://schemas.microsoft.com/office/drawing/2014/chartex" xmlns:cx1="http://schemas.microsoft.com/office/drawing/2015/9/8/chartex" xmlns:cx2="http://schemas.microsoft.com/office/drawing/2015/10/21/chartex" xmlns:cx3="http://schemas.microsoft.com/office/drawing/2016/5/9/chartex" xmlns:cx4="http://schemas.microsoft.com/office/drawing/2016/5/10/chartex" xmlns:cx5="http://schemas.microsoft.com/office/drawing/2016/5/11/chartex" xmlns:cx6="http://schemas.microsoft.com/office/drawing/2016/5/12/chartex" xmlns:cx7="http://schemas.microsoft.com/office/drawing/2016/5/13/chartex" xmlns:cx8="http://schemas.microsoft.com/office/drawing/2016/5/14/chartex" xmlns:mc="http://schemas.openxmlformats.org/markup-compatibility/2006" xmlns:aink="http://schemas.microsoft.com/office/drawing/2016/ink" xmlns:am3d="http://schemas.microsoft.com/office/drawing/2017/model3d" xmlns:o="urn:schemas-microsoft-com:office:office" xmlns:r="http://schemas.openxmlformats.org/officeDocument/2006/relationships" xmlns:m="http://schemas.openxmlformats.org/officeDocument/2006/math" xmlns:v="urn:schemas-microsoft-com:vml" xmlns:wp14="http://schemas.microsoft.com/office/word/2010/wordprocessingDrawing" xmlns:wp="http://schemas.openxmlformats.org/drawingml/2006/wordprocessingDrawing" xmlns:w10="urn:schemas-microsoft-com:office:word" xmlns:w="http://schemas.openxmlformats.org/wordprocessingml/2006/main" xmlns:w14="http://schemas.microsoft.com/office/word/2010/wordml" xmlns:w15="http://schemas.microsoft.com/office/word/2012/wordml" xmlns:w16cid="http://schemas.microsoft.com/office/word/2016/wordml/cid" xmlns:w16se="http://schemas.microsoft.com/office/word/2015/wordml/symex" xmlns:wpg="http://schemas.microsoft.com/office/word/2010/wordprocessingGroup" xmlns:wpi="http://schemas.microsoft.com/office/word/2010/wordprocessingInk" xmlns:wne="http://schemas.microsoft.com/office/word/2006/wordml" xmlns:wps="http://schemas.microsoft.com/office/word/2010/wordprocessingShape" mc:Ignorable="w14 w15 w16se w16cid wp14">
+<w:numbering xmlns:wpc="http://schemas.microsoft.com/office/word/2010/wordprocessingCanvas" xmlns:cx="http://schemas.microsoft.com/office/drawing/2014/chartex" xmlns:cx1="http://schemas.microsoft.com/office/drawing/2015/9/8/chartex" xmlns:cx2="http://schemas.microsoft.com/office/drawing/2015/10/21/chartex" xmlns:cx3="http://schemas.microsoft.com/office/drawing/2016/5/9/chartex" xmlns:cx4="http://schemas.microsoft.com/office/drawing/2016/5/10/chartex" xmlns:cx5="http://schemas.microsoft.com/office/drawing/2016/5/11/chartex" xmlns:cx6="http://schemas.microsoft.com/office/drawing/2016/5/12/chartex" xmlns:cx7="http://schemas.microsoft.com/office/drawing/2016/5/13/chartex" xmlns:cx8="http://schemas.microsoft.com/office/drawing/2016/5/14/chartex" xmlns:mc="http://schemas.openxmlformats.org/markup-compatibility/2006" xmlns:aink="http://schemas.microsoft.com/office/drawing/2016/ink" xmlns:am3d="http://schemas.microsoft.com/office/drawing/2017/model3d" xmlns:o="urn:schemas-microsoft-com:office:office" xmlns:oel="http://schemas.microsoft.com/office/2019/extlst" xmlns:r="http://schemas.openxmlformats.org/officeDocument/2006/relationships" xmlns:m="http://schemas.openxmlformats.org/officeDocument/2006/math" xmlns:v="urn:schemas-microsoft-com:vml" xmlns:wp14="http://schemas.microsoft.com/office/word/2010/wordprocessingDrawing" xmlns:wp="http://schemas.openxmlformats.org/drawingml/2006/wordprocessingDrawing" xmlns:w10="urn:schemas-microsoft-com:office:word" xmlns:w="http://schemas.openxmlformats.org/wordprocessingml/2006/main" xmlns:w14="http://schemas.microsoft.com/office/word/2010/wordml" xmlns:w15="http://schemas.microsoft.com/office/word/2012/wordml" xmlns:w16cex="http://schemas.microsoft.com/office/word/2018/wordml/cex" xmlns:w16cid="http://schemas.microsoft.com/office/word/2016/wordml/cid" xmlns:w16="http://schemas.microsoft.com/office/word/2018/wordml" xmlns:w16sdtdh="http://schemas.microsoft.com/office/word/2020/wordml/sdtdatahash" xmlns:w16se="http://schemas.microsoft.com/office/word/2015/wordml/symex" xmlns:wpg="http://schemas.microsoft.com/office/word/2010/wordprocessingGroup" xmlns:wpi="http://schemas.microsoft.com/office/word/2010/wordprocessingInk" xmlns:wne="http://schemas.microsoft.com/office/word/2006/wordml" xmlns:wps="http://schemas.microsoft.com/office/word/2010/wordprocessingShape" mc:Ignorable="w14 w15 w16se w16cid w16 w16cex w16sdtdh wp14">
   <w:abstractNum w:abstractNumId="0" w15:restartNumberingAfterBreak="0">
     <w:nsid w:val="2ACC1233"/>
     <w:multiLevelType w:val="hybridMultilevel"/>
@@ -7375,23 +8105,23 @@
       </w:pPr>
     </w:lvl>
   </w:abstractNum>
-  <w:num w:numId="1">
+  <w:num w:numId="1" w16cid:durableId="1299144368">
     <w:abstractNumId w:val="3"/>
   </w:num>
-  <w:num w:numId="2">
+  <w:num w:numId="2" w16cid:durableId="776143834">
     <w:abstractNumId w:val="0"/>
   </w:num>
-  <w:num w:numId="3">
+  <w:num w:numId="3" w16cid:durableId="406878749">
     <w:abstractNumId w:val="2"/>
   </w:num>
-  <w:num w:numId="4">
+  <w:num w:numId="4" w16cid:durableId="1912763438">
     <w:abstractNumId w:val="1"/>
   </w:num>
 </w:numbering>
 </file>
 
 <file path=word/styles.xml><?xml version="1.0" encoding="utf-8"?>
-<w:styles xmlns:mc="http://schemas.openxmlformats.org/markup-compatibility/2006" xmlns:r="http://schemas.openxmlformats.org/officeDocument/2006/relationships" xmlns:w="http://schemas.openxmlformats.org/wordprocessingml/2006/main" xmlns:w14="http://schemas.microsoft.com/office/word/2010/wordml" xmlns:w15="http://schemas.microsoft.com/office/word/2012/wordml" xmlns:w16cid="http://schemas.microsoft.com/office/word/2016/wordml/cid" xmlns:w16se="http://schemas.microsoft.com/office/word/2015/wordml/symex" mc:Ignorable="w14 w15 w16se w16cid">
+<w:styles xmlns:mc="http://schemas.openxmlformats.org/markup-compatibility/2006" xmlns:r="http://schemas.openxmlformats.org/officeDocument/2006/relationships" xmlns:w="http://schemas.openxmlformats.org/wordprocessingml/2006/main" xmlns:w14="http://schemas.microsoft.com/office/word/2010/wordml" xmlns:w15="http://schemas.microsoft.com/office/word/2012/wordml" xmlns:w16cex="http://schemas.microsoft.com/office/word/2018/wordml/cex" xmlns:w16cid="http://schemas.microsoft.com/office/word/2016/wordml/cid" xmlns:w16="http://schemas.microsoft.com/office/word/2018/wordml" xmlns:w16sdtdh="http://schemas.microsoft.com/office/word/2020/wordml/sdtdatahash" xmlns:w16se="http://schemas.microsoft.com/office/word/2015/wordml/symex" mc:Ignorable="w14 w15 w16se w16cid w16 w16cex w16sdtdh">
   <w:docDefaults>
     <w:rPrDefault>
       <w:rPr>
@@ -7401,7 +8131,7 @@
     </w:rPrDefault>
     <w:pPrDefault/>
   </w:docDefaults>
-  <w:latentStyles w:defLockedState="0" w:defUIPriority="0" w:defSemiHidden="0" w:defUnhideWhenUsed="0" w:defQFormat="0" w:count="375">
+  <w:latentStyles w:defLockedState="0" w:defUIPriority="0" w:defSemiHidden="0" w:defUnhideWhenUsed="0" w:defQFormat="0" w:count="376">
     <w:lsdException w:name="Normal" w:qFormat="1"/>
     <w:lsdException w:name="heading 1" w:uiPriority="9" w:qFormat="1"/>
     <w:lsdException w:name="heading 2" w:semiHidden="1" w:unhideWhenUsed="1" w:qFormat="1"/>
@@ -7684,6 +8414,7 @@
     <w:lsdException w:name="Smart Hyperlink" w:semiHidden="1" w:uiPriority="99" w:unhideWhenUsed="1"/>
     <w:lsdException w:name="Hashtag" w:semiHidden="1" w:uiPriority="99" w:unhideWhenUsed="1"/>
     <w:lsdException w:name="Unresolved Mention" w:semiHidden="1" w:uiPriority="99" w:unhideWhenUsed="1"/>
+    <w:lsdException w:name="Smart Link" w:semiHidden="1" w:uiPriority="99" w:unhideWhenUsed="1"/>
   </w:latentStyles>
   <w:style w:type="paragraph" w:default="1" w:styleId="a">
     <w:name w:val="Normal"/>
